--- a/HW3/HW3_Object_Detection.docx
+++ b/HW3/HW3_Object_Detection.docx
@@ -5,7 +5,6 @@
     <w:p>
       <w:pPr>
         <w:pStyle w:val="a3"/>
-        <w:jc w:val="both"/>
         <w:rPr>
           <w:rFonts w:ascii="標楷體" w:eastAsia="標楷體" w:hAnsi="標楷體"/>
           <w:color w:val="000000" w:themeColor="text1"/>
@@ -15,7 +14,6 @@
     <w:p>
       <w:pPr>
         <w:pStyle w:val="a3"/>
-        <w:jc w:val="both"/>
         <w:rPr>
           <w:rFonts w:ascii="標楷體" w:eastAsia="標楷體" w:hAnsi="標楷體"/>
           <w:color w:val="000000" w:themeColor="text1"/>
@@ -25,7 +23,6 @@
     <w:p>
       <w:pPr>
         <w:pStyle w:val="a3"/>
-        <w:jc w:val="both"/>
         <w:rPr>
           <w:rFonts w:ascii="標楷體" w:eastAsia="標楷體" w:hAnsi="標楷體"/>
           <w:color w:val="000000" w:themeColor="text1"/>
@@ -35,7 +32,6 @@
     <w:p>
       <w:pPr>
         <w:pStyle w:val="a3"/>
-        <w:jc w:val="both"/>
         <w:rPr>
           <w:rFonts w:ascii="標楷體" w:eastAsia="標楷體" w:hAnsi="標楷體"/>
           <w:color w:val="000000" w:themeColor="text1"/>
@@ -45,7 +41,6 @@
     <w:p>
       <w:pPr>
         <w:pStyle w:val="a3"/>
-        <w:jc w:val="both"/>
         <w:rPr>
           <w:rFonts w:ascii="標楷體" w:eastAsia="標楷體" w:hAnsi="標楷體"/>
           <w:color w:val="000000" w:themeColor="text1"/>
@@ -55,7 +50,6 @@
     <w:p>
       <w:pPr>
         <w:pStyle w:val="a3"/>
-        <w:jc w:val="both"/>
         <w:rPr>
           <w:rFonts w:ascii="標楷體" w:eastAsia="標楷體" w:hAnsi="標楷體"/>
           <w:color w:val="000000" w:themeColor="text1"/>
@@ -114,7 +108,6 @@
     <w:p>
       <w:pPr>
         <w:pStyle w:val="a3"/>
-        <w:jc w:val="both"/>
         <w:rPr>
           <w:rFonts w:ascii="標楷體" w:eastAsia="標楷體" w:hAnsi="標楷體"/>
           <w:color w:val="000000" w:themeColor="text1"/>
@@ -166,7 +159,6 @@
     <w:p>
       <w:pPr>
         <w:pStyle w:val="a3"/>
-        <w:jc w:val="both"/>
         <w:rPr>
           <w:rFonts w:ascii="標楷體" w:eastAsia="標楷體" w:hAnsi="標楷體"/>
           <w:color w:val="000000" w:themeColor="text1"/>
@@ -176,7 +168,6 @@
     <w:p>
       <w:pPr>
         <w:pStyle w:val="a3"/>
-        <w:jc w:val="both"/>
         <w:rPr>
           <w:rFonts w:ascii="標楷體" w:eastAsia="標楷體" w:hAnsi="標楷體"/>
           <w:color w:val="000000" w:themeColor="text1"/>
@@ -186,7 +177,6 @@
     <w:p>
       <w:pPr>
         <w:pStyle w:val="a3"/>
-        <w:jc w:val="both"/>
         <w:rPr>
           <w:rFonts w:ascii="標楷體" w:eastAsia="標楷體" w:hAnsi="標楷體"/>
           <w:color w:val="000000" w:themeColor="text1"/>
@@ -196,7 +186,6 @@
     <w:p>
       <w:pPr>
         <w:pStyle w:val="a3"/>
-        <w:jc w:val="both"/>
         <w:rPr>
           <w:rFonts w:ascii="標楷體" w:eastAsia="標楷體" w:hAnsi="標楷體"/>
           <w:color w:val="000000" w:themeColor="text1"/>
@@ -207,7 +196,6 @@
       <w:pPr>
         <w:pStyle w:val="a5"/>
         <w:spacing w:line="240" w:lineRule="auto"/>
-        <w:jc w:val="both"/>
         <w:rPr>
           <w:rFonts w:ascii="標楷體" w:eastAsia="標楷體" w:hAnsi="標楷體"/>
           <w:color w:val="000000" w:themeColor="text1"/>
@@ -267,7 +255,6 @@
       <w:pPr>
         <w:pStyle w:val="a5"/>
         <w:spacing w:line="240" w:lineRule="auto"/>
-        <w:jc w:val="both"/>
         <w:rPr>
           <w:rFonts w:ascii="標楷體" w:eastAsia="標楷體" w:hAnsi="標楷體"/>
           <w:color w:val="000000" w:themeColor="text1"/>
@@ -364,9 +351,7 @@
           <w:pPr>
             <w:pStyle w:val="11"/>
             <w:rPr>
-              <w:rFonts w:ascii="標楷體" w:eastAsia="標楷體" w:hAnsi="標楷體"/>
               <w:noProof/>
-              <w:color w:val="000000" w:themeColor="text1"/>
             </w:rPr>
           </w:pPr>
           <w:r>
@@ -390,75 +375,60 @@
             </w:rPr>
             <w:fldChar w:fldCharType="separate"/>
           </w:r>
-          <w:hyperlink w:anchor="_Toc214485436" w:history="1">
+          <w:hyperlink w:anchor="_Toc216530857" w:history="1">
             <w:r>
               <w:rPr>
                 <w:rStyle w:val="ae"/>
                 <w:rFonts w:ascii="標楷體" w:eastAsia="標楷體" w:hAnsi="標楷體"/>
                 <w:noProof/>
-                <w:color w:val="000000" w:themeColor="text1"/>
               </w:rPr>
               <w:t>Environment</w:t>
             </w:r>
             <w:r>
               <w:rPr>
-                <w:rFonts w:ascii="標楷體" w:eastAsia="標楷體" w:hAnsi="標楷體"/>
-                <w:noProof/>
-                <w:webHidden/>
-                <w:color w:val="000000" w:themeColor="text1"/>
+                <w:noProof/>
+                <w:webHidden/>
               </w:rPr>
               <w:tab/>
             </w:r>
             <w:r>
               <w:rPr>
-                <w:rFonts w:ascii="標楷體" w:eastAsia="標楷體" w:hAnsi="標楷體"/>
-                <w:noProof/>
-                <w:webHidden/>
-                <w:color w:val="000000" w:themeColor="text1"/>
+                <w:noProof/>
+                <w:webHidden/>
               </w:rPr>
               <w:fldChar w:fldCharType="begin"/>
             </w:r>
             <w:r>
               <w:rPr>
-                <w:rFonts w:ascii="標楷體" w:eastAsia="標楷體" w:hAnsi="標楷體"/>
-                <w:noProof/>
-                <w:webHidden/>
-                <w:color w:val="000000" w:themeColor="text1"/>
-              </w:rPr>
-              <w:instrText xml:space="preserve"> PAGEREF _Toc214485436 \h </w:instrText>
-            </w:r>
-            <w:r>
-              <w:rPr>
-                <w:rFonts w:ascii="標楷體" w:eastAsia="標楷體" w:hAnsi="標楷體"/>
-                <w:noProof/>
-                <w:webHidden/>
-                <w:color w:val="000000" w:themeColor="text1"/>
-              </w:rPr>
-            </w:r>
-            <w:r>
-              <w:rPr>
-                <w:rFonts w:ascii="標楷體" w:eastAsia="標楷體" w:hAnsi="標楷體"/>
-                <w:noProof/>
-                <w:webHidden/>
-                <w:color w:val="000000" w:themeColor="text1"/>
+                <w:noProof/>
+                <w:webHidden/>
+              </w:rPr>
+              <w:instrText xml:space="preserve"> PAGEREF _Toc216530857 \h </w:instrText>
+            </w:r>
+            <w:r>
+              <w:rPr>
+                <w:noProof/>
+                <w:webHidden/>
+              </w:rPr>
+            </w:r>
+            <w:r>
+              <w:rPr>
+                <w:noProof/>
+                <w:webHidden/>
               </w:rPr>
               <w:fldChar w:fldCharType="separate"/>
             </w:r>
             <w:r>
               <w:rPr>
-                <w:rFonts w:ascii="標楷體" w:eastAsia="標楷體" w:hAnsi="標楷體"/>
-                <w:noProof/>
-                <w:webHidden/>
-                <w:color w:val="000000" w:themeColor="text1"/>
-              </w:rPr>
-              <w:t>3</w:t>
-            </w:r>
-            <w:r>
-              <w:rPr>
-                <w:rFonts w:ascii="標楷體" w:eastAsia="標楷體" w:hAnsi="標楷體"/>
-                <w:noProof/>
-                <w:webHidden/>
-                <w:color w:val="000000" w:themeColor="text1"/>
+                <w:noProof/>
+                <w:webHidden/>
+              </w:rPr>
+              <w:t>4</w:t>
+            </w:r>
+            <w:r>
+              <w:rPr>
+                <w:noProof/>
+                <w:webHidden/>
               </w:rPr>
               <w:fldChar w:fldCharType="end"/>
             </w:r>
@@ -468,80 +438,71 @@
           <w:pPr>
             <w:pStyle w:val="11"/>
             <w:rPr>
-              <w:rFonts w:ascii="標楷體" w:eastAsia="標楷體" w:hAnsi="標楷體"/>
               <w:noProof/>
-              <w:color w:val="000000" w:themeColor="text1"/>
             </w:rPr>
           </w:pPr>
-          <w:hyperlink w:anchor="_Toc214485437" w:history="1">
+          <w:hyperlink w:anchor="_Toc216530858" w:history="1">
+            <w:r>
+              <w:rPr>
+                <w:rStyle w:val="ae"/>
+                <w:rFonts w:ascii="標楷體" w:eastAsia="標楷體" w:hAnsi="標楷體" w:hint="eastAsia"/>
+                <w:noProof/>
+              </w:rPr>
+              <w:t>一、</w:t>
+            </w:r>
             <w:r>
               <w:rPr>
                 <w:rStyle w:val="ae"/>
                 <w:rFonts w:ascii="標楷體" w:eastAsia="標楷體" w:hAnsi="標楷體"/>
                 <w:noProof/>
-                <w:color w:val="000000" w:themeColor="text1"/>
-              </w:rPr>
-              <w:t>Edge detection</w:t>
-            </w:r>
-            <w:r>
-              <w:rPr>
-                <w:rFonts w:ascii="標楷體" w:eastAsia="標楷體" w:hAnsi="標楷體"/>
-                <w:noProof/>
-                <w:webHidden/>
-                <w:color w:val="000000" w:themeColor="text1"/>
+              </w:rPr>
+              <w:t>Generalized Hough Transform</w:t>
+            </w:r>
+            <w:r>
+              <w:rPr>
+                <w:noProof/>
+                <w:webHidden/>
               </w:rPr>
               <w:tab/>
             </w:r>
             <w:r>
               <w:rPr>
-                <w:rFonts w:ascii="標楷體" w:eastAsia="標楷體" w:hAnsi="標楷體"/>
-                <w:noProof/>
-                <w:webHidden/>
-                <w:color w:val="000000" w:themeColor="text1"/>
+                <w:noProof/>
+                <w:webHidden/>
               </w:rPr>
               <w:fldChar w:fldCharType="begin"/>
             </w:r>
             <w:r>
               <w:rPr>
-                <w:rFonts w:ascii="標楷體" w:eastAsia="標楷體" w:hAnsi="標楷體"/>
-                <w:noProof/>
-                <w:webHidden/>
-                <w:color w:val="000000" w:themeColor="text1"/>
-              </w:rPr>
-              <w:instrText xml:space="preserve"> PAGEREF _Toc214485437 \h </w:instrText>
-            </w:r>
-            <w:r>
-              <w:rPr>
-                <w:rFonts w:ascii="標楷體" w:eastAsia="標楷體" w:hAnsi="標楷體"/>
-                <w:noProof/>
-                <w:webHidden/>
-                <w:color w:val="000000" w:themeColor="text1"/>
-              </w:rPr>
-            </w:r>
-            <w:r>
-              <w:rPr>
-                <w:rFonts w:ascii="標楷體" w:eastAsia="標楷體" w:hAnsi="標楷體"/>
-                <w:noProof/>
-                <w:webHidden/>
-                <w:color w:val="000000" w:themeColor="text1"/>
+                <w:noProof/>
+                <w:webHidden/>
+              </w:rPr>
+              <w:instrText xml:space="preserve"> PAGEREF _Toc216530858 \h </w:instrText>
+            </w:r>
+            <w:r>
+              <w:rPr>
+                <w:noProof/>
+                <w:webHidden/>
+              </w:rPr>
+            </w:r>
+            <w:r>
+              <w:rPr>
+                <w:noProof/>
+                <w:webHidden/>
               </w:rPr>
               <w:fldChar w:fldCharType="separate"/>
             </w:r>
             <w:r>
               <w:rPr>
-                <w:rFonts w:ascii="標楷體" w:eastAsia="標楷體" w:hAnsi="標楷體"/>
-                <w:noProof/>
-                <w:webHidden/>
-                <w:color w:val="000000" w:themeColor="text1"/>
-              </w:rPr>
-              <w:t>3</w:t>
-            </w:r>
-            <w:r>
-              <w:rPr>
-                <w:rFonts w:ascii="標楷體" w:eastAsia="標楷體" w:hAnsi="標楷體"/>
-                <w:noProof/>
-                <w:webHidden/>
-                <w:color w:val="000000" w:themeColor="text1"/>
+                <w:noProof/>
+                <w:webHidden/>
+              </w:rPr>
+              <w:t>4</w:t>
+            </w:r>
+            <w:r>
+              <w:rPr>
+                <w:noProof/>
+                <w:webHidden/>
               </w:rPr>
               <w:fldChar w:fldCharType="end"/>
             </w:r>
@@ -553,83 +514,1590 @@
             <w:tabs>
               <w:tab w:val="right" w:leader="dot" w:pos="8296"/>
             </w:tabs>
-            <w:spacing w:line="240" w:lineRule="auto"/>
-            <w:jc w:val="both"/>
             <w:rPr>
-              <w:rFonts w:ascii="標楷體" w:eastAsia="標楷體" w:hAnsi="標楷體"/>
               <w:noProof/>
-              <w:color w:val="000000" w:themeColor="text1"/>
             </w:rPr>
           </w:pPr>
-          <w:hyperlink w:anchor="_Toc214485438" w:history="1">
+          <w:hyperlink w:anchor="_Toc216530859" w:history="1">
             <w:r>
               <w:rPr>
                 <w:rStyle w:val="ae"/>
                 <w:rFonts w:ascii="標楷體" w:eastAsia="標楷體" w:hAnsi="標楷體"/>
                 <w:noProof/>
-                <w:color w:val="000000" w:themeColor="text1"/>
-              </w:rPr>
-              <w:t>Sobel</w:t>
-            </w:r>
-            <w:r>
-              <w:rPr>
+              </w:rPr>
+              <w:t xml:space="preserve">1. </w:t>
+            </w:r>
+            <w:r>
+              <w:rPr>
+                <w:rStyle w:val="ae"/>
+                <w:rFonts w:ascii="標楷體" w:eastAsia="標楷體" w:hAnsi="標楷體" w:hint="eastAsia"/>
+                <w:noProof/>
+              </w:rPr>
+              <w:t>基本</w:t>
+            </w:r>
+            <w:r>
+              <w:rPr>
+                <w:rStyle w:val="ae"/>
                 <w:rFonts w:ascii="標楷體" w:eastAsia="標楷體" w:hAnsi="標楷體"/>
                 <w:noProof/>
-                <w:webHidden/>
-                <w:color w:val="000000" w:themeColor="text1"/>
+              </w:rPr>
+              <w:t xml:space="preserve"> GHT </w:t>
+            </w:r>
+            <w:r>
+              <w:rPr>
+                <w:rStyle w:val="ae"/>
+                <w:rFonts w:ascii="標楷體" w:eastAsia="標楷體" w:hAnsi="標楷體" w:hint="eastAsia"/>
+                <w:noProof/>
+              </w:rPr>
+              <w:t>原理概述</w:t>
+            </w:r>
+            <w:r>
+              <w:rPr>
+                <w:noProof/>
+                <w:webHidden/>
               </w:rPr>
               <w:tab/>
             </w:r>
             <w:r>
               <w:rPr>
+                <w:noProof/>
+                <w:webHidden/>
+              </w:rPr>
+              <w:fldChar w:fldCharType="begin"/>
+            </w:r>
+            <w:r>
+              <w:rPr>
+                <w:noProof/>
+                <w:webHidden/>
+              </w:rPr>
+              <w:instrText xml:space="preserve"> PAGEREF _Toc216530859 \h </w:instrText>
+            </w:r>
+            <w:r>
+              <w:rPr>
+                <w:noProof/>
+                <w:webHidden/>
+              </w:rPr>
+            </w:r>
+            <w:r>
+              <w:rPr>
+                <w:noProof/>
+                <w:webHidden/>
+              </w:rPr>
+              <w:fldChar w:fldCharType="separate"/>
+            </w:r>
+            <w:r>
+              <w:rPr>
+                <w:noProof/>
+                <w:webHidden/>
+              </w:rPr>
+              <w:t>4</w:t>
+            </w:r>
+            <w:r>
+              <w:rPr>
+                <w:noProof/>
+                <w:webHidden/>
+              </w:rPr>
+              <w:fldChar w:fldCharType="end"/>
+            </w:r>
+          </w:hyperlink>
+        </w:p>
+        <w:p>
+          <w:pPr>
+            <w:pStyle w:val="21"/>
+            <w:tabs>
+              <w:tab w:val="right" w:leader="dot" w:pos="8296"/>
+            </w:tabs>
+            <w:rPr>
+              <w:noProof/>
+            </w:rPr>
+          </w:pPr>
+          <w:hyperlink w:anchor="_Toc216530860" w:history="1">
+            <w:r>
+              <w:rPr>
+                <w:rStyle w:val="ae"/>
                 <w:rFonts w:ascii="標楷體" w:eastAsia="標楷體" w:hAnsi="標楷體"/>
                 <w:noProof/>
-                <w:webHidden/>
-                <w:color w:val="000000" w:themeColor="text1"/>
+              </w:rPr>
+              <w:t xml:space="preserve">2. </w:t>
+            </w:r>
+            <w:r>
+              <w:rPr>
+                <w:rStyle w:val="ae"/>
+                <w:rFonts w:ascii="標楷體" w:eastAsia="標楷體" w:hAnsi="標楷體" w:hint="eastAsia"/>
+                <w:noProof/>
+              </w:rPr>
+              <w:t>範本前處理與邊緣特徵</w:t>
+            </w:r>
+            <w:r>
+              <w:rPr>
+                <w:noProof/>
+                <w:webHidden/>
+              </w:rPr>
+              <w:tab/>
+            </w:r>
+            <w:r>
+              <w:rPr>
+                <w:noProof/>
+                <w:webHidden/>
               </w:rPr>
               <w:fldChar w:fldCharType="begin"/>
             </w:r>
             <w:r>
               <w:rPr>
+                <w:noProof/>
+                <w:webHidden/>
+              </w:rPr>
+              <w:instrText xml:space="preserve"> PAGEREF _Toc216530860 \h </w:instrText>
+            </w:r>
+            <w:r>
+              <w:rPr>
+                <w:noProof/>
+                <w:webHidden/>
+              </w:rPr>
+            </w:r>
+            <w:r>
+              <w:rPr>
+                <w:noProof/>
+                <w:webHidden/>
+              </w:rPr>
+              <w:fldChar w:fldCharType="separate"/>
+            </w:r>
+            <w:r>
+              <w:rPr>
+                <w:noProof/>
+                <w:webHidden/>
+              </w:rPr>
+              <w:t>5</w:t>
+            </w:r>
+            <w:r>
+              <w:rPr>
+                <w:noProof/>
+                <w:webHidden/>
+              </w:rPr>
+              <w:fldChar w:fldCharType="end"/>
+            </w:r>
+          </w:hyperlink>
+        </w:p>
+        <w:p>
+          <w:pPr>
+            <w:pStyle w:val="21"/>
+            <w:tabs>
+              <w:tab w:val="right" w:leader="dot" w:pos="8296"/>
+            </w:tabs>
+            <w:rPr>
+              <w:noProof/>
+            </w:rPr>
+          </w:pPr>
+          <w:hyperlink w:anchor="_Toc216530861" w:history="1">
+            <w:r>
+              <w:rPr>
+                <w:rStyle w:val="ae"/>
                 <w:rFonts w:ascii="標楷體" w:eastAsia="標楷體" w:hAnsi="標楷體"/>
                 <w:noProof/>
-                <w:webHidden/>
-                <w:color w:val="000000" w:themeColor="text1"/>
-              </w:rPr>
-              <w:instrText xml:space="preserve"> PAGEREF _Toc214485438 \h </w:instrText>
-            </w:r>
-            <w:r>
-              <w:rPr>
+              </w:rPr>
+              <w:t xml:space="preserve">3. R-table </w:t>
+            </w:r>
+            <w:r>
+              <w:rPr>
+                <w:rStyle w:val="ae"/>
+                <w:rFonts w:ascii="標楷體" w:eastAsia="標楷體" w:hAnsi="標楷體" w:hint="eastAsia"/>
+                <w:noProof/>
+              </w:rPr>
+              <w:t>的建立</w:t>
+            </w:r>
+            <w:r>
+              <w:rPr>
+                <w:noProof/>
+                <w:webHidden/>
+              </w:rPr>
+              <w:tab/>
+            </w:r>
+            <w:r>
+              <w:rPr>
+                <w:noProof/>
+                <w:webHidden/>
+              </w:rPr>
+              <w:fldChar w:fldCharType="begin"/>
+            </w:r>
+            <w:r>
+              <w:rPr>
+                <w:noProof/>
+                <w:webHidden/>
+              </w:rPr>
+              <w:instrText xml:space="preserve"> PAGEREF _Toc216530861 \h </w:instrText>
+            </w:r>
+            <w:r>
+              <w:rPr>
+                <w:noProof/>
+                <w:webHidden/>
+              </w:rPr>
+            </w:r>
+            <w:r>
+              <w:rPr>
+                <w:noProof/>
+                <w:webHidden/>
+              </w:rPr>
+              <w:fldChar w:fldCharType="separate"/>
+            </w:r>
+            <w:r>
+              <w:rPr>
+                <w:noProof/>
+                <w:webHidden/>
+              </w:rPr>
+              <w:t>5</w:t>
+            </w:r>
+            <w:r>
+              <w:rPr>
+                <w:noProof/>
+                <w:webHidden/>
+              </w:rPr>
+              <w:fldChar w:fldCharType="end"/>
+            </w:r>
+          </w:hyperlink>
+        </w:p>
+        <w:p>
+          <w:pPr>
+            <w:pStyle w:val="21"/>
+            <w:tabs>
+              <w:tab w:val="right" w:leader="dot" w:pos="8296"/>
+            </w:tabs>
+            <w:rPr>
+              <w:noProof/>
+            </w:rPr>
+          </w:pPr>
+          <w:hyperlink w:anchor="_Toc216530862" w:history="1">
+            <w:r>
+              <w:rPr>
+                <w:rStyle w:val="ae"/>
                 <w:rFonts w:ascii="標楷體" w:eastAsia="標楷體" w:hAnsi="標楷體"/>
                 <w:noProof/>
-                <w:webHidden/>
-                <w:color w:val="000000" w:themeColor="text1"/>
-              </w:rPr>
-            </w:r>
-            <w:r>
-              <w:rPr>
+              </w:rPr>
+              <w:t xml:space="preserve">4. Reference </w:t>
+            </w:r>
+            <w:r>
+              <w:rPr>
+                <w:rStyle w:val="ae"/>
+                <w:rFonts w:ascii="標楷體" w:eastAsia="標楷體" w:hAnsi="標楷體" w:hint="eastAsia"/>
+                <w:noProof/>
+              </w:rPr>
+              <w:t>影像投票（基本</w:t>
+            </w:r>
+            <w:r>
+              <w:rPr>
+                <w:rStyle w:val="ae"/>
                 <w:rFonts w:ascii="標楷體" w:eastAsia="標楷體" w:hAnsi="標楷體"/>
                 <w:noProof/>
-                <w:webHidden/>
-                <w:color w:val="000000" w:themeColor="text1"/>
+              </w:rPr>
+              <w:t xml:space="preserve"> GHT</w:t>
+            </w:r>
+            <w:r>
+              <w:rPr>
+                <w:rStyle w:val="ae"/>
+                <w:rFonts w:ascii="標楷體" w:eastAsia="標楷體" w:hAnsi="標楷體" w:hint="eastAsia"/>
+                <w:noProof/>
+              </w:rPr>
+              <w:t>）</w:t>
+            </w:r>
+            <w:r>
+              <w:rPr>
+                <w:noProof/>
+                <w:webHidden/>
+              </w:rPr>
+              <w:tab/>
+            </w:r>
+            <w:r>
+              <w:rPr>
+                <w:noProof/>
+                <w:webHidden/>
+              </w:rPr>
+              <w:fldChar w:fldCharType="begin"/>
+            </w:r>
+            <w:r>
+              <w:rPr>
+                <w:noProof/>
+                <w:webHidden/>
+              </w:rPr>
+              <w:instrText xml:space="preserve"> PAGEREF _Toc216530862 \h </w:instrText>
+            </w:r>
+            <w:r>
+              <w:rPr>
+                <w:noProof/>
+                <w:webHidden/>
+              </w:rPr>
+            </w:r>
+            <w:r>
+              <w:rPr>
+                <w:noProof/>
+                <w:webHidden/>
               </w:rPr>
               <w:fldChar w:fldCharType="separate"/>
             </w:r>
             <w:r>
               <w:rPr>
+                <w:noProof/>
+                <w:webHidden/>
+              </w:rPr>
+              <w:t>5</w:t>
+            </w:r>
+            <w:r>
+              <w:rPr>
+                <w:noProof/>
+                <w:webHidden/>
+              </w:rPr>
+              <w:fldChar w:fldCharType="end"/>
+            </w:r>
+          </w:hyperlink>
+        </w:p>
+        <w:p>
+          <w:pPr>
+            <w:pStyle w:val="21"/>
+            <w:tabs>
+              <w:tab w:val="right" w:leader="dot" w:pos="8296"/>
+            </w:tabs>
+            <w:rPr>
+              <w:noProof/>
+            </w:rPr>
+          </w:pPr>
+          <w:hyperlink w:anchor="_Toc216530863" w:history="1">
+            <w:r>
+              <w:rPr>
+                <w:rStyle w:val="ae"/>
                 <w:rFonts w:ascii="標楷體" w:eastAsia="標楷體" w:hAnsi="標楷體"/>
                 <w:noProof/>
-                <w:webHidden/>
-                <w:color w:val="000000" w:themeColor="text1"/>
-              </w:rPr>
-              <w:t>3</w:t>
-            </w:r>
-            <w:r>
-              <w:rPr>
+              </w:rPr>
+              <w:t xml:space="preserve">5. </w:t>
+            </w:r>
+            <w:r>
+              <w:rPr>
+                <w:rStyle w:val="ae"/>
+                <w:rFonts w:ascii="標楷體" w:eastAsia="標楷體" w:hAnsi="標楷體" w:hint="eastAsia"/>
+                <w:noProof/>
+              </w:rPr>
+              <w:t>偵測結果呈現</w:t>
+            </w:r>
+            <w:r>
+              <w:rPr>
+                <w:noProof/>
+                <w:webHidden/>
+              </w:rPr>
+              <w:tab/>
+            </w:r>
+            <w:r>
+              <w:rPr>
+                <w:noProof/>
+                <w:webHidden/>
+              </w:rPr>
+              <w:fldChar w:fldCharType="begin"/>
+            </w:r>
+            <w:r>
+              <w:rPr>
+                <w:noProof/>
+                <w:webHidden/>
+              </w:rPr>
+              <w:instrText xml:space="preserve"> PAGEREF _Toc216530863 \h </w:instrText>
+            </w:r>
+            <w:r>
+              <w:rPr>
+                <w:noProof/>
+                <w:webHidden/>
+              </w:rPr>
+            </w:r>
+            <w:r>
+              <w:rPr>
+                <w:noProof/>
+                <w:webHidden/>
+              </w:rPr>
+              <w:fldChar w:fldCharType="separate"/>
+            </w:r>
+            <w:r>
+              <w:rPr>
+                <w:noProof/>
+                <w:webHidden/>
+              </w:rPr>
+              <w:t>6</w:t>
+            </w:r>
+            <w:r>
+              <w:rPr>
+                <w:noProof/>
+                <w:webHidden/>
+              </w:rPr>
+              <w:fldChar w:fldCharType="end"/>
+            </w:r>
+          </w:hyperlink>
+        </w:p>
+        <w:p>
+          <w:pPr>
+            <w:pStyle w:val="11"/>
+            <w:rPr>
+              <w:noProof/>
+            </w:rPr>
+          </w:pPr>
+          <w:hyperlink w:anchor="_Toc216530864" w:history="1">
+            <w:r>
+              <w:rPr>
+                <w:rStyle w:val="ae"/>
+                <w:rFonts w:ascii="標楷體" w:eastAsia="標楷體" w:hAnsi="標楷體" w:hint="eastAsia"/>
+                <w:noProof/>
+              </w:rPr>
+              <w:t>二、</w:t>
+            </w:r>
+            <w:r>
+              <w:rPr>
+                <w:rStyle w:val="ae"/>
                 <w:rFonts w:ascii="標楷體" w:eastAsia="標楷體" w:hAnsi="標楷體"/>
                 <w:noProof/>
-                <w:webHidden/>
-                <w:color w:val="000000" w:themeColor="text1"/>
+              </w:rPr>
+              <w:t>GHT with Rotation</w:t>
+            </w:r>
+            <w:r>
+              <w:rPr>
+                <w:noProof/>
+                <w:webHidden/>
+              </w:rPr>
+              <w:tab/>
+            </w:r>
+            <w:r>
+              <w:rPr>
+                <w:noProof/>
+                <w:webHidden/>
+              </w:rPr>
+              <w:fldChar w:fldCharType="begin"/>
+            </w:r>
+            <w:r>
+              <w:rPr>
+                <w:noProof/>
+                <w:webHidden/>
+              </w:rPr>
+              <w:instrText xml:space="preserve"> PAGEREF _Toc216530864 \h </w:instrText>
+            </w:r>
+            <w:r>
+              <w:rPr>
+                <w:noProof/>
+                <w:webHidden/>
+              </w:rPr>
+            </w:r>
+            <w:r>
+              <w:rPr>
+                <w:noProof/>
+                <w:webHidden/>
+              </w:rPr>
+              <w:fldChar w:fldCharType="separate"/>
+            </w:r>
+            <w:r>
+              <w:rPr>
+                <w:noProof/>
+                <w:webHidden/>
+              </w:rPr>
+              <w:t>7</w:t>
+            </w:r>
+            <w:r>
+              <w:rPr>
+                <w:noProof/>
+                <w:webHidden/>
+              </w:rPr>
+              <w:fldChar w:fldCharType="end"/>
+            </w:r>
+          </w:hyperlink>
+        </w:p>
+        <w:p>
+          <w:pPr>
+            <w:pStyle w:val="21"/>
+            <w:tabs>
+              <w:tab w:val="right" w:leader="dot" w:pos="8296"/>
+            </w:tabs>
+            <w:rPr>
+              <w:noProof/>
+            </w:rPr>
+          </w:pPr>
+          <w:hyperlink w:anchor="_Toc216530865" w:history="1">
+            <w:r>
+              <w:rPr>
+                <w:rStyle w:val="ae"/>
+                <w:rFonts w:ascii="標楷體" w:eastAsia="標楷體" w:hAnsi="標楷體"/>
+                <w:noProof/>
+              </w:rPr>
+              <w:t xml:space="preserve">1. </w:t>
+            </w:r>
+            <w:r>
+              <w:rPr>
+                <w:rStyle w:val="ae"/>
+                <w:rFonts w:ascii="標楷體" w:eastAsia="標楷體" w:hAnsi="標楷體" w:hint="eastAsia"/>
+                <w:noProof/>
+              </w:rPr>
+              <w:t>為何需要旋轉維度</w:t>
+            </w:r>
+            <w:r>
+              <w:rPr>
+                <w:noProof/>
+                <w:webHidden/>
+              </w:rPr>
+              <w:tab/>
+            </w:r>
+            <w:r>
+              <w:rPr>
+                <w:noProof/>
+                <w:webHidden/>
+              </w:rPr>
+              <w:fldChar w:fldCharType="begin"/>
+            </w:r>
+            <w:r>
+              <w:rPr>
+                <w:noProof/>
+                <w:webHidden/>
+              </w:rPr>
+              <w:instrText xml:space="preserve"> PAGEREF _Toc216530865 \h </w:instrText>
+            </w:r>
+            <w:r>
+              <w:rPr>
+                <w:noProof/>
+                <w:webHidden/>
+              </w:rPr>
+            </w:r>
+            <w:r>
+              <w:rPr>
+                <w:noProof/>
+                <w:webHidden/>
+              </w:rPr>
+              <w:fldChar w:fldCharType="separate"/>
+            </w:r>
+            <w:r>
+              <w:rPr>
+                <w:noProof/>
+                <w:webHidden/>
+              </w:rPr>
+              <w:t>7</w:t>
+            </w:r>
+            <w:r>
+              <w:rPr>
+                <w:noProof/>
+                <w:webHidden/>
+              </w:rPr>
+              <w:fldChar w:fldCharType="end"/>
+            </w:r>
+          </w:hyperlink>
+        </w:p>
+        <w:p>
+          <w:pPr>
+            <w:pStyle w:val="21"/>
+            <w:tabs>
+              <w:tab w:val="right" w:leader="dot" w:pos="8296"/>
+            </w:tabs>
+            <w:rPr>
+              <w:noProof/>
+            </w:rPr>
+          </w:pPr>
+          <w:hyperlink w:anchor="_Toc216530866" w:history="1">
+            <w:r>
+              <w:rPr>
+                <w:rStyle w:val="ae"/>
+                <w:rFonts w:ascii="標楷體" w:eastAsia="標楷體" w:hAnsi="標楷體"/>
+                <w:noProof/>
+              </w:rPr>
+              <w:t xml:space="preserve">2. Reference </w:t>
+            </w:r>
+            <w:r>
+              <w:rPr>
+                <w:rStyle w:val="ae"/>
+                <w:rFonts w:ascii="標楷體" w:eastAsia="標楷體" w:hAnsi="標楷體" w:hint="eastAsia"/>
+                <w:noProof/>
+              </w:rPr>
+              <w:t>影像的旋轉前處理</w:t>
+            </w:r>
+            <w:r>
+              <w:rPr>
+                <w:noProof/>
+                <w:webHidden/>
+              </w:rPr>
+              <w:tab/>
+            </w:r>
+            <w:r>
+              <w:rPr>
+                <w:noProof/>
+                <w:webHidden/>
+              </w:rPr>
+              <w:fldChar w:fldCharType="begin"/>
+            </w:r>
+            <w:r>
+              <w:rPr>
+                <w:noProof/>
+                <w:webHidden/>
+              </w:rPr>
+              <w:instrText xml:space="preserve"> PAGEREF _Toc216530866 \h </w:instrText>
+            </w:r>
+            <w:r>
+              <w:rPr>
+                <w:noProof/>
+                <w:webHidden/>
+              </w:rPr>
+            </w:r>
+            <w:r>
+              <w:rPr>
+                <w:noProof/>
+                <w:webHidden/>
+              </w:rPr>
+              <w:fldChar w:fldCharType="separate"/>
+            </w:r>
+            <w:r>
+              <w:rPr>
+                <w:noProof/>
+                <w:webHidden/>
+              </w:rPr>
+              <w:t>7</w:t>
+            </w:r>
+            <w:r>
+              <w:rPr>
+                <w:noProof/>
+                <w:webHidden/>
+              </w:rPr>
+              <w:fldChar w:fldCharType="end"/>
+            </w:r>
+          </w:hyperlink>
+        </w:p>
+        <w:p>
+          <w:pPr>
+            <w:pStyle w:val="21"/>
+            <w:tabs>
+              <w:tab w:val="right" w:leader="dot" w:pos="8296"/>
+            </w:tabs>
+            <w:rPr>
+              <w:noProof/>
+            </w:rPr>
+          </w:pPr>
+          <w:hyperlink w:anchor="_Toc216530867" w:history="1">
+            <w:r>
+              <w:rPr>
+                <w:rStyle w:val="ae"/>
+                <w:rFonts w:ascii="標楷體" w:eastAsia="標楷體" w:hAnsi="標楷體"/>
+                <w:noProof/>
+              </w:rPr>
+              <w:t xml:space="preserve">3. </w:t>
+            </w:r>
+            <w:r>
+              <w:rPr>
+                <w:rStyle w:val="ae"/>
+                <w:rFonts w:ascii="標楷體" w:eastAsia="標楷體" w:hAnsi="標楷體" w:hint="eastAsia"/>
+                <w:noProof/>
+              </w:rPr>
+              <w:t>投票空間的擴充</w:t>
+            </w:r>
+            <w:r>
+              <w:rPr>
+                <w:noProof/>
+                <w:webHidden/>
+              </w:rPr>
+              <w:tab/>
+            </w:r>
+            <w:r>
+              <w:rPr>
+                <w:noProof/>
+                <w:webHidden/>
+              </w:rPr>
+              <w:fldChar w:fldCharType="begin"/>
+            </w:r>
+            <w:r>
+              <w:rPr>
+                <w:noProof/>
+                <w:webHidden/>
+              </w:rPr>
+              <w:instrText xml:space="preserve"> PAGEREF _Toc216530867 \h </w:instrText>
+            </w:r>
+            <w:r>
+              <w:rPr>
+                <w:noProof/>
+                <w:webHidden/>
+              </w:rPr>
+            </w:r>
+            <w:r>
+              <w:rPr>
+                <w:noProof/>
+                <w:webHidden/>
+              </w:rPr>
+              <w:fldChar w:fldCharType="separate"/>
+            </w:r>
+            <w:r>
+              <w:rPr>
+                <w:noProof/>
+                <w:webHidden/>
+              </w:rPr>
+              <w:t>7</w:t>
+            </w:r>
+            <w:r>
+              <w:rPr>
+                <w:noProof/>
+                <w:webHidden/>
+              </w:rPr>
+              <w:fldChar w:fldCharType="end"/>
+            </w:r>
+          </w:hyperlink>
+        </w:p>
+        <w:p>
+          <w:pPr>
+            <w:pStyle w:val="21"/>
+            <w:tabs>
+              <w:tab w:val="right" w:leader="dot" w:pos="8296"/>
+            </w:tabs>
+            <w:rPr>
+              <w:noProof/>
+            </w:rPr>
+          </w:pPr>
+          <w:hyperlink w:anchor="_Toc216530868" w:history="1">
+            <w:r>
+              <w:rPr>
+                <w:rStyle w:val="ae"/>
+                <w:rFonts w:ascii="標楷體" w:eastAsia="標楷體" w:hAnsi="標楷體"/>
+                <w:noProof/>
+              </w:rPr>
+              <w:t xml:space="preserve">4. </w:t>
+            </w:r>
+            <w:r>
+              <w:rPr>
+                <w:rStyle w:val="ae"/>
+                <w:rFonts w:ascii="標楷體" w:eastAsia="標楷體" w:hAnsi="標楷體" w:hint="eastAsia"/>
+                <w:noProof/>
+              </w:rPr>
+              <w:t>旋轉</w:t>
+            </w:r>
+            <w:r>
+              <w:rPr>
+                <w:rStyle w:val="ae"/>
+                <w:rFonts w:ascii="標楷體" w:eastAsia="標楷體" w:hAnsi="標楷體"/>
+                <w:noProof/>
+              </w:rPr>
+              <w:t xml:space="preserve"> GHT </w:t>
+            </w:r>
+            <w:r>
+              <w:rPr>
+                <w:rStyle w:val="ae"/>
+                <w:rFonts w:ascii="標楷體" w:eastAsia="標楷體" w:hAnsi="標楷體" w:hint="eastAsia"/>
+                <w:noProof/>
+              </w:rPr>
+              <w:t>的投票機制</w:t>
+            </w:r>
+            <w:r>
+              <w:rPr>
+                <w:noProof/>
+                <w:webHidden/>
+              </w:rPr>
+              <w:tab/>
+            </w:r>
+            <w:r>
+              <w:rPr>
+                <w:noProof/>
+                <w:webHidden/>
+              </w:rPr>
+              <w:fldChar w:fldCharType="begin"/>
+            </w:r>
+            <w:r>
+              <w:rPr>
+                <w:noProof/>
+                <w:webHidden/>
+              </w:rPr>
+              <w:instrText xml:space="preserve"> PAGEREF _Toc216530868 \h </w:instrText>
+            </w:r>
+            <w:r>
+              <w:rPr>
+                <w:noProof/>
+                <w:webHidden/>
+              </w:rPr>
+            </w:r>
+            <w:r>
+              <w:rPr>
+                <w:noProof/>
+                <w:webHidden/>
+              </w:rPr>
+              <w:fldChar w:fldCharType="separate"/>
+            </w:r>
+            <w:r>
+              <w:rPr>
+                <w:noProof/>
+                <w:webHidden/>
+              </w:rPr>
+              <w:t>8</w:t>
+            </w:r>
+            <w:r>
+              <w:rPr>
+                <w:noProof/>
+                <w:webHidden/>
+              </w:rPr>
+              <w:fldChar w:fldCharType="end"/>
+            </w:r>
+          </w:hyperlink>
+        </w:p>
+        <w:p>
+          <w:pPr>
+            <w:pStyle w:val="21"/>
+            <w:tabs>
+              <w:tab w:val="right" w:leader="dot" w:pos="8296"/>
+            </w:tabs>
+            <w:rPr>
+              <w:noProof/>
+            </w:rPr>
+          </w:pPr>
+          <w:hyperlink w:anchor="_Toc216530869" w:history="1">
+            <w:r>
+              <w:rPr>
+                <w:rStyle w:val="ae"/>
+                <w:rFonts w:ascii="標楷體" w:eastAsia="標楷體" w:hAnsi="標楷體"/>
+                <w:noProof/>
+              </w:rPr>
+              <w:t xml:space="preserve">5. </w:t>
+            </w:r>
+            <w:r>
+              <w:rPr>
+                <w:rStyle w:val="ae"/>
+                <w:rFonts w:ascii="標楷體" w:eastAsia="標楷體" w:hAnsi="標楷體" w:hint="eastAsia"/>
+                <w:noProof/>
+              </w:rPr>
+              <w:t>偵測結果呈現</w:t>
+            </w:r>
+            <w:r>
+              <w:rPr>
+                <w:noProof/>
+                <w:webHidden/>
+              </w:rPr>
+              <w:tab/>
+            </w:r>
+            <w:r>
+              <w:rPr>
+                <w:noProof/>
+                <w:webHidden/>
+              </w:rPr>
+              <w:fldChar w:fldCharType="begin"/>
+            </w:r>
+            <w:r>
+              <w:rPr>
+                <w:noProof/>
+                <w:webHidden/>
+              </w:rPr>
+              <w:instrText xml:space="preserve"> PAGEREF _Toc216530869 \h </w:instrText>
+            </w:r>
+            <w:r>
+              <w:rPr>
+                <w:noProof/>
+                <w:webHidden/>
+              </w:rPr>
+            </w:r>
+            <w:r>
+              <w:rPr>
+                <w:noProof/>
+                <w:webHidden/>
+              </w:rPr>
+              <w:fldChar w:fldCharType="separate"/>
+            </w:r>
+            <w:r>
+              <w:rPr>
+                <w:noProof/>
+                <w:webHidden/>
+              </w:rPr>
+              <w:t>8</w:t>
+            </w:r>
+            <w:r>
+              <w:rPr>
+                <w:noProof/>
+                <w:webHidden/>
+              </w:rPr>
+              <w:fldChar w:fldCharType="end"/>
+            </w:r>
+          </w:hyperlink>
+        </w:p>
+        <w:p>
+          <w:pPr>
+            <w:pStyle w:val="11"/>
+            <w:rPr>
+              <w:noProof/>
+            </w:rPr>
+          </w:pPr>
+          <w:hyperlink w:anchor="_Toc216530870" w:history="1">
+            <w:r>
+              <w:rPr>
+                <w:rStyle w:val="ae"/>
+                <w:rFonts w:ascii="標楷體" w:eastAsia="標楷體" w:hAnsi="標楷體" w:hint="eastAsia"/>
+                <w:noProof/>
+              </w:rPr>
+              <w:t>三、</w:t>
+            </w:r>
+            <w:r>
+              <w:rPr>
+                <w:rStyle w:val="ae"/>
+                <w:rFonts w:ascii="標楷體" w:eastAsia="標楷體" w:hAnsi="標楷體"/>
+                <w:noProof/>
+              </w:rPr>
+              <w:t>GHT with Rotation and Scaling</w:t>
+            </w:r>
+            <w:r>
+              <w:rPr>
+                <w:noProof/>
+                <w:webHidden/>
+              </w:rPr>
+              <w:tab/>
+            </w:r>
+            <w:r>
+              <w:rPr>
+                <w:noProof/>
+                <w:webHidden/>
+              </w:rPr>
+              <w:fldChar w:fldCharType="begin"/>
+            </w:r>
+            <w:r>
+              <w:rPr>
+                <w:noProof/>
+                <w:webHidden/>
+              </w:rPr>
+              <w:instrText xml:space="preserve"> PAGEREF _Toc216530870 \h </w:instrText>
+            </w:r>
+            <w:r>
+              <w:rPr>
+                <w:noProof/>
+                <w:webHidden/>
+              </w:rPr>
+            </w:r>
+            <w:r>
+              <w:rPr>
+                <w:noProof/>
+                <w:webHidden/>
+              </w:rPr>
+              <w:fldChar w:fldCharType="separate"/>
+            </w:r>
+            <w:r>
+              <w:rPr>
+                <w:noProof/>
+                <w:webHidden/>
+              </w:rPr>
+              <w:t>12</w:t>
+            </w:r>
+            <w:r>
+              <w:rPr>
+                <w:noProof/>
+                <w:webHidden/>
+              </w:rPr>
+              <w:fldChar w:fldCharType="end"/>
+            </w:r>
+          </w:hyperlink>
+        </w:p>
+        <w:p>
+          <w:pPr>
+            <w:pStyle w:val="21"/>
+            <w:tabs>
+              <w:tab w:val="right" w:leader="dot" w:pos="8296"/>
+            </w:tabs>
+            <w:rPr>
+              <w:noProof/>
+            </w:rPr>
+          </w:pPr>
+          <w:hyperlink w:anchor="_Toc216530871" w:history="1">
+            <w:r>
+              <w:rPr>
+                <w:rStyle w:val="ae"/>
+                <w:rFonts w:ascii="標楷體" w:eastAsia="標楷體" w:hAnsi="標楷體"/>
+                <w:noProof/>
+              </w:rPr>
+              <w:t xml:space="preserve">1. </w:t>
+            </w:r>
+            <w:r>
+              <w:rPr>
+                <w:rStyle w:val="ae"/>
+                <w:rFonts w:ascii="標楷體" w:eastAsia="標楷體" w:hAnsi="標楷體" w:hint="eastAsia"/>
+                <w:noProof/>
+              </w:rPr>
+              <w:t>加入縮放的動機</w:t>
+            </w:r>
+            <w:r>
+              <w:rPr>
+                <w:noProof/>
+                <w:webHidden/>
+              </w:rPr>
+              <w:tab/>
+            </w:r>
+            <w:r>
+              <w:rPr>
+                <w:noProof/>
+                <w:webHidden/>
+              </w:rPr>
+              <w:fldChar w:fldCharType="begin"/>
+            </w:r>
+            <w:r>
+              <w:rPr>
+                <w:noProof/>
+                <w:webHidden/>
+              </w:rPr>
+              <w:instrText xml:space="preserve"> PAGEREF _Toc216530871 \h </w:instrText>
+            </w:r>
+            <w:r>
+              <w:rPr>
+                <w:noProof/>
+                <w:webHidden/>
+              </w:rPr>
+            </w:r>
+            <w:r>
+              <w:rPr>
+                <w:noProof/>
+                <w:webHidden/>
+              </w:rPr>
+              <w:fldChar w:fldCharType="separate"/>
+            </w:r>
+            <w:r>
+              <w:rPr>
+                <w:noProof/>
+                <w:webHidden/>
+              </w:rPr>
+              <w:t>12</w:t>
+            </w:r>
+            <w:r>
+              <w:rPr>
+                <w:noProof/>
+                <w:webHidden/>
+              </w:rPr>
+              <w:fldChar w:fldCharType="end"/>
+            </w:r>
+          </w:hyperlink>
+        </w:p>
+        <w:p>
+          <w:pPr>
+            <w:pStyle w:val="21"/>
+            <w:tabs>
+              <w:tab w:val="right" w:leader="dot" w:pos="8296"/>
+            </w:tabs>
+            <w:rPr>
+              <w:noProof/>
+            </w:rPr>
+          </w:pPr>
+          <w:hyperlink w:anchor="_Toc216530872" w:history="1">
+            <w:r>
+              <w:rPr>
+                <w:rStyle w:val="ae"/>
+                <w:rFonts w:ascii="標楷體" w:eastAsia="標楷體" w:hAnsi="標楷體"/>
+                <w:noProof/>
+              </w:rPr>
+              <w:t xml:space="preserve">2. Reference </w:t>
+            </w:r>
+            <w:r>
+              <w:rPr>
+                <w:rStyle w:val="ae"/>
+                <w:rFonts w:ascii="標楷體" w:eastAsia="標楷體" w:hAnsi="標楷體" w:hint="eastAsia"/>
+                <w:noProof/>
+              </w:rPr>
+              <w:t>影像的縮放前處理</w:t>
+            </w:r>
+            <w:r>
+              <w:rPr>
+                <w:noProof/>
+                <w:webHidden/>
+              </w:rPr>
+              <w:tab/>
+            </w:r>
+            <w:r>
+              <w:rPr>
+                <w:noProof/>
+                <w:webHidden/>
+              </w:rPr>
+              <w:fldChar w:fldCharType="begin"/>
+            </w:r>
+            <w:r>
+              <w:rPr>
+                <w:noProof/>
+                <w:webHidden/>
+              </w:rPr>
+              <w:instrText xml:space="preserve"> PAGEREF _Toc216530872 \h </w:instrText>
+            </w:r>
+            <w:r>
+              <w:rPr>
+                <w:noProof/>
+                <w:webHidden/>
+              </w:rPr>
+            </w:r>
+            <w:r>
+              <w:rPr>
+                <w:noProof/>
+                <w:webHidden/>
+              </w:rPr>
+              <w:fldChar w:fldCharType="separate"/>
+            </w:r>
+            <w:r>
+              <w:rPr>
+                <w:noProof/>
+                <w:webHidden/>
+              </w:rPr>
+              <w:t>12</w:t>
+            </w:r>
+            <w:r>
+              <w:rPr>
+                <w:noProof/>
+                <w:webHidden/>
+              </w:rPr>
+              <w:fldChar w:fldCharType="end"/>
+            </w:r>
+          </w:hyperlink>
+        </w:p>
+        <w:p>
+          <w:pPr>
+            <w:pStyle w:val="21"/>
+            <w:tabs>
+              <w:tab w:val="right" w:leader="dot" w:pos="8296"/>
+            </w:tabs>
+            <w:rPr>
+              <w:noProof/>
+            </w:rPr>
+          </w:pPr>
+          <w:hyperlink w:anchor="_Toc216530873" w:history="1">
+            <w:r>
+              <w:rPr>
+                <w:rStyle w:val="ae"/>
+                <w:rFonts w:ascii="標楷體" w:eastAsia="標楷體" w:hAnsi="標楷體"/>
+                <w:noProof/>
+              </w:rPr>
+              <w:t xml:space="preserve">3. </w:t>
+            </w:r>
+            <w:r>
+              <w:rPr>
+                <w:rStyle w:val="ae"/>
+                <w:rFonts w:ascii="標楷體" w:eastAsia="標楷體" w:hAnsi="標楷體" w:hint="eastAsia"/>
+                <w:noProof/>
+              </w:rPr>
+              <w:t>投票空間再擴充</w:t>
+            </w:r>
+            <w:r>
+              <w:rPr>
+                <w:noProof/>
+                <w:webHidden/>
+              </w:rPr>
+              <w:tab/>
+            </w:r>
+            <w:r>
+              <w:rPr>
+                <w:noProof/>
+                <w:webHidden/>
+              </w:rPr>
+              <w:fldChar w:fldCharType="begin"/>
+            </w:r>
+            <w:r>
+              <w:rPr>
+                <w:noProof/>
+                <w:webHidden/>
+              </w:rPr>
+              <w:instrText xml:space="preserve"> PAGEREF _Toc216530873 \h </w:instrText>
+            </w:r>
+            <w:r>
+              <w:rPr>
+                <w:noProof/>
+                <w:webHidden/>
+              </w:rPr>
+            </w:r>
+            <w:r>
+              <w:rPr>
+                <w:noProof/>
+                <w:webHidden/>
+              </w:rPr>
+              <w:fldChar w:fldCharType="separate"/>
+            </w:r>
+            <w:r>
+              <w:rPr>
+                <w:noProof/>
+                <w:webHidden/>
+              </w:rPr>
+              <w:t>12</w:t>
+            </w:r>
+            <w:r>
+              <w:rPr>
+                <w:noProof/>
+                <w:webHidden/>
+              </w:rPr>
+              <w:fldChar w:fldCharType="end"/>
+            </w:r>
+          </w:hyperlink>
+        </w:p>
+        <w:p>
+          <w:pPr>
+            <w:pStyle w:val="21"/>
+            <w:tabs>
+              <w:tab w:val="right" w:leader="dot" w:pos="8296"/>
+            </w:tabs>
+            <w:rPr>
+              <w:noProof/>
+            </w:rPr>
+          </w:pPr>
+          <w:hyperlink w:anchor="_Toc216530874" w:history="1">
+            <w:r>
+              <w:rPr>
+                <w:rStyle w:val="ae"/>
+                <w:rFonts w:ascii="標楷體" w:eastAsia="標楷體" w:hAnsi="標楷體"/>
+                <w:noProof/>
+              </w:rPr>
+              <w:t xml:space="preserve">4. </w:t>
+            </w:r>
+            <w:r>
+              <w:rPr>
+                <w:rStyle w:val="ae"/>
+                <w:rFonts w:ascii="標楷體" w:eastAsia="標楷體" w:hAnsi="標楷體" w:hint="eastAsia"/>
+                <w:noProof/>
+              </w:rPr>
+              <w:t>旋轉與縮放的聯合投票</w:t>
+            </w:r>
+            <w:r>
+              <w:rPr>
+                <w:noProof/>
+                <w:webHidden/>
+              </w:rPr>
+              <w:tab/>
+            </w:r>
+            <w:r>
+              <w:rPr>
+                <w:noProof/>
+                <w:webHidden/>
+              </w:rPr>
+              <w:fldChar w:fldCharType="begin"/>
+            </w:r>
+            <w:r>
+              <w:rPr>
+                <w:noProof/>
+                <w:webHidden/>
+              </w:rPr>
+              <w:instrText xml:space="preserve"> PAGEREF _Toc216530874 \h </w:instrText>
+            </w:r>
+            <w:r>
+              <w:rPr>
+                <w:noProof/>
+                <w:webHidden/>
+              </w:rPr>
+            </w:r>
+            <w:r>
+              <w:rPr>
+                <w:noProof/>
+                <w:webHidden/>
+              </w:rPr>
+              <w:fldChar w:fldCharType="separate"/>
+            </w:r>
+            <w:r>
+              <w:rPr>
+                <w:noProof/>
+                <w:webHidden/>
+              </w:rPr>
+              <w:t>13</w:t>
+            </w:r>
+            <w:r>
+              <w:rPr>
+                <w:noProof/>
+                <w:webHidden/>
+              </w:rPr>
+              <w:fldChar w:fldCharType="end"/>
+            </w:r>
+          </w:hyperlink>
+        </w:p>
+        <w:p>
+          <w:pPr>
+            <w:pStyle w:val="21"/>
+            <w:tabs>
+              <w:tab w:val="right" w:leader="dot" w:pos="8296"/>
+            </w:tabs>
+            <w:rPr>
+              <w:noProof/>
+            </w:rPr>
+          </w:pPr>
+          <w:hyperlink w:anchor="_Toc216530875" w:history="1">
+            <w:r>
+              <w:rPr>
+                <w:rStyle w:val="ae"/>
+                <w:rFonts w:ascii="標楷體" w:eastAsia="標楷體" w:hAnsi="標楷體"/>
+                <w:noProof/>
+              </w:rPr>
+              <w:t xml:space="preserve">5. </w:t>
+            </w:r>
+            <w:r>
+              <w:rPr>
+                <w:rStyle w:val="ae"/>
+                <w:rFonts w:ascii="標楷體" w:eastAsia="標楷體" w:hAnsi="標楷體" w:hint="eastAsia"/>
+                <w:noProof/>
+              </w:rPr>
+              <w:t>偵測結果呈現</w:t>
+            </w:r>
+            <w:r>
+              <w:rPr>
+                <w:noProof/>
+                <w:webHidden/>
+              </w:rPr>
+              <w:tab/>
+            </w:r>
+            <w:r>
+              <w:rPr>
+                <w:noProof/>
+                <w:webHidden/>
+              </w:rPr>
+              <w:fldChar w:fldCharType="begin"/>
+            </w:r>
+            <w:r>
+              <w:rPr>
+                <w:noProof/>
+                <w:webHidden/>
+              </w:rPr>
+              <w:instrText xml:space="preserve"> PAGEREF _Toc216530875 \h </w:instrText>
+            </w:r>
+            <w:r>
+              <w:rPr>
+                <w:noProof/>
+                <w:webHidden/>
+              </w:rPr>
+            </w:r>
+            <w:r>
+              <w:rPr>
+                <w:noProof/>
+                <w:webHidden/>
+              </w:rPr>
+              <w:fldChar w:fldCharType="separate"/>
+            </w:r>
+            <w:r>
+              <w:rPr>
+                <w:noProof/>
+                <w:webHidden/>
+              </w:rPr>
+              <w:t>13</w:t>
+            </w:r>
+            <w:r>
+              <w:rPr>
+                <w:noProof/>
+                <w:webHidden/>
+              </w:rPr>
+              <w:fldChar w:fldCharType="end"/>
+            </w:r>
+          </w:hyperlink>
+        </w:p>
+        <w:p>
+          <w:pPr>
+            <w:pStyle w:val="11"/>
+            <w:rPr>
+              <w:noProof/>
+            </w:rPr>
+          </w:pPr>
+          <w:hyperlink w:anchor="_Toc216530876" w:history="1">
+            <w:r>
+              <w:rPr>
+                <w:rStyle w:val="ae"/>
+                <w:rFonts w:ascii="標楷體" w:eastAsia="標楷體" w:hAnsi="標楷體" w:hint="eastAsia"/>
+                <w:noProof/>
+              </w:rPr>
+              <w:t>四、</w:t>
+            </w:r>
+            <w:r>
+              <w:rPr>
+                <w:rStyle w:val="ae"/>
+                <w:rFonts w:ascii="標楷體" w:eastAsia="標楷體" w:hAnsi="標楷體"/>
+                <w:noProof/>
+              </w:rPr>
+              <w:t>GHT Speed Up</w:t>
+            </w:r>
+            <w:r>
+              <w:rPr>
+                <w:noProof/>
+                <w:webHidden/>
+              </w:rPr>
+              <w:tab/>
+            </w:r>
+            <w:r>
+              <w:rPr>
+                <w:noProof/>
+                <w:webHidden/>
+              </w:rPr>
+              <w:fldChar w:fldCharType="begin"/>
+            </w:r>
+            <w:r>
+              <w:rPr>
+                <w:noProof/>
+                <w:webHidden/>
+              </w:rPr>
+              <w:instrText xml:space="preserve"> PAGEREF _Toc216530876 \h </w:instrText>
+            </w:r>
+            <w:r>
+              <w:rPr>
+                <w:noProof/>
+                <w:webHidden/>
+              </w:rPr>
+            </w:r>
+            <w:r>
+              <w:rPr>
+                <w:noProof/>
+                <w:webHidden/>
+              </w:rPr>
+              <w:fldChar w:fldCharType="separate"/>
+            </w:r>
+            <w:r>
+              <w:rPr>
+                <w:noProof/>
+                <w:webHidden/>
+              </w:rPr>
+              <w:t>16</w:t>
+            </w:r>
+            <w:r>
+              <w:rPr>
+                <w:noProof/>
+                <w:webHidden/>
+              </w:rPr>
+              <w:fldChar w:fldCharType="end"/>
+            </w:r>
+          </w:hyperlink>
+        </w:p>
+        <w:p>
+          <w:pPr>
+            <w:pStyle w:val="21"/>
+            <w:tabs>
+              <w:tab w:val="right" w:leader="dot" w:pos="8296"/>
+            </w:tabs>
+            <w:rPr>
+              <w:noProof/>
+            </w:rPr>
+          </w:pPr>
+          <w:hyperlink w:anchor="_Toc216530877" w:history="1">
+            <w:r>
+              <w:rPr>
+                <w:rStyle w:val="ae"/>
+                <w:rFonts w:ascii="標楷體" w:eastAsia="標楷體" w:hAnsi="標楷體"/>
+                <w:noProof/>
+              </w:rPr>
+              <w:t xml:space="preserve">1. </w:t>
+            </w:r>
+            <w:r>
+              <w:rPr>
+                <w:rStyle w:val="ae"/>
+                <w:rFonts w:ascii="標楷體" w:eastAsia="標楷體" w:hAnsi="標楷體" w:hint="eastAsia"/>
+                <w:noProof/>
+              </w:rPr>
+              <w:t>原始</w:t>
+            </w:r>
+            <w:r>
+              <w:rPr>
+                <w:rStyle w:val="ae"/>
+                <w:rFonts w:ascii="標楷體" w:eastAsia="標楷體" w:hAnsi="標楷體"/>
+                <w:noProof/>
+              </w:rPr>
+              <w:t xml:space="preserve"> GHT </w:t>
+            </w:r>
+            <w:r>
+              <w:rPr>
+                <w:rStyle w:val="ae"/>
+                <w:rFonts w:ascii="標楷體" w:eastAsia="標楷體" w:hAnsi="標楷體" w:hint="eastAsia"/>
+                <w:noProof/>
+              </w:rPr>
+              <w:t>的效能瓶頸分析</w:t>
+            </w:r>
+            <w:r>
+              <w:rPr>
+                <w:noProof/>
+                <w:webHidden/>
+              </w:rPr>
+              <w:tab/>
+            </w:r>
+            <w:r>
+              <w:rPr>
+                <w:noProof/>
+                <w:webHidden/>
+              </w:rPr>
+              <w:fldChar w:fldCharType="begin"/>
+            </w:r>
+            <w:r>
+              <w:rPr>
+                <w:noProof/>
+                <w:webHidden/>
+              </w:rPr>
+              <w:instrText xml:space="preserve"> PAGEREF _Toc216530877 \h </w:instrText>
+            </w:r>
+            <w:r>
+              <w:rPr>
+                <w:noProof/>
+                <w:webHidden/>
+              </w:rPr>
+            </w:r>
+            <w:r>
+              <w:rPr>
+                <w:noProof/>
+                <w:webHidden/>
+              </w:rPr>
+              <w:fldChar w:fldCharType="separate"/>
+            </w:r>
+            <w:r>
+              <w:rPr>
+                <w:noProof/>
+                <w:webHidden/>
+              </w:rPr>
+              <w:t>16</w:t>
+            </w:r>
+            <w:r>
+              <w:rPr>
+                <w:noProof/>
+                <w:webHidden/>
+              </w:rPr>
+              <w:fldChar w:fldCharType="end"/>
+            </w:r>
+          </w:hyperlink>
+        </w:p>
+        <w:p>
+          <w:pPr>
+            <w:pStyle w:val="21"/>
+            <w:tabs>
+              <w:tab w:val="right" w:leader="dot" w:pos="8296"/>
+            </w:tabs>
+            <w:rPr>
+              <w:noProof/>
+            </w:rPr>
+          </w:pPr>
+          <w:hyperlink w:anchor="_Toc216530878" w:history="1">
+            <w:r>
+              <w:rPr>
+                <w:rStyle w:val="ae"/>
+                <w:rFonts w:ascii="標楷體" w:eastAsia="標楷體" w:hAnsi="標楷體"/>
+                <w:noProof/>
+              </w:rPr>
+              <w:t xml:space="preserve">2. R-table </w:t>
+            </w:r>
+            <w:r>
+              <w:rPr>
+                <w:rStyle w:val="ae"/>
+                <w:rFonts w:ascii="標楷體" w:eastAsia="標楷體" w:hAnsi="標楷體" w:hint="eastAsia"/>
+                <w:noProof/>
+              </w:rPr>
+              <w:t>的向量化預處理</w:t>
+            </w:r>
+            <w:r>
+              <w:rPr>
+                <w:noProof/>
+                <w:webHidden/>
+              </w:rPr>
+              <w:tab/>
+            </w:r>
+            <w:r>
+              <w:rPr>
+                <w:noProof/>
+                <w:webHidden/>
+              </w:rPr>
+              <w:fldChar w:fldCharType="begin"/>
+            </w:r>
+            <w:r>
+              <w:rPr>
+                <w:noProof/>
+                <w:webHidden/>
+              </w:rPr>
+              <w:instrText xml:space="preserve"> PAGEREF _Toc216530878 \h </w:instrText>
+            </w:r>
+            <w:r>
+              <w:rPr>
+                <w:noProof/>
+                <w:webHidden/>
+              </w:rPr>
+            </w:r>
+            <w:r>
+              <w:rPr>
+                <w:noProof/>
+                <w:webHidden/>
+              </w:rPr>
+              <w:fldChar w:fldCharType="separate"/>
+            </w:r>
+            <w:r>
+              <w:rPr>
+                <w:noProof/>
+                <w:webHidden/>
+              </w:rPr>
+              <w:t>16</w:t>
+            </w:r>
+            <w:r>
+              <w:rPr>
+                <w:noProof/>
+                <w:webHidden/>
               </w:rPr>
               <w:fldChar w:fldCharType="end"/>
             </w:r>
@@ -641,92 +2109,72 @@
             <w:tabs>
               <w:tab w:val="right" w:leader="dot" w:pos="8296"/>
             </w:tabs>
-            <w:spacing w:line="240" w:lineRule="auto"/>
-            <w:jc w:val="both"/>
             <w:rPr>
-              <w:rFonts w:ascii="標楷體" w:eastAsia="標楷體" w:hAnsi="標楷體"/>
               <w:noProof/>
-              <w:color w:val="000000" w:themeColor="text1"/>
             </w:rPr>
           </w:pPr>
-          <w:hyperlink w:anchor="_Toc214485439" w:history="1">
+          <w:hyperlink w:anchor="_Toc216530879" w:history="1">
             <w:r>
               <w:rPr>
                 <w:rStyle w:val="ae"/>
                 <w:rFonts w:ascii="標楷體" w:eastAsia="標楷體" w:hAnsi="標楷體"/>
                 <w:noProof/>
-                <w:color w:val="000000" w:themeColor="text1"/>
-              </w:rPr>
-              <w:t xml:space="preserve">Sobel Filter </w:t>
+              </w:rPr>
+              <w:t xml:space="preserve">2.1 </w:t>
             </w:r>
             <w:r>
               <w:rPr>
                 <w:rStyle w:val="ae"/>
                 <w:rFonts w:ascii="標楷體" w:eastAsia="標楷體" w:hAnsi="標楷體" w:hint="eastAsia"/>
                 <w:noProof/>
-                <w:color w:val="000000" w:themeColor="text1"/>
-              </w:rPr>
-              <w:t>大尺寸卷積核之推導與實作方法</w:t>
-            </w:r>
-            <w:r>
-              <w:rPr>
-                <w:rFonts w:ascii="標楷體" w:eastAsia="標楷體" w:hAnsi="標楷體"/>
-                <w:noProof/>
-                <w:webHidden/>
-                <w:color w:val="000000" w:themeColor="text1"/>
+              </w:rPr>
+              <w:t>問題描述</w:t>
+            </w:r>
+            <w:r>
+              <w:rPr>
+                <w:noProof/>
+                <w:webHidden/>
               </w:rPr>
               <w:tab/>
             </w:r>
             <w:r>
               <w:rPr>
-                <w:rFonts w:ascii="標楷體" w:eastAsia="標楷體" w:hAnsi="標楷體"/>
-                <w:noProof/>
-                <w:webHidden/>
-                <w:color w:val="000000" w:themeColor="text1"/>
+                <w:noProof/>
+                <w:webHidden/>
               </w:rPr>
               <w:fldChar w:fldCharType="begin"/>
             </w:r>
             <w:r>
               <w:rPr>
-                <w:rFonts w:ascii="標楷體" w:eastAsia="標楷體" w:hAnsi="標楷體"/>
-                <w:noProof/>
-                <w:webHidden/>
-                <w:color w:val="000000" w:themeColor="text1"/>
-              </w:rPr>
-              <w:instrText xml:space="preserve"> PAGEREF _Toc214485439 \h </w:instrText>
-            </w:r>
-            <w:r>
-              <w:rPr>
-                <w:rFonts w:ascii="標楷體" w:eastAsia="標楷體" w:hAnsi="標楷體"/>
-                <w:noProof/>
-                <w:webHidden/>
-                <w:color w:val="000000" w:themeColor="text1"/>
-              </w:rPr>
-            </w:r>
-            <w:r>
-              <w:rPr>
-                <w:rFonts w:ascii="標楷體" w:eastAsia="標楷體" w:hAnsi="標楷體"/>
-                <w:noProof/>
-                <w:webHidden/>
-                <w:color w:val="000000" w:themeColor="text1"/>
+                <w:noProof/>
+                <w:webHidden/>
+              </w:rPr>
+              <w:instrText xml:space="preserve"> PAGEREF _Toc216530879 \h </w:instrText>
+            </w:r>
+            <w:r>
+              <w:rPr>
+                <w:noProof/>
+                <w:webHidden/>
+              </w:rPr>
+            </w:r>
+            <w:r>
+              <w:rPr>
+                <w:noProof/>
+                <w:webHidden/>
               </w:rPr>
               <w:fldChar w:fldCharType="separate"/>
             </w:r>
             <w:r>
               <w:rPr>
-                <w:rFonts w:ascii="標楷體" w:eastAsia="標楷體" w:hAnsi="標楷體"/>
-                <w:noProof/>
-                <w:webHidden/>
-                <w:color w:val="000000" w:themeColor="text1"/>
-              </w:rPr>
-              <w:t>3</w:t>
-            </w:r>
-            <w:r>
-              <w:rPr>
-                <w:rFonts w:ascii="標楷體" w:eastAsia="標楷體" w:hAnsi="標楷體"/>
-                <w:noProof/>
-                <w:webHidden/>
-                <w:color w:val="000000" w:themeColor="text1"/>
+                <w:noProof/>
+                <w:webHidden/>
+              </w:rPr>
+              <w:t>16</w:t>
+            </w:r>
+            <w:r>
+              <w:rPr>
+                <w:noProof/>
+                <w:webHidden/>
               </w:rPr>
               <w:fldChar w:fldCharType="end"/>
             </w:r>
@@ -738,83 +2186,72 @@
             <w:tabs>
               <w:tab w:val="right" w:leader="dot" w:pos="8296"/>
             </w:tabs>
-            <w:spacing w:line="240" w:lineRule="auto"/>
-            <w:jc w:val="both"/>
             <w:rPr>
-              <w:rFonts w:ascii="標楷體" w:eastAsia="標楷體" w:hAnsi="標楷體"/>
               <w:noProof/>
-              <w:color w:val="000000" w:themeColor="text1"/>
             </w:rPr>
           </w:pPr>
-          <w:hyperlink w:anchor="_Toc214485440" w:history="1">
+          <w:hyperlink w:anchor="_Toc216530880" w:history="1">
+            <w:r>
+              <w:rPr>
+                <w:rStyle w:val="ae"/>
+                <w:rFonts w:ascii="標楷體" w:eastAsia="標楷體" w:hAnsi="標楷體"/>
+                <w:noProof/>
+              </w:rPr>
+              <w:t xml:space="preserve">2.2 </w:t>
+            </w:r>
             <w:r>
               <w:rPr>
                 <w:rStyle w:val="ae"/>
                 <w:rFonts w:ascii="標楷體" w:eastAsia="標楷體" w:hAnsi="標楷體" w:hint="eastAsia"/>
                 <w:noProof/>
-                <w:color w:val="000000" w:themeColor="text1"/>
-              </w:rPr>
-              <w:t>實作結果</w:t>
-            </w:r>
-            <w:r>
-              <w:rPr>
-                <w:rFonts w:ascii="標楷體" w:eastAsia="標楷體" w:hAnsi="標楷體"/>
-                <w:noProof/>
-                <w:webHidden/>
-                <w:color w:val="000000" w:themeColor="text1"/>
+              </w:rPr>
+              <w:t>加速策略</w:t>
+            </w:r>
+            <w:r>
+              <w:rPr>
+                <w:noProof/>
+                <w:webHidden/>
               </w:rPr>
               <w:tab/>
             </w:r>
             <w:r>
               <w:rPr>
-                <w:rFonts w:ascii="標楷體" w:eastAsia="標楷體" w:hAnsi="標楷體"/>
-                <w:noProof/>
-                <w:webHidden/>
-                <w:color w:val="000000" w:themeColor="text1"/>
+                <w:noProof/>
+                <w:webHidden/>
               </w:rPr>
               <w:fldChar w:fldCharType="begin"/>
             </w:r>
             <w:r>
               <w:rPr>
-                <w:rFonts w:ascii="標楷體" w:eastAsia="標楷體" w:hAnsi="標楷體"/>
-                <w:noProof/>
-                <w:webHidden/>
-                <w:color w:val="000000" w:themeColor="text1"/>
-              </w:rPr>
-              <w:instrText xml:space="preserve"> PAGEREF _Toc214485440 \h </w:instrText>
-            </w:r>
-            <w:r>
-              <w:rPr>
-                <w:rFonts w:ascii="標楷體" w:eastAsia="標楷體" w:hAnsi="標楷體"/>
-                <w:noProof/>
-                <w:webHidden/>
-                <w:color w:val="000000" w:themeColor="text1"/>
-              </w:rPr>
-            </w:r>
-            <w:r>
-              <w:rPr>
-                <w:rFonts w:ascii="標楷體" w:eastAsia="標楷體" w:hAnsi="標楷體"/>
-                <w:noProof/>
-                <w:webHidden/>
-                <w:color w:val="000000" w:themeColor="text1"/>
+                <w:noProof/>
+                <w:webHidden/>
+              </w:rPr>
+              <w:instrText xml:space="preserve"> PAGEREF _Toc216530880 \h </w:instrText>
+            </w:r>
+            <w:r>
+              <w:rPr>
+                <w:noProof/>
+                <w:webHidden/>
+              </w:rPr>
+            </w:r>
+            <w:r>
+              <w:rPr>
+                <w:noProof/>
+                <w:webHidden/>
               </w:rPr>
               <w:fldChar w:fldCharType="separate"/>
             </w:r>
             <w:r>
               <w:rPr>
-                <w:rFonts w:ascii="標楷體" w:eastAsia="標楷體" w:hAnsi="標楷體"/>
-                <w:noProof/>
-                <w:webHidden/>
-                <w:color w:val="000000" w:themeColor="text1"/>
-              </w:rPr>
-              <w:t>7</w:t>
-            </w:r>
-            <w:r>
-              <w:rPr>
-                <w:rFonts w:ascii="標楷體" w:eastAsia="標楷體" w:hAnsi="標楷體"/>
-                <w:noProof/>
-                <w:webHidden/>
-                <w:color w:val="000000" w:themeColor="text1"/>
+                <w:noProof/>
+                <w:webHidden/>
+              </w:rPr>
+              <w:t>16</w:t>
+            </w:r>
+            <w:r>
+              <w:rPr>
+                <w:noProof/>
+                <w:webHidden/>
               </w:rPr>
               <w:fldChar w:fldCharType="end"/>
             </w:r>
@@ -826,83 +2263,72 @@
             <w:tabs>
               <w:tab w:val="right" w:leader="dot" w:pos="8296"/>
             </w:tabs>
-            <w:spacing w:line="240" w:lineRule="auto"/>
-            <w:jc w:val="both"/>
             <w:rPr>
-              <w:rFonts w:ascii="標楷體" w:eastAsia="標楷體" w:hAnsi="標楷體"/>
               <w:noProof/>
-              <w:color w:val="000000" w:themeColor="text1"/>
             </w:rPr>
           </w:pPr>
-          <w:hyperlink w:anchor="_Toc214485441" w:history="1">
+          <w:hyperlink w:anchor="_Toc216530881" w:history="1">
             <w:r>
               <w:rPr>
                 <w:rStyle w:val="ae"/>
                 <w:rFonts w:ascii="標楷體" w:eastAsia="標楷體" w:hAnsi="標楷體"/>
                 <w:noProof/>
-                <w:color w:val="000000" w:themeColor="text1"/>
-              </w:rPr>
-              <w:t>Prewitt</w:t>
-            </w:r>
-            <w:r>
-              <w:rPr>
-                <w:rFonts w:ascii="標楷體" w:eastAsia="標楷體" w:hAnsi="標楷體"/>
-                <w:noProof/>
-                <w:webHidden/>
-                <w:color w:val="000000" w:themeColor="text1"/>
+              </w:rPr>
+              <w:t xml:space="preserve">3. </w:t>
+            </w:r>
+            <w:r>
+              <w:rPr>
+                <w:rStyle w:val="ae"/>
+                <w:rFonts w:ascii="標楷體" w:eastAsia="標楷體" w:hAnsi="標楷體" w:hint="eastAsia"/>
+                <w:noProof/>
+              </w:rPr>
+              <w:t>旋轉與縮放參數的預先離散與快取</w:t>
+            </w:r>
+            <w:r>
+              <w:rPr>
+                <w:noProof/>
+                <w:webHidden/>
               </w:rPr>
               <w:tab/>
             </w:r>
             <w:r>
               <w:rPr>
-                <w:rFonts w:ascii="標楷體" w:eastAsia="標楷體" w:hAnsi="標楷體"/>
-                <w:noProof/>
-                <w:webHidden/>
-                <w:color w:val="000000" w:themeColor="text1"/>
+                <w:noProof/>
+                <w:webHidden/>
               </w:rPr>
               <w:fldChar w:fldCharType="begin"/>
             </w:r>
             <w:r>
               <w:rPr>
-                <w:rFonts w:ascii="標楷體" w:eastAsia="標楷體" w:hAnsi="標楷體"/>
-                <w:noProof/>
-                <w:webHidden/>
-                <w:color w:val="000000" w:themeColor="text1"/>
-              </w:rPr>
-              <w:instrText xml:space="preserve"> PAGEREF _Toc214485441 \h </w:instrText>
-            </w:r>
-            <w:r>
-              <w:rPr>
-                <w:rFonts w:ascii="標楷體" w:eastAsia="標楷體" w:hAnsi="標楷體"/>
-                <w:noProof/>
-                <w:webHidden/>
-                <w:color w:val="000000" w:themeColor="text1"/>
-              </w:rPr>
-            </w:r>
-            <w:r>
-              <w:rPr>
-                <w:rFonts w:ascii="標楷體" w:eastAsia="標楷體" w:hAnsi="標楷體"/>
-                <w:noProof/>
-                <w:webHidden/>
-                <w:color w:val="000000" w:themeColor="text1"/>
+                <w:noProof/>
+                <w:webHidden/>
+              </w:rPr>
+              <w:instrText xml:space="preserve"> PAGEREF _Toc216530881 \h </w:instrText>
+            </w:r>
+            <w:r>
+              <w:rPr>
+                <w:noProof/>
+                <w:webHidden/>
+              </w:rPr>
+            </w:r>
+            <w:r>
+              <w:rPr>
+                <w:noProof/>
+                <w:webHidden/>
               </w:rPr>
               <w:fldChar w:fldCharType="separate"/>
             </w:r>
             <w:r>
               <w:rPr>
-                <w:rFonts w:ascii="標楷體" w:eastAsia="標楷體" w:hAnsi="標楷體"/>
-                <w:noProof/>
-                <w:webHidden/>
-                <w:color w:val="000000" w:themeColor="text1"/>
-              </w:rPr>
-              <w:t>8</w:t>
-            </w:r>
-            <w:r>
-              <w:rPr>
-                <w:rFonts w:ascii="標楷體" w:eastAsia="標楷體" w:hAnsi="標楷體"/>
-                <w:noProof/>
-                <w:webHidden/>
-                <w:color w:val="000000" w:themeColor="text1"/>
+                <w:noProof/>
+                <w:webHidden/>
+              </w:rPr>
+              <w:t>17</w:t>
+            </w:r>
+            <w:r>
+              <w:rPr>
+                <w:noProof/>
+                <w:webHidden/>
               </w:rPr>
               <w:fldChar w:fldCharType="end"/>
             </w:r>
@@ -914,83 +2340,149 @@
             <w:tabs>
               <w:tab w:val="right" w:leader="dot" w:pos="8296"/>
             </w:tabs>
-            <w:spacing w:line="240" w:lineRule="auto"/>
-            <w:jc w:val="both"/>
             <w:rPr>
-              <w:rFonts w:ascii="標楷體" w:eastAsia="標楷體" w:hAnsi="標楷體"/>
               <w:noProof/>
-              <w:color w:val="000000" w:themeColor="text1"/>
             </w:rPr>
           </w:pPr>
-          <w:hyperlink w:anchor="_Toc214485442" w:history="1">
+          <w:hyperlink w:anchor="_Toc216530882" w:history="1">
+            <w:r>
+              <w:rPr>
+                <w:rStyle w:val="ae"/>
+                <w:rFonts w:ascii="標楷體" w:eastAsia="標楷體" w:hAnsi="標楷體"/>
+                <w:noProof/>
+              </w:rPr>
+              <w:t xml:space="preserve">3.1 </w:t>
+            </w:r>
             <w:r>
               <w:rPr>
                 <w:rStyle w:val="ae"/>
                 <w:rFonts w:ascii="標楷體" w:eastAsia="標楷體" w:hAnsi="標楷體" w:hint="eastAsia"/>
                 <w:noProof/>
-                <w:color w:val="000000" w:themeColor="text1"/>
-              </w:rPr>
-              <w:t>實作結果</w:t>
-            </w:r>
-            <w:r>
-              <w:rPr>
+              </w:rPr>
+              <w:t>旋轉角度的預先計算</w:t>
+            </w:r>
+            <w:r>
+              <w:rPr>
+                <w:noProof/>
+                <w:webHidden/>
+              </w:rPr>
+              <w:tab/>
+            </w:r>
+            <w:r>
+              <w:rPr>
+                <w:noProof/>
+                <w:webHidden/>
+              </w:rPr>
+              <w:fldChar w:fldCharType="begin"/>
+            </w:r>
+            <w:r>
+              <w:rPr>
+                <w:noProof/>
+                <w:webHidden/>
+              </w:rPr>
+              <w:instrText xml:space="preserve"> PAGEREF _Toc216530882 \h </w:instrText>
+            </w:r>
+            <w:r>
+              <w:rPr>
+                <w:noProof/>
+                <w:webHidden/>
+              </w:rPr>
+            </w:r>
+            <w:r>
+              <w:rPr>
+                <w:noProof/>
+                <w:webHidden/>
+              </w:rPr>
+              <w:fldChar w:fldCharType="separate"/>
+            </w:r>
+            <w:r>
+              <w:rPr>
+                <w:noProof/>
+                <w:webHidden/>
+              </w:rPr>
+              <w:t>17</w:t>
+            </w:r>
+            <w:r>
+              <w:rPr>
+                <w:noProof/>
+                <w:webHidden/>
+              </w:rPr>
+              <w:fldChar w:fldCharType="end"/>
+            </w:r>
+          </w:hyperlink>
+        </w:p>
+        <w:p>
+          <w:pPr>
+            <w:pStyle w:val="31"/>
+            <w:tabs>
+              <w:tab w:val="right" w:leader="dot" w:pos="8296"/>
+            </w:tabs>
+            <w:rPr>
+              <w:noProof/>
+            </w:rPr>
+          </w:pPr>
+          <w:hyperlink w:anchor="_Toc216530883" w:history="1">
+            <w:r>
+              <w:rPr>
+                <w:rStyle w:val="ae"/>
                 <w:rFonts w:ascii="標楷體" w:eastAsia="標楷體" w:hAnsi="標楷體"/>
                 <w:noProof/>
-                <w:webHidden/>
-                <w:color w:val="000000" w:themeColor="text1"/>
+              </w:rPr>
+              <w:t xml:space="preserve">3.2 </w:t>
+            </w:r>
+            <w:r>
+              <w:rPr>
+                <w:rStyle w:val="ae"/>
+                <w:rFonts w:ascii="標楷體" w:eastAsia="標楷體" w:hAnsi="標楷體" w:hint="eastAsia"/>
+                <w:noProof/>
+              </w:rPr>
+              <w:t>縮放倍率的有限集合</w:t>
+            </w:r>
+            <w:r>
+              <w:rPr>
+                <w:noProof/>
+                <w:webHidden/>
               </w:rPr>
               <w:tab/>
             </w:r>
             <w:r>
               <w:rPr>
-                <w:rFonts w:ascii="標楷體" w:eastAsia="標楷體" w:hAnsi="標楷體"/>
-                <w:noProof/>
-                <w:webHidden/>
-                <w:color w:val="000000" w:themeColor="text1"/>
+                <w:noProof/>
+                <w:webHidden/>
               </w:rPr>
               <w:fldChar w:fldCharType="begin"/>
             </w:r>
             <w:r>
               <w:rPr>
-                <w:rFonts w:ascii="標楷體" w:eastAsia="標楷體" w:hAnsi="標楷體"/>
-                <w:noProof/>
-                <w:webHidden/>
-                <w:color w:val="000000" w:themeColor="text1"/>
-              </w:rPr>
-              <w:instrText xml:space="preserve"> PAGEREF _Toc214485442 \h </w:instrText>
-            </w:r>
-            <w:r>
-              <w:rPr>
-                <w:rFonts w:ascii="標楷體" w:eastAsia="標楷體" w:hAnsi="標楷體"/>
-                <w:noProof/>
-                <w:webHidden/>
-                <w:color w:val="000000" w:themeColor="text1"/>
-              </w:rPr>
-            </w:r>
-            <w:r>
-              <w:rPr>
-                <w:rFonts w:ascii="標楷體" w:eastAsia="標楷體" w:hAnsi="標楷體"/>
-                <w:noProof/>
-                <w:webHidden/>
-                <w:color w:val="000000" w:themeColor="text1"/>
+                <w:noProof/>
+                <w:webHidden/>
+              </w:rPr>
+              <w:instrText xml:space="preserve"> PAGEREF _Toc216530883 \h </w:instrText>
+            </w:r>
+            <w:r>
+              <w:rPr>
+                <w:noProof/>
+                <w:webHidden/>
+              </w:rPr>
+            </w:r>
+            <w:r>
+              <w:rPr>
+                <w:noProof/>
+                <w:webHidden/>
               </w:rPr>
               <w:fldChar w:fldCharType="separate"/>
             </w:r>
             <w:r>
               <w:rPr>
-                <w:rFonts w:ascii="標楷體" w:eastAsia="標楷體" w:hAnsi="標楷體"/>
-                <w:noProof/>
-                <w:webHidden/>
-                <w:color w:val="000000" w:themeColor="text1"/>
-              </w:rPr>
-              <w:t>9</w:t>
-            </w:r>
-            <w:r>
-              <w:rPr>
-                <w:rFonts w:ascii="標楷體" w:eastAsia="標楷體" w:hAnsi="標楷體"/>
-                <w:noProof/>
-                <w:webHidden/>
-                <w:color w:val="000000" w:themeColor="text1"/>
+                <w:noProof/>
+                <w:webHidden/>
+              </w:rPr>
+              <w:t>17</w:t>
+            </w:r>
+            <w:r>
+              <w:rPr>
+                <w:noProof/>
+                <w:webHidden/>
               </w:rPr>
               <w:fldChar w:fldCharType="end"/>
             </w:r>
@@ -1002,83 +2494,165 @@
             <w:tabs>
               <w:tab w:val="right" w:leader="dot" w:pos="8296"/>
             </w:tabs>
-            <w:spacing w:line="240" w:lineRule="auto"/>
-            <w:jc w:val="both"/>
             <w:rPr>
-              <w:rFonts w:ascii="標楷體" w:eastAsia="標楷體" w:hAnsi="標楷體"/>
               <w:noProof/>
-              <w:color w:val="000000" w:themeColor="text1"/>
             </w:rPr>
           </w:pPr>
-          <w:hyperlink w:anchor="_Toc214485443" w:history="1">
+          <w:hyperlink w:anchor="_Toc216530884" w:history="1">
             <w:r>
               <w:rPr>
                 <w:rStyle w:val="ae"/>
                 <w:rFonts w:ascii="標楷體" w:eastAsia="標楷體" w:hAnsi="標楷體"/>
                 <w:noProof/>
-                <w:color w:val="000000" w:themeColor="text1"/>
-              </w:rPr>
-              <w:t>Canny</w:t>
-            </w:r>
-            <w:r>
-              <w:rPr>
+              </w:rPr>
+              <w:t xml:space="preserve">4. </w:t>
+            </w:r>
+            <w:r>
+              <w:rPr>
+                <w:rStyle w:val="ae"/>
+                <w:rFonts w:ascii="標楷體" w:eastAsia="標楷體" w:hAnsi="標楷體" w:hint="eastAsia"/>
+                <w:noProof/>
+              </w:rPr>
+              <w:t>投票階段的核心加速設計</w:t>
+            </w:r>
+            <w:r>
+              <w:rPr>
+                <w:noProof/>
+                <w:webHidden/>
+              </w:rPr>
+              <w:tab/>
+            </w:r>
+            <w:r>
+              <w:rPr>
+                <w:noProof/>
+                <w:webHidden/>
+              </w:rPr>
+              <w:fldChar w:fldCharType="begin"/>
+            </w:r>
+            <w:r>
+              <w:rPr>
+                <w:noProof/>
+                <w:webHidden/>
+              </w:rPr>
+              <w:instrText xml:space="preserve"> PAGEREF _Toc216530884 \h </w:instrText>
+            </w:r>
+            <w:r>
+              <w:rPr>
+                <w:noProof/>
+                <w:webHidden/>
+              </w:rPr>
+            </w:r>
+            <w:r>
+              <w:rPr>
+                <w:noProof/>
+                <w:webHidden/>
+              </w:rPr>
+              <w:fldChar w:fldCharType="separate"/>
+            </w:r>
+            <w:r>
+              <w:rPr>
+                <w:noProof/>
+                <w:webHidden/>
+              </w:rPr>
+              <w:t>17</w:t>
+            </w:r>
+            <w:r>
+              <w:rPr>
+                <w:noProof/>
+                <w:webHidden/>
+              </w:rPr>
+              <w:fldChar w:fldCharType="end"/>
+            </w:r>
+          </w:hyperlink>
+        </w:p>
+        <w:p>
+          <w:pPr>
+            <w:pStyle w:val="21"/>
+            <w:tabs>
+              <w:tab w:val="right" w:leader="dot" w:pos="8296"/>
+            </w:tabs>
+            <w:rPr>
+              <w:noProof/>
+            </w:rPr>
+          </w:pPr>
+          <w:hyperlink w:anchor="_Toc216530885" w:history="1">
+            <w:r>
+              <w:rPr>
+                <w:rStyle w:val="ae"/>
                 <w:rFonts w:ascii="標楷體" w:eastAsia="標楷體" w:hAnsi="標楷體"/>
                 <w:noProof/>
-                <w:webHidden/>
-                <w:color w:val="000000" w:themeColor="text1"/>
+              </w:rPr>
+              <w:t xml:space="preserve">5 </w:t>
+            </w:r>
+            <w:r>
+              <w:rPr>
+                <w:rStyle w:val="ae"/>
+                <w:rFonts w:ascii="標楷體" w:eastAsia="標楷體" w:hAnsi="標楷體" w:hint="eastAsia"/>
+                <w:noProof/>
+              </w:rPr>
+              <w:t>邊界檢查的遮罩（</w:t>
+            </w:r>
+            <w:r>
+              <w:rPr>
+                <w:rStyle w:val="ae"/>
+                <w:rFonts w:ascii="標楷體" w:eastAsia="標楷體" w:hAnsi="標楷體"/>
+                <w:noProof/>
+              </w:rPr>
+              <w:t>Mask</w:t>
+            </w:r>
+            <w:r>
+              <w:rPr>
+                <w:rStyle w:val="ae"/>
+                <w:rFonts w:ascii="標楷體" w:eastAsia="標楷體" w:hAnsi="標楷體" w:hint="eastAsia"/>
+                <w:noProof/>
+              </w:rPr>
+              <w:t>）過濾</w:t>
+            </w:r>
+            <w:r>
+              <w:rPr>
+                <w:noProof/>
+                <w:webHidden/>
               </w:rPr>
               <w:tab/>
             </w:r>
             <w:r>
               <w:rPr>
-                <w:rFonts w:ascii="標楷體" w:eastAsia="標楷體" w:hAnsi="標楷體"/>
-                <w:noProof/>
-                <w:webHidden/>
-                <w:color w:val="000000" w:themeColor="text1"/>
+                <w:noProof/>
+                <w:webHidden/>
               </w:rPr>
               <w:fldChar w:fldCharType="begin"/>
             </w:r>
             <w:r>
               <w:rPr>
-                <w:rFonts w:ascii="標楷體" w:eastAsia="標楷體" w:hAnsi="標楷體"/>
-                <w:noProof/>
-                <w:webHidden/>
-                <w:color w:val="000000" w:themeColor="text1"/>
-              </w:rPr>
-              <w:instrText xml:space="preserve"> PAGEREF _Toc214485443 \h </w:instrText>
-            </w:r>
-            <w:r>
-              <w:rPr>
-                <w:rFonts w:ascii="標楷體" w:eastAsia="標楷體" w:hAnsi="標楷體"/>
-                <w:noProof/>
-                <w:webHidden/>
-                <w:color w:val="000000" w:themeColor="text1"/>
-              </w:rPr>
-            </w:r>
-            <w:r>
-              <w:rPr>
-                <w:rFonts w:ascii="標楷體" w:eastAsia="標楷體" w:hAnsi="標楷體"/>
-                <w:noProof/>
-                <w:webHidden/>
-                <w:color w:val="000000" w:themeColor="text1"/>
+                <w:noProof/>
+                <w:webHidden/>
+              </w:rPr>
+              <w:instrText xml:space="preserve"> PAGEREF _Toc216530885 \h </w:instrText>
+            </w:r>
+            <w:r>
+              <w:rPr>
+                <w:noProof/>
+                <w:webHidden/>
+              </w:rPr>
+            </w:r>
+            <w:r>
+              <w:rPr>
+                <w:noProof/>
+                <w:webHidden/>
               </w:rPr>
               <w:fldChar w:fldCharType="separate"/>
             </w:r>
             <w:r>
               <w:rPr>
-                <w:rFonts w:ascii="標楷體" w:eastAsia="標楷體" w:hAnsi="標楷體"/>
-                <w:noProof/>
-                <w:webHidden/>
-                <w:color w:val="000000" w:themeColor="text1"/>
-              </w:rPr>
-              <w:t>9</w:t>
-            </w:r>
-            <w:r>
-              <w:rPr>
-                <w:rFonts w:ascii="標楷體" w:eastAsia="標楷體" w:hAnsi="標楷體"/>
-                <w:noProof/>
-                <w:webHidden/>
-                <w:color w:val="000000" w:themeColor="text1"/>
+                <w:noProof/>
+                <w:webHidden/>
+              </w:rPr>
+              <w:t>18</w:t>
+            </w:r>
+            <w:r>
+              <w:rPr>
+                <w:noProof/>
+                <w:webHidden/>
               </w:rPr>
               <w:fldChar w:fldCharType="end"/>
             </w:r>
@@ -1090,83 +2664,72 @@
             <w:tabs>
               <w:tab w:val="right" w:leader="dot" w:pos="8296"/>
             </w:tabs>
-            <w:spacing w:line="240" w:lineRule="auto"/>
-            <w:jc w:val="both"/>
             <w:rPr>
-              <w:rFonts w:ascii="標楷體" w:eastAsia="標楷體" w:hAnsi="標楷體"/>
               <w:noProof/>
-              <w:color w:val="000000" w:themeColor="text1"/>
             </w:rPr>
           </w:pPr>
-          <w:hyperlink w:anchor="_Toc214485444" w:history="1">
+          <w:hyperlink w:anchor="_Toc216530886" w:history="1">
+            <w:r>
+              <w:rPr>
+                <w:rStyle w:val="ae"/>
+                <w:rFonts w:ascii="標楷體" w:eastAsia="標楷體" w:hAnsi="標楷體"/>
+                <w:noProof/>
+              </w:rPr>
+              <w:t xml:space="preserve">5.1 </w:t>
+            </w:r>
             <w:r>
               <w:rPr>
                 <w:rStyle w:val="ae"/>
                 <w:rFonts w:ascii="標楷體" w:eastAsia="標楷體" w:hAnsi="標楷體" w:hint="eastAsia"/>
                 <w:noProof/>
-                <w:color w:val="000000" w:themeColor="text1"/>
-              </w:rPr>
-              <w:t>實作步驟</w:t>
-            </w:r>
-            <w:r>
-              <w:rPr>
-                <w:rFonts w:ascii="標楷體" w:eastAsia="標楷體" w:hAnsi="標楷體"/>
-                <w:noProof/>
-                <w:webHidden/>
-                <w:color w:val="000000" w:themeColor="text1"/>
+              </w:rPr>
+              <w:t>傳統作法的問題</w:t>
+            </w:r>
+            <w:r>
+              <w:rPr>
+                <w:noProof/>
+                <w:webHidden/>
               </w:rPr>
               <w:tab/>
             </w:r>
             <w:r>
               <w:rPr>
-                <w:rFonts w:ascii="標楷體" w:eastAsia="標楷體" w:hAnsi="標楷體"/>
-                <w:noProof/>
-                <w:webHidden/>
-                <w:color w:val="000000" w:themeColor="text1"/>
+                <w:noProof/>
+                <w:webHidden/>
               </w:rPr>
               <w:fldChar w:fldCharType="begin"/>
             </w:r>
             <w:r>
               <w:rPr>
-                <w:rFonts w:ascii="標楷體" w:eastAsia="標楷體" w:hAnsi="標楷體"/>
-                <w:noProof/>
-                <w:webHidden/>
-                <w:color w:val="000000" w:themeColor="text1"/>
-              </w:rPr>
-              <w:instrText xml:space="preserve"> PAGEREF _Toc214485444 \h </w:instrText>
-            </w:r>
-            <w:r>
-              <w:rPr>
-                <w:rFonts w:ascii="標楷體" w:eastAsia="標楷體" w:hAnsi="標楷體"/>
-                <w:noProof/>
-                <w:webHidden/>
-                <w:color w:val="000000" w:themeColor="text1"/>
-              </w:rPr>
-            </w:r>
-            <w:r>
-              <w:rPr>
-                <w:rFonts w:ascii="標楷體" w:eastAsia="標楷體" w:hAnsi="標楷體"/>
-                <w:noProof/>
-                <w:webHidden/>
-                <w:color w:val="000000" w:themeColor="text1"/>
+                <w:noProof/>
+                <w:webHidden/>
+              </w:rPr>
+              <w:instrText xml:space="preserve"> PAGEREF _Toc216530886 \h </w:instrText>
+            </w:r>
+            <w:r>
+              <w:rPr>
+                <w:noProof/>
+                <w:webHidden/>
+              </w:rPr>
+            </w:r>
+            <w:r>
+              <w:rPr>
+                <w:noProof/>
+                <w:webHidden/>
               </w:rPr>
               <w:fldChar w:fldCharType="separate"/>
             </w:r>
             <w:r>
               <w:rPr>
-                <w:rFonts w:ascii="標楷體" w:eastAsia="標楷體" w:hAnsi="標楷體"/>
-                <w:noProof/>
-                <w:webHidden/>
-                <w:color w:val="000000" w:themeColor="text1"/>
-              </w:rPr>
-              <w:t>9</w:t>
-            </w:r>
-            <w:r>
-              <w:rPr>
-                <w:rFonts w:ascii="標楷體" w:eastAsia="標楷體" w:hAnsi="標楷體"/>
-                <w:noProof/>
-                <w:webHidden/>
-                <w:color w:val="000000" w:themeColor="text1"/>
+                <w:noProof/>
+                <w:webHidden/>
+              </w:rPr>
+              <w:t>18</w:t>
+            </w:r>
+            <w:r>
+              <w:rPr>
+                <w:noProof/>
+                <w:webHidden/>
               </w:rPr>
               <w:fldChar w:fldCharType="end"/>
             </w:r>
@@ -1178,166 +2741,72 @@
             <w:tabs>
               <w:tab w:val="right" w:leader="dot" w:pos="8296"/>
             </w:tabs>
-            <w:spacing w:line="240" w:lineRule="auto"/>
-            <w:jc w:val="both"/>
             <w:rPr>
-              <w:rFonts w:ascii="標楷體" w:eastAsia="標楷體" w:hAnsi="標楷體"/>
               <w:noProof/>
-              <w:color w:val="000000" w:themeColor="text1"/>
             </w:rPr>
           </w:pPr>
-          <w:hyperlink w:anchor="_Toc214485445" w:history="1">
+          <w:hyperlink w:anchor="_Toc216530887" w:history="1">
+            <w:r>
+              <w:rPr>
+                <w:rStyle w:val="ae"/>
+                <w:rFonts w:ascii="標楷體" w:eastAsia="標楷體" w:hAnsi="標楷體"/>
+                <w:noProof/>
+              </w:rPr>
+              <w:t xml:space="preserve">5.2 </w:t>
+            </w:r>
             <w:r>
               <w:rPr>
                 <w:rStyle w:val="ae"/>
                 <w:rFonts w:ascii="標楷體" w:eastAsia="標楷體" w:hAnsi="標楷體" w:hint="eastAsia"/>
                 <w:noProof/>
-                <w:color w:val="000000" w:themeColor="text1"/>
-              </w:rPr>
-              <w:t>實作結果</w:t>
-            </w:r>
-            <w:r>
-              <w:rPr>
-                <w:rFonts w:ascii="標楷體" w:eastAsia="標楷體" w:hAnsi="標楷體"/>
-                <w:noProof/>
-                <w:webHidden/>
-                <w:color w:val="000000" w:themeColor="text1"/>
+              </w:rPr>
+              <w:t>本實作的加速方式</w:t>
+            </w:r>
+            <w:r>
+              <w:rPr>
+                <w:noProof/>
+                <w:webHidden/>
               </w:rPr>
               <w:tab/>
             </w:r>
             <w:r>
               <w:rPr>
-                <w:rFonts w:ascii="標楷體" w:eastAsia="標楷體" w:hAnsi="標楷體"/>
-                <w:noProof/>
-                <w:webHidden/>
-                <w:color w:val="000000" w:themeColor="text1"/>
+                <w:noProof/>
+                <w:webHidden/>
               </w:rPr>
               <w:fldChar w:fldCharType="begin"/>
             </w:r>
             <w:r>
               <w:rPr>
-                <w:rFonts w:ascii="標楷體" w:eastAsia="標楷體" w:hAnsi="標楷體"/>
-                <w:noProof/>
-                <w:webHidden/>
-                <w:color w:val="000000" w:themeColor="text1"/>
-              </w:rPr>
-              <w:instrText xml:space="preserve"> PAGEREF _Toc214485445 \h </w:instrText>
-            </w:r>
-            <w:r>
-              <w:rPr>
-                <w:rFonts w:ascii="標楷體" w:eastAsia="標楷體" w:hAnsi="標楷體"/>
-                <w:noProof/>
-                <w:webHidden/>
-                <w:color w:val="000000" w:themeColor="text1"/>
-              </w:rPr>
-            </w:r>
-            <w:r>
-              <w:rPr>
-                <w:rFonts w:ascii="標楷體" w:eastAsia="標楷體" w:hAnsi="標楷體"/>
-                <w:noProof/>
-                <w:webHidden/>
-                <w:color w:val="000000" w:themeColor="text1"/>
+                <w:noProof/>
+                <w:webHidden/>
+              </w:rPr>
+              <w:instrText xml:space="preserve"> PAGEREF _Toc216530887 \h </w:instrText>
+            </w:r>
+            <w:r>
+              <w:rPr>
+                <w:noProof/>
+                <w:webHidden/>
+              </w:rPr>
+            </w:r>
+            <w:r>
+              <w:rPr>
+                <w:noProof/>
+                <w:webHidden/>
               </w:rPr>
               <w:fldChar w:fldCharType="separate"/>
             </w:r>
             <w:r>
               <w:rPr>
-                <w:rFonts w:ascii="標楷體" w:eastAsia="標楷體" w:hAnsi="標楷體"/>
-                <w:noProof/>
-                <w:webHidden/>
-                <w:color w:val="000000" w:themeColor="text1"/>
-              </w:rPr>
-              <w:t>10</w:t>
-            </w:r>
-            <w:r>
-              <w:rPr>
-                <w:rFonts w:ascii="標楷體" w:eastAsia="標楷體" w:hAnsi="標楷體"/>
-                <w:noProof/>
-                <w:webHidden/>
-                <w:color w:val="000000" w:themeColor="text1"/>
-              </w:rPr>
-              <w:fldChar w:fldCharType="end"/>
-            </w:r>
-          </w:hyperlink>
-        </w:p>
-        <w:p>
-          <w:pPr>
-            <w:pStyle w:val="11"/>
-            <w:rPr>
-              <w:rFonts w:ascii="標楷體" w:eastAsia="標楷體" w:hAnsi="標楷體"/>
-              <w:noProof/>
-              <w:color w:val="000000" w:themeColor="text1"/>
-            </w:rPr>
-          </w:pPr>
-          <w:hyperlink w:anchor="_Toc214485446" w:history="1">
-            <w:r>
-              <w:rPr>
-                <w:rStyle w:val="ae"/>
-                <w:rFonts w:ascii="標楷體" w:eastAsia="標楷體" w:hAnsi="標楷體"/>
-                <w:noProof/>
-                <w:color w:val="000000" w:themeColor="text1"/>
-              </w:rPr>
-              <w:t>Morphology</w:t>
-            </w:r>
-            <w:r>
-              <w:rPr>
-                <w:rFonts w:ascii="標楷體" w:eastAsia="標楷體" w:hAnsi="標楷體"/>
-                <w:noProof/>
-                <w:webHidden/>
-                <w:color w:val="000000" w:themeColor="text1"/>
-              </w:rPr>
-              <w:tab/>
-            </w:r>
-            <w:r>
-              <w:rPr>
-                <w:rFonts w:ascii="標楷體" w:eastAsia="標楷體" w:hAnsi="標楷體"/>
-                <w:noProof/>
-                <w:webHidden/>
-                <w:color w:val="000000" w:themeColor="text1"/>
-              </w:rPr>
-              <w:fldChar w:fldCharType="begin"/>
-            </w:r>
-            <w:r>
-              <w:rPr>
-                <w:rFonts w:ascii="標楷體" w:eastAsia="標楷體" w:hAnsi="標楷體"/>
-                <w:noProof/>
-                <w:webHidden/>
-                <w:color w:val="000000" w:themeColor="text1"/>
-              </w:rPr>
-              <w:instrText xml:space="preserve"> PAGEREF _Toc214485446 \h </w:instrText>
-            </w:r>
-            <w:r>
-              <w:rPr>
-                <w:rFonts w:ascii="標楷體" w:eastAsia="標楷體" w:hAnsi="標楷體"/>
-                <w:noProof/>
-                <w:webHidden/>
-                <w:color w:val="000000" w:themeColor="text1"/>
-              </w:rPr>
-            </w:r>
-            <w:r>
-              <w:rPr>
-                <w:rFonts w:ascii="標楷體" w:eastAsia="標楷體" w:hAnsi="標楷體"/>
-                <w:noProof/>
-                <w:webHidden/>
-                <w:color w:val="000000" w:themeColor="text1"/>
-              </w:rPr>
-              <w:fldChar w:fldCharType="separate"/>
-            </w:r>
-            <w:r>
-              <w:rPr>
-                <w:rFonts w:ascii="標楷體" w:eastAsia="標楷體" w:hAnsi="標楷體"/>
-                <w:noProof/>
-                <w:webHidden/>
-                <w:color w:val="000000" w:themeColor="text1"/>
-              </w:rPr>
-              <w:t>10</w:t>
-            </w:r>
-            <w:r>
-              <w:rPr>
-                <w:rFonts w:ascii="標楷體" w:eastAsia="標楷體" w:hAnsi="標楷體"/>
-                <w:noProof/>
-                <w:webHidden/>
-                <w:color w:val="000000" w:themeColor="text1"/>
+                <w:noProof/>
+                <w:webHidden/>
+              </w:rPr>
+              <w:t>18</w:t>
+            </w:r>
+            <w:r>
+              <w:rPr>
+                <w:noProof/>
+                <w:webHidden/>
               </w:rPr>
               <w:fldChar w:fldCharType="end"/>
             </w:r>
@@ -1349,83 +2818,72 @@
             <w:tabs>
               <w:tab w:val="right" w:leader="dot" w:pos="8296"/>
             </w:tabs>
-            <w:spacing w:line="240" w:lineRule="auto"/>
-            <w:jc w:val="both"/>
             <w:rPr>
-              <w:rFonts w:ascii="標楷體" w:eastAsia="標楷體" w:hAnsi="標楷體"/>
               <w:noProof/>
-              <w:color w:val="000000" w:themeColor="text1"/>
             </w:rPr>
           </w:pPr>
-          <w:hyperlink w:anchor="_Toc214485447" w:history="1">
+          <w:hyperlink w:anchor="_Toc216530888" w:history="1">
             <w:r>
               <w:rPr>
                 <w:rStyle w:val="ae"/>
                 <w:rFonts w:ascii="標楷體" w:eastAsia="標楷體" w:hAnsi="標楷體"/>
                 <w:noProof/>
-                <w:color w:val="000000" w:themeColor="text1"/>
-              </w:rPr>
-              <w:t>Erosion</w:t>
-            </w:r>
-            <w:r>
-              <w:rPr>
-                <w:rFonts w:ascii="標楷體" w:eastAsia="標楷體" w:hAnsi="標楷體"/>
-                <w:noProof/>
-                <w:webHidden/>
-                <w:color w:val="000000" w:themeColor="text1"/>
+              </w:rPr>
+              <w:t xml:space="preserve">6. </w:t>
+            </w:r>
+            <w:r>
+              <w:rPr>
+                <w:rStyle w:val="ae"/>
+                <w:rFonts w:ascii="標楷體" w:eastAsia="標楷體" w:hAnsi="標楷體" w:hint="eastAsia"/>
+                <w:noProof/>
+              </w:rPr>
+              <w:t>累加器設計與折衷</w:t>
+            </w:r>
+            <w:r>
+              <w:rPr>
+                <w:noProof/>
+                <w:webHidden/>
               </w:rPr>
               <w:tab/>
             </w:r>
             <w:r>
               <w:rPr>
-                <w:rFonts w:ascii="標楷體" w:eastAsia="標楷體" w:hAnsi="標楷體"/>
-                <w:noProof/>
-                <w:webHidden/>
-                <w:color w:val="000000" w:themeColor="text1"/>
+                <w:noProof/>
+                <w:webHidden/>
               </w:rPr>
               <w:fldChar w:fldCharType="begin"/>
             </w:r>
             <w:r>
               <w:rPr>
-                <w:rFonts w:ascii="標楷體" w:eastAsia="標楷體" w:hAnsi="標楷體"/>
-                <w:noProof/>
-                <w:webHidden/>
-                <w:color w:val="000000" w:themeColor="text1"/>
-              </w:rPr>
-              <w:instrText xml:space="preserve"> PAGEREF _Toc214485447 \h </w:instrText>
-            </w:r>
-            <w:r>
-              <w:rPr>
-                <w:rFonts w:ascii="標楷體" w:eastAsia="標楷體" w:hAnsi="標楷體"/>
-                <w:noProof/>
-                <w:webHidden/>
-                <w:color w:val="000000" w:themeColor="text1"/>
-              </w:rPr>
-            </w:r>
-            <w:r>
-              <w:rPr>
-                <w:rFonts w:ascii="標楷體" w:eastAsia="標楷體" w:hAnsi="標楷體"/>
-                <w:noProof/>
-                <w:webHidden/>
-                <w:color w:val="000000" w:themeColor="text1"/>
+                <w:noProof/>
+                <w:webHidden/>
+              </w:rPr>
+              <w:instrText xml:space="preserve"> PAGEREF _Toc216530888 \h </w:instrText>
+            </w:r>
+            <w:r>
+              <w:rPr>
+                <w:noProof/>
+                <w:webHidden/>
+              </w:rPr>
+            </w:r>
+            <w:r>
+              <w:rPr>
+                <w:noProof/>
+                <w:webHidden/>
               </w:rPr>
               <w:fldChar w:fldCharType="separate"/>
             </w:r>
             <w:r>
               <w:rPr>
-                <w:rFonts w:ascii="標楷體" w:eastAsia="標楷體" w:hAnsi="標楷體"/>
-                <w:noProof/>
-                <w:webHidden/>
-                <w:color w:val="000000" w:themeColor="text1"/>
-              </w:rPr>
-              <w:t>11</w:t>
-            </w:r>
-            <w:r>
-              <w:rPr>
-                <w:rFonts w:ascii="標楷體" w:eastAsia="標楷體" w:hAnsi="標楷體"/>
-                <w:noProof/>
-                <w:webHidden/>
-                <w:color w:val="000000" w:themeColor="text1"/>
+                <w:noProof/>
+                <w:webHidden/>
+              </w:rPr>
+              <w:t>18</w:t>
+            </w:r>
+            <w:r>
+              <w:rPr>
+                <w:noProof/>
+                <w:webHidden/>
               </w:rPr>
               <w:fldChar w:fldCharType="end"/>
             </w:r>
@@ -1437,83 +2895,72 @@
             <w:tabs>
               <w:tab w:val="right" w:leader="dot" w:pos="8296"/>
             </w:tabs>
-            <w:spacing w:line="240" w:lineRule="auto"/>
-            <w:jc w:val="both"/>
             <w:rPr>
-              <w:rFonts w:ascii="標楷體" w:eastAsia="標楷體" w:hAnsi="標楷體"/>
               <w:noProof/>
-              <w:color w:val="000000" w:themeColor="text1"/>
             </w:rPr>
           </w:pPr>
-          <w:hyperlink w:anchor="_Toc214485448" w:history="1">
+          <w:hyperlink w:anchor="_Toc216530889" w:history="1">
+            <w:r>
+              <w:rPr>
+                <w:rStyle w:val="ae"/>
+                <w:rFonts w:ascii="標楷體" w:eastAsia="標楷體" w:hAnsi="標楷體"/>
+                <w:noProof/>
+              </w:rPr>
+              <w:t xml:space="preserve">6.1 </w:t>
+            </w:r>
             <w:r>
               <w:rPr>
                 <w:rStyle w:val="ae"/>
                 <w:rFonts w:ascii="標楷體" w:eastAsia="標楷體" w:hAnsi="標楷體" w:hint="eastAsia"/>
                 <w:noProof/>
-                <w:color w:val="000000" w:themeColor="text1"/>
-              </w:rPr>
-              <w:t>主要程式碼：</w:t>
-            </w:r>
-            <w:r>
-              <w:rPr>
-                <w:rFonts w:ascii="標楷體" w:eastAsia="標楷體" w:hAnsi="標楷體"/>
-                <w:noProof/>
-                <w:webHidden/>
-                <w:color w:val="000000" w:themeColor="text1"/>
+              </w:rPr>
+              <w:t>四維累加器的必要性</w:t>
+            </w:r>
+            <w:r>
+              <w:rPr>
+                <w:noProof/>
+                <w:webHidden/>
               </w:rPr>
               <w:tab/>
             </w:r>
             <w:r>
               <w:rPr>
-                <w:rFonts w:ascii="標楷體" w:eastAsia="標楷體" w:hAnsi="標楷體"/>
-                <w:noProof/>
-                <w:webHidden/>
-                <w:color w:val="000000" w:themeColor="text1"/>
+                <w:noProof/>
+                <w:webHidden/>
               </w:rPr>
               <w:fldChar w:fldCharType="begin"/>
             </w:r>
             <w:r>
               <w:rPr>
-                <w:rFonts w:ascii="標楷體" w:eastAsia="標楷體" w:hAnsi="標楷體"/>
-                <w:noProof/>
-                <w:webHidden/>
-                <w:color w:val="000000" w:themeColor="text1"/>
-              </w:rPr>
-              <w:instrText xml:space="preserve"> PAGEREF _Toc214485448 \h </w:instrText>
-            </w:r>
-            <w:r>
-              <w:rPr>
-                <w:rFonts w:ascii="標楷體" w:eastAsia="標楷體" w:hAnsi="標楷體"/>
-                <w:noProof/>
-                <w:webHidden/>
-                <w:color w:val="000000" w:themeColor="text1"/>
-              </w:rPr>
-            </w:r>
-            <w:r>
-              <w:rPr>
-                <w:rFonts w:ascii="標楷體" w:eastAsia="標楷體" w:hAnsi="標楷體"/>
-                <w:noProof/>
-                <w:webHidden/>
-                <w:color w:val="000000" w:themeColor="text1"/>
+                <w:noProof/>
+                <w:webHidden/>
+              </w:rPr>
+              <w:instrText xml:space="preserve"> PAGEREF _Toc216530889 \h </w:instrText>
+            </w:r>
+            <w:r>
+              <w:rPr>
+                <w:noProof/>
+                <w:webHidden/>
+              </w:rPr>
+            </w:r>
+            <w:r>
+              <w:rPr>
+                <w:noProof/>
+                <w:webHidden/>
               </w:rPr>
               <w:fldChar w:fldCharType="separate"/>
             </w:r>
             <w:r>
               <w:rPr>
-                <w:rFonts w:ascii="標楷體" w:eastAsia="標楷體" w:hAnsi="標楷體"/>
-                <w:noProof/>
-                <w:webHidden/>
-                <w:color w:val="000000" w:themeColor="text1"/>
-              </w:rPr>
-              <w:t>11</w:t>
-            </w:r>
-            <w:r>
-              <w:rPr>
-                <w:rFonts w:ascii="標楷體" w:eastAsia="標楷體" w:hAnsi="標楷體"/>
-                <w:noProof/>
-                <w:webHidden/>
-                <w:color w:val="000000" w:themeColor="text1"/>
+                <w:noProof/>
+                <w:webHidden/>
+              </w:rPr>
+              <w:t>18</w:t>
+            </w:r>
+            <w:r>
+              <w:rPr>
+                <w:noProof/>
+                <w:webHidden/>
               </w:rPr>
               <w:fldChar w:fldCharType="end"/>
             </w:r>
@@ -1525,83 +2972,88 @@
             <w:tabs>
               <w:tab w:val="right" w:leader="dot" w:pos="8296"/>
             </w:tabs>
-            <w:spacing w:line="240" w:lineRule="auto"/>
-            <w:jc w:val="both"/>
             <w:rPr>
-              <w:rFonts w:ascii="標楷體" w:eastAsia="標楷體" w:hAnsi="標楷體"/>
               <w:noProof/>
-              <w:color w:val="000000" w:themeColor="text1"/>
             </w:rPr>
           </w:pPr>
-          <w:hyperlink w:anchor="_Toc214485449" w:history="1">
+          <w:hyperlink w:anchor="_Toc216530890" w:history="1">
+            <w:r>
+              <w:rPr>
+                <w:rStyle w:val="ae"/>
+                <w:rFonts w:ascii="標楷體" w:eastAsia="標楷體" w:hAnsi="標楷體"/>
+                <w:noProof/>
+              </w:rPr>
+              <w:t xml:space="preserve">6.2 </w:t>
+            </w:r>
             <w:r>
               <w:rPr>
                 <w:rStyle w:val="ae"/>
                 <w:rFonts w:ascii="標楷體" w:eastAsia="標楷體" w:hAnsi="標楷體" w:hint="eastAsia"/>
                 <w:noProof/>
-                <w:color w:val="000000" w:themeColor="text1"/>
-              </w:rPr>
-              <w:t>實作結果</w:t>
-            </w:r>
-            <w:r>
-              <w:rPr>
+              </w:rPr>
+              <w:t>為何仍保留部分</w:t>
+            </w:r>
+            <w:r>
+              <w:rPr>
+                <w:rStyle w:val="ae"/>
                 <w:rFonts w:ascii="標楷體" w:eastAsia="標楷體" w:hAnsi="標楷體"/>
                 <w:noProof/>
-                <w:webHidden/>
-                <w:color w:val="000000" w:themeColor="text1"/>
+              </w:rPr>
+              <w:t xml:space="preserve"> Python </w:t>
+            </w:r>
+            <w:r>
+              <w:rPr>
+                <w:rStyle w:val="ae"/>
+                <w:rFonts w:ascii="標楷體" w:eastAsia="標楷體" w:hAnsi="標楷體" w:hint="eastAsia"/>
+                <w:noProof/>
+              </w:rPr>
+              <w:t>迴圈</w:t>
+            </w:r>
+            <w:r>
+              <w:rPr>
+                <w:noProof/>
+                <w:webHidden/>
               </w:rPr>
               <w:tab/>
             </w:r>
             <w:r>
               <w:rPr>
-                <w:rFonts w:ascii="標楷體" w:eastAsia="標楷體" w:hAnsi="標楷體"/>
-                <w:noProof/>
-                <w:webHidden/>
-                <w:color w:val="000000" w:themeColor="text1"/>
+                <w:noProof/>
+                <w:webHidden/>
               </w:rPr>
               <w:fldChar w:fldCharType="begin"/>
             </w:r>
             <w:r>
               <w:rPr>
-                <w:rFonts w:ascii="標楷體" w:eastAsia="標楷體" w:hAnsi="標楷體"/>
-                <w:noProof/>
-                <w:webHidden/>
-                <w:color w:val="000000" w:themeColor="text1"/>
-              </w:rPr>
-              <w:instrText xml:space="preserve"> PAGEREF _Toc214485449 \h </w:instrText>
-            </w:r>
-            <w:r>
-              <w:rPr>
-                <w:rFonts w:ascii="標楷體" w:eastAsia="標楷體" w:hAnsi="標楷體"/>
-                <w:noProof/>
-                <w:webHidden/>
-                <w:color w:val="000000" w:themeColor="text1"/>
-              </w:rPr>
-            </w:r>
-            <w:r>
-              <w:rPr>
-                <w:rFonts w:ascii="標楷體" w:eastAsia="標楷體" w:hAnsi="標楷體"/>
-                <w:noProof/>
-                <w:webHidden/>
-                <w:color w:val="000000" w:themeColor="text1"/>
+                <w:noProof/>
+                <w:webHidden/>
+              </w:rPr>
+              <w:instrText xml:space="preserve"> PAGEREF _Toc216530890 \h </w:instrText>
+            </w:r>
+            <w:r>
+              <w:rPr>
+                <w:noProof/>
+                <w:webHidden/>
+              </w:rPr>
+            </w:r>
+            <w:r>
+              <w:rPr>
+                <w:noProof/>
+                <w:webHidden/>
               </w:rPr>
               <w:fldChar w:fldCharType="separate"/>
             </w:r>
             <w:r>
               <w:rPr>
-                <w:rFonts w:ascii="標楷體" w:eastAsia="標楷體" w:hAnsi="標楷體"/>
-                <w:noProof/>
-                <w:webHidden/>
-                <w:color w:val="000000" w:themeColor="text1"/>
-              </w:rPr>
-              <w:t>11</w:t>
-            </w:r>
-            <w:r>
-              <w:rPr>
-                <w:rFonts w:ascii="標楷體" w:eastAsia="標楷體" w:hAnsi="標楷體"/>
-                <w:noProof/>
-                <w:webHidden/>
-                <w:color w:val="000000" w:themeColor="text1"/>
+                <w:noProof/>
+                <w:webHidden/>
+              </w:rPr>
+              <w:t>19</w:t>
+            </w:r>
+            <w:r>
+              <w:rPr>
+                <w:noProof/>
+                <w:webHidden/>
               </w:rPr>
               <w:fldChar w:fldCharType="end"/>
             </w:r>
@@ -1613,259 +3065,72 @@
             <w:tabs>
               <w:tab w:val="right" w:leader="dot" w:pos="8296"/>
             </w:tabs>
-            <w:spacing w:line="240" w:lineRule="auto"/>
-            <w:jc w:val="both"/>
             <w:rPr>
-              <w:rFonts w:ascii="標楷體" w:eastAsia="標楷體" w:hAnsi="標楷體"/>
               <w:noProof/>
-              <w:color w:val="000000" w:themeColor="text1"/>
             </w:rPr>
           </w:pPr>
-          <w:hyperlink w:anchor="_Toc214485450" w:history="1">
+          <w:hyperlink w:anchor="_Toc216530891" w:history="1">
             <w:r>
               <w:rPr>
                 <w:rStyle w:val="ae"/>
                 <w:rFonts w:ascii="標楷體" w:eastAsia="標楷體" w:hAnsi="標楷體"/>
                 <w:noProof/>
-                <w:color w:val="000000" w:themeColor="text1"/>
-              </w:rPr>
-              <w:t>Dilation</w:t>
-            </w:r>
-            <w:r>
-              <w:rPr>
-                <w:rFonts w:ascii="標楷體" w:eastAsia="標楷體" w:hAnsi="標楷體"/>
-                <w:noProof/>
-                <w:webHidden/>
-                <w:color w:val="000000" w:themeColor="text1"/>
-              </w:rPr>
-              <w:tab/>
-            </w:r>
-            <w:r>
-              <w:rPr>
-                <w:rFonts w:ascii="標楷體" w:eastAsia="標楷體" w:hAnsi="標楷體"/>
-                <w:noProof/>
-                <w:webHidden/>
-                <w:color w:val="000000" w:themeColor="text1"/>
-              </w:rPr>
-              <w:fldChar w:fldCharType="begin"/>
-            </w:r>
-            <w:r>
-              <w:rPr>
-                <w:rFonts w:ascii="標楷體" w:eastAsia="標楷體" w:hAnsi="標楷體"/>
-                <w:noProof/>
-                <w:webHidden/>
-                <w:color w:val="000000" w:themeColor="text1"/>
-              </w:rPr>
-              <w:instrText xml:space="preserve"> PAGEREF _Toc214485450 \h </w:instrText>
-            </w:r>
-            <w:r>
-              <w:rPr>
-                <w:rFonts w:ascii="標楷體" w:eastAsia="標楷體" w:hAnsi="標楷體"/>
-                <w:noProof/>
-                <w:webHidden/>
-                <w:color w:val="000000" w:themeColor="text1"/>
-              </w:rPr>
-            </w:r>
-            <w:r>
-              <w:rPr>
-                <w:rFonts w:ascii="標楷體" w:eastAsia="標楷體" w:hAnsi="標楷體"/>
-                <w:noProof/>
-                <w:webHidden/>
-                <w:color w:val="000000" w:themeColor="text1"/>
-              </w:rPr>
-              <w:fldChar w:fldCharType="separate"/>
-            </w:r>
-            <w:r>
-              <w:rPr>
-                <w:rFonts w:ascii="標楷體" w:eastAsia="標楷體" w:hAnsi="標楷體"/>
-                <w:noProof/>
-                <w:webHidden/>
-                <w:color w:val="000000" w:themeColor="text1"/>
-              </w:rPr>
-              <w:t>11</w:t>
-            </w:r>
-            <w:r>
-              <w:rPr>
-                <w:rFonts w:ascii="標楷體" w:eastAsia="標楷體" w:hAnsi="標楷體"/>
-                <w:noProof/>
-                <w:webHidden/>
-                <w:color w:val="000000" w:themeColor="text1"/>
-              </w:rPr>
-              <w:fldChar w:fldCharType="end"/>
-            </w:r>
-          </w:hyperlink>
-        </w:p>
-        <w:p>
-          <w:pPr>
-            <w:pStyle w:val="31"/>
-            <w:tabs>
-              <w:tab w:val="right" w:leader="dot" w:pos="8296"/>
-            </w:tabs>
-            <w:spacing w:line="240" w:lineRule="auto"/>
-            <w:jc w:val="both"/>
-            <w:rPr>
-              <w:rFonts w:ascii="標楷體" w:eastAsia="標楷體" w:hAnsi="標楷體"/>
-              <w:noProof/>
-              <w:color w:val="000000" w:themeColor="text1"/>
-            </w:rPr>
-          </w:pPr>
-          <w:hyperlink w:anchor="_Toc214485451" w:history="1">
+              </w:rPr>
+              <w:t xml:space="preserve">7. </w:t>
+            </w:r>
             <w:r>
               <w:rPr>
                 <w:rStyle w:val="ae"/>
                 <w:rFonts w:ascii="標楷體" w:eastAsia="標楷體" w:hAnsi="標楷體" w:hint="eastAsia"/>
                 <w:noProof/>
-                <w:color w:val="000000" w:themeColor="text1"/>
-              </w:rPr>
-              <w:t>主要程式碼：</w:t>
-            </w:r>
-            <w:r>
-              <w:rPr>
-                <w:rFonts w:ascii="標楷體" w:eastAsia="標楷體" w:hAnsi="標楷體"/>
-                <w:noProof/>
-                <w:webHidden/>
-                <w:color w:val="000000" w:themeColor="text1"/>
+              </w:rPr>
+              <w:t>整體加速效果總結</w:t>
+            </w:r>
+            <w:r>
+              <w:rPr>
+                <w:noProof/>
+                <w:webHidden/>
               </w:rPr>
               <w:tab/>
             </w:r>
             <w:r>
               <w:rPr>
-                <w:rFonts w:ascii="標楷體" w:eastAsia="標楷體" w:hAnsi="標楷體"/>
-                <w:noProof/>
-                <w:webHidden/>
-                <w:color w:val="000000" w:themeColor="text1"/>
+                <w:noProof/>
+                <w:webHidden/>
               </w:rPr>
               <w:fldChar w:fldCharType="begin"/>
             </w:r>
             <w:r>
               <w:rPr>
-                <w:rFonts w:ascii="標楷體" w:eastAsia="標楷體" w:hAnsi="標楷體"/>
-                <w:noProof/>
-                <w:webHidden/>
-                <w:color w:val="000000" w:themeColor="text1"/>
-              </w:rPr>
-              <w:instrText xml:space="preserve"> PAGEREF _Toc214485451 \h </w:instrText>
-            </w:r>
-            <w:r>
-              <w:rPr>
-                <w:rFonts w:ascii="標楷體" w:eastAsia="標楷體" w:hAnsi="標楷體"/>
-                <w:noProof/>
-                <w:webHidden/>
-                <w:color w:val="000000" w:themeColor="text1"/>
-              </w:rPr>
-            </w:r>
-            <w:r>
-              <w:rPr>
-                <w:rFonts w:ascii="標楷體" w:eastAsia="標楷體" w:hAnsi="標楷體"/>
-                <w:noProof/>
-                <w:webHidden/>
-                <w:color w:val="000000" w:themeColor="text1"/>
+                <w:noProof/>
+                <w:webHidden/>
+              </w:rPr>
+              <w:instrText xml:space="preserve"> PAGEREF _Toc216530891 \h </w:instrText>
+            </w:r>
+            <w:r>
+              <w:rPr>
+                <w:noProof/>
+                <w:webHidden/>
+              </w:rPr>
+            </w:r>
+            <w:r>
+              <w:rPr>
+                <w:noProof/>
+                <w:webHidden/>
               </w:rPr>
               <w:fldChar w:fldCharType="separate"/>
             </w:r>
             <w:r>
               <w:rPr>
-                <w:rFonts w:ascii="標楷體" w:eastAsia="標楷體" w:hAnsi="標楷體"/>
-                <w:noProof/>
-                <w:webHidden/>
-                <w:color w:val="000000" w:themeColor="text1"/>
-              </w:rPr>
-              <w:t>11</w:t>
-            </w:r>
-            <w:r>
-              <w:rPr>
-                <w:rFonts w:ascii="標楷體" w:eastAsia="標楷體" w:hAnsi="標楷體"/>
-                <w:noProof/>
-                <w:webHidden/>
-                <w:color w:val="000000" w:themeColor="text1"/>
-              </w:rPr>
-              <w:fldChar w:fldCharType="end"/>
-            </w:r>
-          </w:hyperlink>
-        </w:p>
-        <w:p>
-          <w:pPr>
-            <w:pStyle w:val="31"/>
-            <w:tabs>
-              <w:tab w:val="right" w:leader="dot" w:pos="8296"/>
-            </w:tabs>
-            <w:spacing w:line="240" w:lineRule="auto"/>
-            <w:jc w:val="both"/>
-            <w:rPr>
-              <w:rFonts w:ascii="標楷體" w:eastAsia="標楷體" w:hAnsi="標楷體"/>
-              <w:noProof/>
-              <w:color w:val="000000" w:themeColor="text1"/>
-            </w:rPr>
-          </w:pPr>
-          <w:hyperlink w:anchor="_Toc214485452" w:history="1">
-            <w:r>
-              <w:rPr>
-                <w:rStyle w:val="ae"/>
-                <w:rFonts w:ascii="標楷體" w:eastAsia="標楷體" w:hAnsi="標楷體" w:hint="eastAsia"/>
-                <w:noProof/>
-                <w:color w:val="000000" w:themeColor="text1"/>
-              </w:rPr>
-              <w:t>實作結果</w:t>
-            </w:r>
-            <w:r>
-              <w:rPr>
-                <w:rFonts w:ascii="標楷體" w:eastAsia="標楷體" w:hAnsi="標楷體"/>
-                <w:noProof/>
-                <w:webHidden/>
-                <w:color w:val="000000" w:themeColor="text1"/>
-              </w:rPr>
-              <w:tab/>
-            </w:r>
-            <w:r>
-              <w:rPr>
-                <w:rFonts w:ascii="標楷體" w:eastAsia="標楷體" w:hAnsi="標楷體"/>
-                <w:noProof/>
-                <w:webHidden/>
-                <w:color w:val="000000" w:themeColor="text1"/>
-              </w:rPr>
-              <w:fldChar w:fldCharType="begin"/>
-            </w:r>
-            <w:r>
-              <w:rPr>
-                <w:rFonts w:ascii="標楷體" w:eastAsia="標楷體" w:hAnsi="標楷體"/>
-                <w:noProof/>
-                <w:webHidden/>
-                <w:color w:val="000000" w:themeColor="text1"/>
-              </w:rPr>
-              <w:instrText xml:space="preserve"> PAGEREF _Toc214485452 \h </w:instrText>
-            </w:r>
-            <w:r>
-              <w:rPr>
-                <w:rFonts w:ascii="標楷體" w:eastAsia="標楷體" w:hAnsi="標楷體"/>
-                <w:noProof/>
-                <w:webHidden/>
-                <w:color w:val="000000" w:themeColor="text1"/>
-              </w:rPr>
-            </w:r>
-            <w:r>
-              <w:rPr>
-                <w:rFonts w:ascii="標楷體" w:eastAsia="標楷體" w:hAnsi="標楷體"/>
-                <w:noProof/>
-                <w:webHidden/>
-                <w:color w:val="000000" w:themeColor="text1"/>
-              </w:rPr>
-              <w:fldChar w:fldCharType="separate"/>
-            </w:r>
-            <w:r>
-              <w:rPr>
-                <w:rFonts w:ascii="標楷體" w:eastAsia="標楷體" w:hAnsi="標楷體"/>
-                <w:noProof/>
-                <w:webHidden/>
-                <w:color w:val="000000" w:themeColor="text1"/>
-              </w:rPr>
-              <w:t>12</w:t>
-            </w:r>
-            <w:r>
-              <w:rPr>
-                <w:rFonts w:ascii="標楷體" w:eastAsia="標楷體" w:hAnsi="標楷體"/>
-                <w:noProof/>
-                <w:webHidden/>
-                <w:color w:val="000000" w:themeColor="text1"/>
+                <w:noProof/>
+                <w:webHidden/>
+              </w:rPr>
+              <w:t>19</w:t>
+            </w:r>
+            <w:r>
+              <w:rPr>
+                <w:noProof/>
+                <w:webHidden/>
               </w:rPr>
               <w:fldChar w:fldCharType="end"/>
             </w:r>
@@ -1877,523 +3142,72 @@
             <w:tabs>
               <w:tab w:val="right" w:leader="dot" w:pos="8296"/>
             </w:tabs>
-            <w:spacing w:line="240" w:lineRule="auto"/>
-            <w:jc w:val="both"/>
             <w:rPr>
-              <w:rFonts w:ascii="標楷體" w:eastAsia="標楷體" w:hAnsi="標楷體"/>
               <w:noProof/>
-              <w:color w:val="000000" w:themeColor="text1"/>
             </w:rPr>
           </w:pPr>
-          <w:hyperlink w:anchor="_Toc214485453" w:history="1">
+          <w:hyperlink w:anchor="_Toc216530892" w:history="1">
             <w:r>
               <w:rPr>
                 <w:rStyle w:val="ae"/>
                 <w:rFonts w:ascii="標楷體" w:eastAsia="標楷體" w:hAnsi="標楷體"/>
                 <w:noProof/>
-                <w:color w:val="000000" w:themeColor="text1"/>
-              </w:rPr>
-              <w:t>Opening</w:t>
-            </w:r>
-            <w:r>
-              <w:rPr>
-                <w:rFonts w:ascii="標楷體" w:eastAsia="標楷體" w:hAnsi="標楷體"/>
-                <w:noProof/>
-                <w:webHidden/>
-                <w:color w:val="000000" w:themeColor="text1"/>
-              </w:rPr>
-              <w:tab/>
-            </w:r>
-            <w:r>
-              <w:rPr>
-                <w:rFonts w:ascii="標楷體" w:eastAsia="標楷體" w:hAnsi="標楷體"/>
-                <w:noProof/>
-                <w:webHidden/>
-                <w:color w:val="000000" w:themeColor="text1"/>
-              </w:rPr>
-              <w:fldChar w:fldCharType="begin"/>
-            </w:r>
-            <w:r>
-              <w:rPr>
-                <w:rFonts w:ascii="標楷體" w:eastAsia="標楷體" w:hAnsi="標楷體"/>
-                <w:noProof/>
-                <w:webHidden/>
-                <w:color w:val="000000" w:themeColor="text1"/>
-              </w:rPr>
-              <w:instrText xml:space="preserve"> PAGEREF _Toc214485453 \h </w:instrText>
-            </w:r>
-            <w:r>
-              <w:rPr>
-                <w:rFonts w:ascii="標楷體" w:eastAsia="標楷體" w:hAnsi="標楷體"/>
-                <w:noProof/>
-                <w:webHidden/>
-                <w:color w:val="000000" w:themeColor="text1"/>
-              </w:rPr>
-            </w:r>
-            <w:r>
-              <w:rPr>
-                <w:rFonts w:ascii="標楷體" w:eastAsia="標楷體" w:hAnsi="標楷體"/>
-                <w:noProof/>
-                <w:webHidden/>
-                <w:color w:val="000000" w:themeColor="text1"/>
-              </w:rPr>
-              <w:fldChar w:fldCharType="separate"/>
-            </w:r>
-            <w:r>
-              <w:rPr>
-                <w:rFonts w:ascii="標楷體" w:eastAsia="標楷體" w:hAnsi="標楷體"/>
-                <w:noProof/>
-                <w:webHidden/>
-                <w:color w:val="000000" w:themeColor="text1"/>
-              </w:rPr>
-              <w:t>12</w:t>
-            </w:r>
-            <w:r>
-              <w:rPr>
-                <w:rFonts w:ascii="標楷體" w:eastAsia="標楷體" w:hAnsi="標楷體"/>
-                <w:noProof/>
-                <w:webHidden/>
-                <w:color w:val="000000" w:themeColor="text1"/>
-              </w:rPr>
-              <w:fldChar w:fldCharType="end"/>
-            </w:r>
-          </w:hyperlink>
-        </w:p>
-        <w:p>
-          <w:pPr>
-            <w:pStyle w:val="31"/>
-            <w:tabs>
-              <w:tab w:val="right" w:leader="dot" w:pos="8296"/>
-            </w:tabs>
-            <w:spacing w:line="240" w:lineRule="auto"/>
-            <w:jc w:val="both"/>
-            <w:rPr>
-              <w:rFonts w:ascii="標楷體" w:eastAsia="標楷體" w:hAnsi="標楷體"/>
-              <w:noProof/>
-              <w:color w:val="000000" w:themeColor="text1"/>
-            </w:rPr>
-          </w:pPr>
-          <w:hyperlink w:anchor="_Toc214485454" w:history="1">
+              </w:rPr>
+              <w:t xml:space="preserve">8. </w:t>
+            </w:r>
             <w:r>
               <w:rPr>
                 <w:rStyle w:val="ae"/>
                 <w:rFonts w:ascii="標楷體" w:eastAsia="標楷體" w:hAnsi="標楷體" w:hint="eastAsia"/>
                 <w:noProof/>
-                <w:color w:val="000000" w:themeColor="text1"/>
-              </w:rPr>
-              <w:t>主要程式碼：</w:t>
-            </w:r>
-            <w:r>
-              <w:rPr>
-                <w:rFonts w:ascii="標楷體" w:eastAsia="標楷體" w:hAnsi="標楷體"/>
-                <w:noProof/>
-                <w:webHidden/>
-                <w:color w:val="000000" w:themeColor="text1"/>
+              </w:rPr>
+              <w:t>偵測結果呈現</w:t>
+            </w:r>
+            <w:r>
+              <w:rPr>
+                <w:noProof/>
+                <w:webHidden/>
               </w:rPr>
               <w:tab/>
             </w:r>
             <w:r>
               <w:rPr>
-                <w:rFonts w:ascii="標楷體" w:eastAsia="標楷體" w:hAnsi="標楷體"/>
-                <w:noProof/>
-                <w:webHidden/>
-                <w:color w:val="000000" w:themeColor="text1"/>
+                <w:noProof/>
+                <w:webHidden/>
               </w:rPr>
               <w:fldChar w:fldCharType="begin"/>
             </w:r>
             <w:r>
               <w:rPr>
-                <w:rFonts w:ascii="標楷體" w:eastAsia="標楷體" w:hAnsi="標楷體"/>
-                <w:noProof/>
-                <w:webHidden/>
-                <w:color w:val="000000" w:themeColor="text1"/>
-              </w:rPr>
-              <w:instrText xml:space="preserve"> PAGEREF _Toc214485454 \h </w:instrText>
-            </w:r>
-            <w:r>
-              <w:rPr>
-                <w:rFonts w:ascii="標楷體" w:eastAsia="標楷體" w:hAnsi="標楷體"/>
-                <w:noProof/>
-                <w:webHidden/>
-                <w:color w:val="000000" w:themeColor="text1"/>
-              </w:rPr>
-            </w:r>
-            <w:r>
-              <w:rPr>
-                <w:rFonts w:ascii="標楷體" w:eastAsia="標楷體" w:hAnsi="標楷體"/>
-                <w:noProof/>
-                <w:webHidden/>
-                <w:color w:val="000000" w:themeColor="text1"/>
+                <w:noProof/>
+                <w:webHidden/>
+              </w:rPr>
+              <w:instrText xml:space="preserve"> PAGEREF _Toc216530892 \h </w:instrText>
+            </w:r>
+            <w:r>
+              <w:rPr>
+                <w:noProof/>
+                <w:webHidden/>
+              </w:rPr>
+            </w:r>
+            <w:r>
+              <w:rPr>
+                <w:noProof/>
+                <w:webHidden/>
               </w:rPr>
               <w:fldChar w:fldCharType="separate"/>
             </w:r>
             <w:r>
               <w:rPr>
-                <w:rFonts w:ascii="標楷體" w:eastAsia="標楷體" w:hAnsi="標楷體"/>
-                <w:noProof/>
-                <w:webHidden/>
-                <w:color w:val="000000" w:themeColor="text1"/>
-              </w:rPr>
-              <w:t>12</w:t>
-            </w:r>
-            <w:r>
-              <w:rPr>
-                <w:rFonts w:ascii="標楷體" w:eastAsia="標楷體" w:hAnsi="標楷體"/>
-                <w:noProof/>
-                <w:webHidden/>
-                <w:color w:val="000000" w:themeColor="text1"/>
-              </w:rPr>
-              <w:fldChar w:fldCharType="end"/>
-            </w:r>
-          </w:hyperlink>
-        </w:p>
-        <w:p>
-          <w:pPr>
-            <w:pStyle w:val="31"/>
-            <w:tabs>
-              <w:tab w:val="right" w:leader="dot" w:pos="8296"/>
-            </w:tabs>
-            <w:spacing w:line="240" w:lineRule="auto"/>
-            <w:jc w:val="both"/>
-            <w:rPr>
-              <w:rFonts w:ascii="標楷體" w:eastAsia="標楷體" w:hAnsi="標楷體"/>
-              <w:noProof/>
-              <w:color w:val="000000" w:themeColor="text1"/>
-            </w:rPr>
-          </w:pPr>
-          <w:hyperlink w:anchor="_Toc214485455" w:history="1">
-            <w:r>
-              <w:rPr>
-                <w:rStyle w:val="ae"/>
-                <w:rFonts w:ascii="標楷體" w:eastAsia="標楷體" w:hAnsi="標楷體" w:hint="eastAsia"/>
-                <w:noProof/>
-                <w:color w:val="000000" w:themeColor="text1"/>
-              </w:rPr>
-              <w:t>實作結果</w:t>
-            </w:r>
-            <w:r>
-              <w:rPr>
-                <w:rFonts w:ascii="標楷體" w:eastAsia="標楷體" w:hAnsi="標楷體"/>
-                <w:noProof/>
-                <w:webHidden/>
-                <w:color w:val="000000" w:themeColor="text1"/>
-              </w:rPr>
-              <w:tab/>
-            </w:r>
-            <w:r>
-              <w:rPr>
-                <w:rFonts w:ascii="標楷體" w:eastAsia="標楷體" w:hAnsi="標楷體"/>
-                <w:noProof/>
-                <w:webHidden/>
-                <w:color w:val="000000" w:themeColor="text1"/>
-              </w:rPr>
-              <w:fldChar w:fldCharType="begin"/>
-            </w:r>
-            <w:r>
-              <w:rPr>
-                <w:rFonts w:ascii="標楷體" w:eastAsia="標楷體" w:hAnsi="標楷體"/>
-                <w:noProof/>
-                <w:webHidden/>
-                <w:color w:val="000000" w:themeColor="text1"/>
-              </w:rPr>
-              <w:instrText xml:space="preserve"> PAGEREF _Toc214485455 \h </w:instrText>
-            </w:r>
-            <w:r>
-              <w:rPr>
-                <w:rFonts w:ascii="標楷體" w:eastAsia="標楷體" w:hAnsi="標楷體"/>
-                <w:noProof/>
-                <w:webHidden/>
-                <w:color w:val="000000" w:themeColor="text1"/>
-              </w:rPr>
-            </w:r>
-            <w:r>
-              <w:rPr>
-                <w:rFonts w:ascii="標楷體" w:eastAsia="標楷體" w:hAnsi="標楷體"/>
-                <w:noProof/>
-                <w:webHidden/>
-                <w:color w:val="000000" w:themeColor="text1"/>
-              </w:rPr>
-              <w:fldChar w:fldCharType="separate"/>
-            </w:r>
-            <w:r>
-              <w:rPr>
-                <w:rFonts w:ascii="標楷體" w:eastAsia="標楷體" w:hAnsi="標楷體"/>
-                <w:noProof/>
-                <w:webHidden/>
-                <w:color w:val="000000" w:themeColor="text1"/>
-              </w:rPr>
-              <w:t>13</w:t>
-            </w:r>
-            <w:r>
-              <w:rPr>
-                <w:rFonts w:ascii="標楷體" w:eastAsia="標楷體" w:hAnsi="標楷體"/>
-                <w:noProof/>
-                <w:webHidden/>
-                <w:color w:val="000000" w:themeColor="text1"/>
-              </w:rPr>
-              <w:fldChar w:fldCharType="end"/>
-            </w:r>
-          </w:hyperlink>
-        </w:p>
-        <w:p>
-          <w:pPr>
-            <w:pStyle w:val="21"/>
-            <w:tabs>
-              <w:tab w:val="right" w:leader="dot" w:pos="8296"/>
-            </w:tabs>
-            <w:spacing w:line="240" w:lineRule="auto"/>
-            <w:jc w:val="both"/>
-            <w:rPr>
-              <w:rFonts w:ascii="標楷體" w:eastAsia="標楷體" w:hAnsi="標楷體"/>
-              <w:noProof/>
-              <w:color w:val="000000" w:themeColor="text1"/>
-            </w:rPr>
-          </w:pPr>
-          <w:hyperlink w:anchor="_Toc214485456" w:history="1">
-            <w:r>
-              <w:rPr>
-                <w:rStyle w:val="ae"/>
-                <w:rFonts w:ascii="標楷體" w:eastAsia="標楷體" w:hAnsi="標楷體"/>
-                <w:noProof/>
-                <w:color w:val="000000" w:themeColor="text1"/>
-              </w:rPr>
-              <w:t>Closing</w:t>
-            </w:r>
-            <w:r>
-              <w:rPr>
-                <w:rFonts w:ascii="標楷體" w:eastAsia="標楷體" w:hAnsi="標楷體"/>
-                <w:noProof/>
-                <w:webHidden/>
-                <w:color w:val="000000" w:themeColor="text1"/>
-              </w:rPr>
-              <w:tab/>
-            </w:r>
-            <w:r>
-              <w:rPr>
-                <w:rFonts w:ascii="標楷體" w:eastAsia="標楷體" w:hAnsi="標楷體"/>
-                <w:noProof/>
-                <w:webHidden/>
-                <w:color w:val="000000" w:themeColor="text1"/>
-              </w:rPr>
-              <w:fldChar w:fldCharType="begin"/>
-            </w:r>
-            <w:r>
-              <w:rPr>
-                <w:rFonts w:ascii="標楷體" w:eastAsia="標楷體" w:hAnsi="標楷體"/>
-                <w:noProof/>
-                <w:webHidden/>
-                <w:color w:val="000000" w:themeColor="text1"/>
-              </w:rPr>
-              <w:instrText xml:space="preserve"> PAGEREF _Toc214485456 \h </w:instrText>
-            </w:r>
-            <w:r>
-              <w:rPr>
-                <w:rFonts w:ascii="標楷體" w:eastAsia="標楷體" w:hAnsi="標楷體"/>
-                <w:noProof/>
-                <w:webHidden/>
-                <w:color w:val="000000" w:themeColor="text1"/>
-              </w:rPr>
-            </w:r>
-            <w:r>
-              <w:rPr>
-                <w:rFonts w:ascii="標楷體" w:eastAsia="標楷體" w:hAnsi="標楷體"/>
-                <w:noProof/>
-                <w:webHidden/>
-                <w:color w:val="000000" w:themeColor="text1"/>
-              </w:rPr>
-              <w:fldChar w:fldCharType="separate"/>
-            </w:r>
-            <w:r>
-              <w:rPr>
-                <w:rFonts w:ascii="標楷體" w:eastAsia="標楷體" w:hAnsi="標楷體"/>
-                <w:noProof/>
-                <w:webHidden/>
-                <w:color w:val="000000" w:themeColor="text1"/>
-              </w:rPr>
-              <w:t>13</w:t>
-            </w:r>
-            <w:r>
-              <w:rPr>
-                <w:rFonts w:ascii="標楷體" w:eastAsia="標楷體" w:hAnsi="標楷體"/>
-                <w:noProof/>
-                <w:webHidden/>
-                <w:color w:val="000000" w:themeColor="text1"/>
-              </w:rPr>
-              <w:fldChar w:fldCharType="end"/>
-            </w:r>
-          </w:hyperlink>
-        </w:p>
-        <w:p>
-          <w:pPr>
-            <w:pStyle w:val="31"/>
-            <w:tabs>
-              <w:tab w:val="right" w:leader="dot" w:pos="8296"/>
-            </w:tabs>
-            <w:spacing w:line="240" w:lineRule="auto"/>
-            <w:jc w:val="both"/>
-            <w:rPr>
-              <w:rFonts w:ascii="標楷體" w:eastAsia="標楷體" w:hAnsi="標楷體"/>
-              <w:noProof/>
-              <w:color w:val="000000" w:themeColor="text1"/>
-            </w:rPr>
-          </w:pPr>
-          <w:hyperlink w:anchor="_Toc214485457" w:history="1">
-            <w:r>
-              <w:rPr>
-                <w:rStyle w:val="ae"/>
-                <w:rFonts w:ascii="標楷體" w:eastAsia="標楷體" w:hAnsi="標楷體" w:hint="eastAsia"/>
-                <w:noProof/>
-                <w:color w:val="000000" w:themeColor="text1"/>
-              </w:rPr>
-              <w:t>主要程式碼：</w:t>
-            </w:r>
-            <w:r>
-              <w:rPr>
-                <w:rFonts w:ascii="標楷體" w:eastAsia="標楷體" w:hAnsi="標楷體"/>
-                <w:noProof/>
-                <w:webHidden/>
-                <w:color w:val="000000" w:themeColor="text1"/>
-              </w:rPr>
-              <w:tab/>
-            </w:r>
-            <w:r>
-              <w:rPr>
-                <w:rFonts w:ascii="標楷體" w:eastAsia="標楷體" w:hAnsi="標楷體"/>
-                <w:noProof/>
-                <w:webHidden/>
-                <w:color w:val="000000" w:themeColor="text1"/>
-              </w:rPr>
-              <w:fldChar w:fldCharType="begin"/>
-            </w:r>
-            <w:r>
-              <w:rPr>
-                <w:rFonts w:ascii="標楷體" w:eastAsia="標楷體" w:hAnsi="標楷體"/>
-                <w:noProof/>
-                <w:webHidden/>
-                <w:color w:val="000000" w:themeColor="text1"/>
-              </w:rPr>
-              <w:instrText xml:space="preserve"> PAGEREF _Toc214485457 \h </w:instrText>
-            </w:r>
-            <w:r>
-              <w:rPr>
-                <w:rFonts w:ascii="標楷體" w:eastAsia="標楷體" w:hAnsi="標楷體"/>
-                <w:noProof/>
-                <w:webHidden/>
-                <w:color w:val="000000" w:themeColor="text1"/>
-              </w:rPr>
-            </w:r>
-            <w:r>
-              <w:rPr>
-                <w:rFonts w:ascii="標楷體" w:eastAsia="標楷體" w:hAnsi="標楷體"/>
-                <w:noProof/>
-                <w:webHidden/>
-                <w:color w:val="000000" w:themeColor="text1"/>
-              </w:rPr>
-              <w:fldChar w:fldCharType="separate"/>
-            </w:r>
-            <w:r>
-              <w:rPr>
-                <w:rFonts w:ascii="標楷體" w:eastAsia="標楷體" w:hAnsi="標楷體"/>
-                <w:noProof/>
-                <w:webHidden/>
-                <w:color w:val="000000" w:themeColor="text1"/>
-              </w:rPr>
-              <w:t>13</w:t>
-            </w:r>
-            <w:r>
-              <w:rPr>
-                <w:rFonts w:ascii="標楷體" w:eastAsia="標楷體" w:hAnsi="標楷體"/>
-                <w:noProof/>
-                <w:webHidden/>
-                <w:color w:val="000000" w:themeColor="text1"/>
-              </w:rPr>
-              <w:fldChar w:fldCharType="end"/>
-            </w:r>
-          </w:hyperlink>
-        </w:p>
-        <w:p>
-          <w:pPr>
-            <w:pStyle w:val="31"/>
-            <w:tabs>
-              <w:tab w:val="right" w:leader="dot" w:pos="8296"/>
-            </w:tabs>
-            <w:spacing w:line="240" w:lineRule="auto"/>
-            <w:jc w:val="both"/>
-            <w:rPr>
-              <w:rFonts w:ascii="標楷體" w:eastAsia="標楷體" w:hAnsi="標楷體"/>
-              <w:noProof/>
-              <w:color w:val="000000" w:themeColor="text1"/>
-            </w:rPr>
-          </w:pPr>
-          <w:hyperlink w:anchor="_Toc214485458" w:history="1">
-            <w:r>
-              <w:rPr>
-                <w:rStyle w:val="ae"/>
-                <w:rFonts w:ascii="標楷體" w:eastAsia="標楷體" w:hAnsi="標楷體" w:hint="eastAsia"/>
-                <w:noProof/>
-                <w:color w:val="000000" w:themeColor="text1"/>
-              </w:rPr>
-              <w:t>實作結果</w:t>
-            </w:r>
-            <w:r>
-              <w:rPr>
-                <w:rFonts w:ascii="標楷體" w:eastAsia="標楷體" w:hAnsi="標楷體"/>
-                <w:noProof/>
-                <w:webHidden/>
-                <w:color w:val="000000" w:themeColor="text1"/>
-              </w:rPr>
-              <w:tab/>
-            </w:r>
-            <w:r>
-              <w:rPr>
-                <w:rFonts w:ascii="標楷體" w:eastAsia="標楷體" w:hAnsi="標楷體"/>
-                <w:noProof/>
-                <w:webHidden/>
-                <w:color w:val="000000" w:themeColor="text1"/>
-              </w:rPr>
-              <w:fldChar w:fldCharType="begin"/>
-            </w:r>
-            <w:r>
-              <w:rPr>
-                <w:rFonts w:ascii="標楷體" w:eastAsia="標楷體" w:hAnsi="標楷體"/>
-                <w:noProof/>
-                <w:webHidden/>
-                <w:color w:val="000000" w:themeColor="text1"/>
-              </w:rPr>
-              <w:instrText xml:space="preserve"> PAGEREF _Toc214485458 \h </w:instrText>
-            </w:r>
-            <w:r>
-              <w:rPr>
-                <w:rFonts w:ascii="標楷體" w:eastAsia="標楷體" w:hAnsi="標楷體"/>
-                <w:noProof/>
-                <w:webHidden/>
-                <w:color w:val="000000" w:themeColor="text1"/>
-              </w:rPr>
-            </w:r>
-            <w:r>
-              <w:rPr>
-                <w:rFonts w:ascii="標楷體" w:eastAsia="標楷體" w:hAnsi="標楷體"/>
-                <w:noProof/>
-                <w:webHidden/>
-                <w:color w:val="000000" w:themeColor="text1"/>
-              </w:rPr>
-              <w:fldChar w:fldCharType="separate"/>
-            </w:r>
-            <w:r>
-              <w:rPr>
-                <w:rFonts w:ascii="標楷體" w:eastAsia="標楷體" w:hAnsi="標楷體"/>
-                <w:noProof/>
-                <w:webHidden/>
-                <w:color w:val="000000" w:themeColor="text1"/>
-              </w:rPr>
-              <w:t>14</w:t>
-            </w:r>
-            <w:r>
-              <w:rPr>
-                <w:rFonts w:ascii="標楷體" w:eastAsia="標楷體" w:hAnsi="標楷體"/>
-                <w:noProof/>
-                <w:webHidden/>
-                <w:color w:val="000000" w:themeColor="text1"/>
+                <w:noProof/>
+                <w:webHidden/>
+              </w:rPr>
+              <w:t>19</w:t>
+            </w:r>
+            <w:r>
+              <w:rPr>
+                <w:noProof/>
+                <w:webHidden/>
               </w:rPr>
               <w:fldChar w:fldCharType="end"/>
             </w:r>
@@ -2406,6 +3220,7 @@
             <w:rPr>
               <w:rFonts w:ascii="標楷體" w:eastAsia="標楷體" w:hAnsi="標楷體"/>
               <w:color w:val="000000" w:themeColor="text1"/>
+              <w:lang w:val="zh-TW"/>
             </w:rPr>
           </w:pPr>
           <w:r>
@@ -2421,6 +3236,104 @@
     </w:sdt>
     <w:p>
       <w:pPr>
+        <w:spacing w:line="240" w:lineRule="auto"/>
+        <w:jc w:val="both"/>
+        <w:rPr>
+          <w:rFonts w:ascii="標楷體" w:eastAsia="標楷體" w:hAnsi="標楷體"/>
+          <w:color w:val="000000" w:themeColor="text1"/>
+          <w:lang w:val="zh-TW"/>
+        </w:rPr>
+      </w:pPr>
+    </w:p>
+    <w:p>
+      <w:pPr>
+        <w:spacing w:line="240" w:lineRule="auto"/>
+        <w:jc w:val="both"/>
+        <w:rPr>
+          <w:rFonts w:ascii="標楷體" w:eastAsia="標楷體" w:hAnsi="標楷體"/>
+          <w:color w:val="000000" w:themeColor="text1"/>
+          <w:lang w:val="zh-TW"/>
+        </w:rPr>
+      </w:pPr>
+    </w:p>
+    <w:p>
+      <w:pPr>
+        <w:spacing w:line="240" w:lineRule="auto"/>
+        <w:jc w:val="both"/>
+        <w:rPr>
+          <w:rFonts w:ascii="標楷體" w:eastAsia="標楷體" w:hAnsi="標楷體"/>
+          <w:color w:val="000000" w:themeColor="text1"/>
+          <w:lang w:val="zh-TW"/>
+        </w:rPr>
+      </w:pPr>
+    </w:p>
+    <w:p>
+      <w:pPr>
+        <w:spacing w:line="240" w:lineRule="auto"/>
+        <w:jc w:val="both"/>
+        <w:rPr>
+          <w:rFonts w:ascii="標楷體" w:eastAsia="標楷體" w:hAnsi="標楷體"/>
+          <w:color w:val="000000" w:themeColor="text1"/>
+          <w:lang w:val="zh-TW"/>
+        </w:rPr>
+      </w:pPr>
+    </w:p>
+    <w:p>
+      <w:pPr>
+        <w:spacing w:line="240" w:lineRule="auto"/>
+        <w:jc w:val="both"/>
+        <w:rPr>
+          <w:rFonts w:ascii="標楷體" w:eastAsia="標楷體" w:hAnsi="標楷體"/>
+          <w:color w:val="000000" w:themeColor="text1"/>
+          <w:lang w:val="zh-TW"/>
+        </w:rPr>
+      </w:pPr>
+    </w:p>
+    <w:p>
+      <w:pPr>
+        <w:spacing w:line="240" w:lineRule="auto"/>
+        <w:jc w:val="both"/>
+        <w:rPr>
+          <w:rFonts w:ascii="標楷體" w:eastAsia="標楷體" w:hAnsi="標楷體"/>
+          <w:color w:val="000000" w:themeColor="text1"/>
+          <w:lang w:val="zh-TW"/>
+        </w:rPr>
+      </w:pPr>
+    </w:p>
+    <w:p>
+      <w:pPr>
+        <w:spacing w:line="240" w:lineRule="auto"/>
+        <w:jc w:val="both"/>
+        <w:rPr>
+          <w:rFonts w:ascii="標楷體" w:eastAsia="標楷體" w:hAnsi="標楷體"/>
+          <w:color w:val="000000" w:themeColor="text1"/>
+          <w:lang w:val="zh-TW"/>
+        </w:rPr>
+      </w:pPr>
+    </w:p>
+    <w:p>
+      <w:pPr>
+        <w:spacing w:line="240" w:lineRule="auto"/>
+        <w:jc w:val="both"/>
+        <w:rPr>
+          <w:rFonts w:ascii="標楷體" w:eastAsia="標楷體" w:hAnsi="標楷體"/>
+          <w:color w:val="000000" w:themeColor="text1"/>
+          <w:lang w:val="zh-TW"/>
+        </w:rPr>
+      </w:pPr>
+    </w:p>
+    <w:p>
+      <w:pPr>
+        <w:spacing w:line="240" w:lineRule="auto"/>
+        <w:jc w:val="both"/>
+        <w:rPr>
+          <w:rFonts w:ascii="標楷體" w:eastAsia="標楷體" w:hAnsi="標楷體" w:hint="eastAsia"/>
+          <w:color w:val="000000" w:themeColor="text1"/>
+        </w:rPr>
+      </w:pPr>
+    </w:p>
+    <w:p>
+      <w:pPr>
         <w:pStyle w:val="1"/>
         <w:spacing w:line="240" w:lineRule="auto"/>
         <w:jc w:val="both"/>
@@ -2429,7 +3342,7 @@
           <w:color w:val="000000" w:themeColor="text1"/>
         </w:rPr>
       </w:pPr>
-      <w:bookmarkStart w:id="0" w:name="_Toc214485436"/>
+      <w:bookmarkStart w:id="0" w:name="_Toc216530857"/>
       <w:r>
         <w:rPr>
           <w:rFonts w:ascii="標楷體" w:eastAsia="標楷體" w:hAnsi="標楷體"/>
@@ -2731,6 +3644,7 @@
           <w:color w:val="000000" w:themeColor="text1"/>
         </w:rPr>
       </w:pPr>
+      <w:bookmarkStart w:id="1" w:name="_Toc216530858"/>
       <w:r>
         <w:rPr>
           <w:rFonts w:ascii="標楷體" w:eastAsia="標楷體" w:hAnsi="標楷體" w:hint="eastAsia"/>
@@ -2745,6 +3659,7 @@
         </w:rPr>
         <w:t>Generalized Hough Transform</w:t>
       </w:r>
+      <w:bookmarkEnd w:id="1"/>
     </w:p>
     <w:p>
       <w:pPr>
@@ -2756,6 +3671,7 @@
           <w:color w:val="000000" w:themeColor="text1"/>
         </w:rPr>
       </w:pPr>
+      <w:bookmarkStart w:id="2" w:name="_Toc216530859"/>
       <w:r>
         <w:rPr>
           <w:rFonts w:ascii="標楷體" w:eastAsia="標楷體" w:hAnsi="標楷體"/>
@@ -2777,6 +3693,7 @@
         </w:rPr>
         <w:t>基本 GHT 原理概述</w:t>
       </w:r>
+      <w:bookmarkEnd w:id="2"/>
     </w:p>
     <w:p>
       <w:pPr>
@@ -2824,6 +3741,16 @@
     </w:p>
     <w:p>
       <w:pPr>
+        <w:spacing w:line="240" w:lineRule="auto"/>
+        <w:jc w:val="both"/>
+        <w:rPr>
+          <w:rFonts w:ascii="標楷體" w:eastAsia="標楷體" w:hAnsi="標楷體" w:hint="eastAsia"/>
+          <w:color w:val="000000" w:themeColor="text1"/>
+        </w:rPr>
+      </w:pPr>
+    </w:p>
+    <w:p>
+      <w:pPr>
         <w:pStyle w:val="2"/>
         <w:spacing w:line="240" w:lineRule="auto"/>
         <w:jc w:val="both"/>
@@ -2832,11 +3759,13 @@
           <w:color w:val="000000" w:themeColor="text1"/>
         </w:rPr>
       </w:pPr>
-      <w:r>
-        <w:rPr>
-          <w:rFonts w:ascii="標楷體" w:eastAsia="標楷體" w:hAnsi="標楷體"/>
-          <w:color w:val="000000" w:themeColor="text1"/>
-        </w:rPr>
+      <w:bookmarkStart w:id="3" w:name="_Toc216530860"/>
+      <w:r>
+        <w:rPr>
+          <w:rFonts w:ascii="標楷體" w:eastAsia="標楷體" w:hAnsi="標楷體"/>
+          <w:color w:val="000000" w:themeColor="text1"/>
+        </w:rPr>
+        <w:lastRenderedPageBreak/>
         <w:t>2</w:t>
       </w:r>
       <w:r>
@@ -2853,6 +3782,7 @@
         </w:rPr>
         <w:t xml:space="preserve"> 範本前處理與邊緣特徵</w:t>
       </w:r>
+      <w:bookmarkEnd w:id="3"/>
     </w:p>
     <w:p>
       <w:pPr>
@@ -2901,7 +3831,6 @@
           <w:rFonts w:ascii="標楷體" w:eastAsia="標楷體" w:hAnsi="標楷體"/>
           <w:color w:val="000000" w:themeColor="text1"/>
         </w:rPr>
-        <w:lastRenderedPageBreak/>
         <w:t>梯度方向代表該邊緣點的法向資訊，是 GHT 中用來分類與索引邊緣特徵的重要依據。</w:t>
       </w:r>
     </w:p>
@@ -2925,6 +3854,7 @@
           <w:color w:val="000000" w:themeColor="text1"/>
         </w:rPr>
       </w:pPr>
+      <w:bookmarkStart w:id="4" w:name="_Toc216530861"/>
       <w:r>
         <w:rPr>
           <w:rFonts w:ascii="標楷體" w:eastAsia="標楷體" w:hAnsi="標楷體"/>
@@ -2946,6 +3876,7 @@
         </w:rPr>
         <w:t xml:space="preserve"> R-table 的建立</w:t>
       </w:r>
+      <w:bookmarkEnd w:id="4"/>
     </w:p>
     <w:p>
       <w:pPr>
@@ -3577,6 +4508,7 @@
           <w:color w:val="000000" w:themeColor="text1"/>
         </w:rPr>
       </w:pPr>
+      <w:bookmarkStart w:id="5" w:name="_Toc216530862"/>
       <w:r>
         <w:rPr>
           <w:rFonts w:ascii="標楷體" w:eastAsia="標楷體" w:hAnsi="標楷體"/>
@@ -3598,6 +4530,7 @@
         </w:rPr>
         <w:t xml:space="preserve"> Reference 影像投票（基本 GHT）</w:t>
       </w:r>
+      <w:bookmarkEnd w:id="5"/>
     </w:p>
     <w:p>
       <w:pPr>
@@ -3782,26 +4715,6 @@
         <w:spacing w:line="240" w:lineRule="auto"/>
         <w:jc w:val="both"/>
         <w:rPr>
-          <w:rFonts w:ascii="標楷體" w:eastAsia="標楷體" w:hAnsi="標楷體"/>
-          <w:color w:val="000000" w:themeColor="text1"/>
-        </w:rPr>
-      </w:pPr>
-    </w:p>
-    <w:p>
-      <w:pPr>
-        <w:spacing w:line="240" w:lineRule="auto"/>
-        <w:jc w:val="both"/>
-        <w:rPr>
-          <w:rFonts w:ascii="標楷體" w:eastAsia="標楷體" w:hAnsi="標楷體"/>
-          <w:color w:val="000000" w:themeColor="text1"/>
-        </w:rPr>
-      </w:pPr>
-    </w:p>
-    <w:p>
-      <w:pPr>
-        <w:spacing w:line="240" w:lineRule="auto"/>
-        <w:jc w:val="both"/>
-        <w:rPr>
           <w:rFonts w:ascii="標楷體" w:eastAsia="標楷體" w:hAnsi="標楷體" w:hint="eastAsia"/>
           <w:color w:val="000000" w:themeColor="text1"/>
         </w:rPr>
@@ -3817,6 +4730,7 @@
           <w:color w:val="000000" w:themeColor="text1"/>
         </w:rPr>
       </w:pPr>
+      <w:bookmarkStart w:id="6" w:name="_Toc216530863"/>
       <w:r>
         <w:rPr>
           <w:rFonts w:ascii="標楷體" w:eastAsia="標楷體" w:hAnsi="標楷體"/>
@@ -3839,17 +4753,21 @@
         </w:rPr>
         <w:t xml:space="preserve"> 偵測結果呈現</w:t>
       </w:r>
-    </w:p>
-    <w:p>
-      <w:pPr>
+      <w:bookmarkEnd w:id="6"/>
+    </w:p>
+    <w:p>
+      <w:pPr>
+        <w:spacing w:line="240" w:lineRule="auto"/>
         <w:jc w:val="both"/>
         <w:rPr>
           <w:rFonts w:ascii="標楷體" w:eastAsia="標楷體" w:hAnsi="標楷體" w:hint="eastAsia"/>
-        </w:rPr>
-      </w:pPr>
-      <w:r>
-        <w:rPr>
-          <w:rFonts w:ascii="標楷體" w:eastAsia="標楷體" w:hAnsi="標楷體"/>
+          <w:color w:val="000000" w:themeColor="text1"/>
+        </w:rPr>
+      </w:pPr>
+      <w:r>
+        <w:rPr>
+          <w:rFonts w:ascii="標楷體" w:eastAsia="標楷體" w:hAnsi="標楷體"/>
+          <w:color w:val="000000" w:themeColor="text1"/>
         </w:rPr>
         <w:t>GHT.py</w:t>
       </w:r>
@@ -3991,6 +4909,7 @@
           <w:color w:val="000000" w:themeColor="text1"/>
         </w:rPr>
       </w:pPr>
+      <w:bookmarkStart w:id="7" w:name="_Toc216530864"/>
       <w:r>
         <w:rPr>
           <w:rFonts w:ascii="標楷體" w:eastAsia="標楷體" w:hAnsi="標楷體"/>
@@ -4013,6 +4932,7 @@
         </w:rPr>
         <w:t>GHT with Rotation</w:t>
       </w:r>
+      <w:bookmarkEnd w:id="7"/>
     </w:p>
     <w:p>
       <w:pPr>
@@ -4024,6 +4944,7 @@
           <w:color w:val="000000" w:themeColor="text1"/>
         </w:rPr>
       </w:pPr>
+      <w:bookmarkStart w:id="8" w:name="_Toc216530865"/>
       <w:r>
         <w:rPr>
           <w:rFonts w:ascii="標楷體" w:eastAsia="標楷體" w:hAnsi="標楷體"/>
@@ -4045,6 +4966,7 @@
         </w:rPr>
         <w:t xml:space="preserve"> 為何需要旋轉維度</w:t>
       </w:r>
+      <w:bookmarkEnd w:id="8"/>
     </w:p>
     <w:p>
       <w:pPr>
@@ -4116,6 +5038,7 @@
           <w:color w:val="000000" w:themeColor="text1"/>
         </w:rPr>
       </w:pPr>
+      <w:bookmarkStart w:id="9" w:name="_Toc216530866"/>
       <w:r>
         <w:rPr>
           <w:rFonts w:ascii="標楷體" w:eastAsia="標楷體" w:hAnsi="標楷體"/>
@@ -4137,6 +5060,7 @@
         </w:rPr>
         <w:t xml:space="preserve"> Reference 影像的旋轉前處理</w:t>
       </w:r>
+      <w:bookmarkEnd w:id="9"/>
     </w:p>
     <w:p>
       <w:pPr>
@@ -4234,6 +5158,7 @@
           <w:color w:val="000000" w:themeColor="text1"/>
         </w:rPr>
       </w:pPr>
+      <w:bookmarkStart w:id="10" w:name="_Toc216530867"/>
       <w:r>
         <w:rPr>
           <w:rFonts w:ascii="標楷體" w:eastAsia="標楷體" w:hAnsi="標楷體"/>
@@ -4255,6 +5180,7 @@
         </w:rPr>
         <w:t xml:space="preserve"> 投票空間的擴充</w:t>
       </w:r>
+      <w:bookmarkEnd w:id="10"/>
     </w:p>
     <w:p>
       <w:pPr>
@@ -4496,6 +5422,7 @@
           <w:color w:val="000000" w:themeColor="text1"/>
         </w:rPr>
       </w:pPr>
+      <w:bookmarkStart w:id="11" w:name="_Toc216530868"/>
       <w:r>
         <w:rPr>
           <w:rFonts w:ascii="標楷體" w:eastAsia="標楷體" w:hAnsi="標楷體"/>
@@ -4518,6 +5445,7 @@
         </w:rPr>
         <w:t xml:space="preserve"> 旋轉 GHT 的投票機制</w:t>
       </w:r>
+      <w:bookmarkEnd w:id="11"/>
     </w:p>
     <w:p>
       <w:pPr>
@@ -5149,6 +6077,7 @@
           <w:color w:val="000000" w:themeColor="text1"/>
         </w:rPr>
       </w:pPr>
+      <w:bookmarkStart w:id="12" w:name="_Toc216530869"/>
       <w:r>
         <w:rPr>
           <w:rFonts w:ascii="標楷體" w:eastAsia="標楷體" w:hAnsi="標楷體"/>
@@ -5170,17 +6099,21 @@
         </w:rPr>
         <w:t xml:space="preserve"> 偵測結果呈現</w:t>
       </w:r>
-    </w:p>
-    <w:p>
-      <w:pPr>
+      <w:bookmarkEnd w:id="12"/>
+    </w:p>
+    <w:p>
+      <w:pPr>
+        <w:spacing w:line="240" w:lineRule="auto"/>
         <w:jc w:val="both"/>
         <w:rPr>
           <w:rFonts w:ascii="標楷體" w:eastAsia="標楷體" w:hAnsi="標楷體" w:hint="eastAsia"/>
-        </w:rPr>
-      </w:pPr>
-      <w:r>
-        <w:rPr>
-          <w:rFonts w:ascii="標楷體" w:eastAsia="標楷體" w:hAnsi="標楷體"/>
+          <w:color w:val="000000" w:themeColor="text1"/>
+        </w:rPr>
+      </w:pPr>
+      <w:r>
+        <w:rPr>
+          <w:rFonts w:ascii="標楷體" w:eastAsia="標楷體" w:hAnsi="標楷體"/>
+          <w:color w:val="000000" w:themeColor="text1"/>
         </w:rPr>
         <w:t>GHT_with_rotation.py</w:t>
       </w:r>
@@ -6127,6 +7060,7 @@
           <w:color w:val="000000" w:themeColor="text1"/>
         </w:rPr>
       </w:pPr>
+      <w:bookmarkStart w:id="13" w:name="_Toc216530870"/>
       <w:r>
         <w:rPr>
           <w:rFonts w:ascii="標楷體" w:eastAsia="標楷體" w:hAnsi="標楷體"/>
@@ -6149,6 +7083,7 @@
         </w:rPr>
         <w:t>GHT with Rotation and Scaling</w:t>
       </w:r>
+      <w:bookmarkEnd w:id="13"/>
     </w:p>
     <w:p>
       <w:pPr>
@@ -6160,6 +7095,7 @@
           <w:color w:val="000000" w:themeColor="text1"/>
         </w:rPr>
       </w:pPr>
+      <w:bookmarkStart w:id="14" w:name="_Toc216530871"/>
       <w:r>
         <w:rPr>
           <w:rFonts w:ascii="標楷體" w:eastAsia="標楷體" w:hAnsi="標楷體"/>
@@ -6181,6 +7117,7 @@
         </w:rPr>
         <w:t xml:space="preserve"> 加入縮放的動機</w:t>
       </w:r>
+      <w:bookmarkEnd w:id="14"/>
     </w:p>
     <w:p>
       <w:pPr>
@@ -6268,6 +7205,7 @@
           <w:color w:val="000000" w:themeColor="text1"/>
         </w:rPr>
       </w:pPr>
+      <w:bookmarkStart w:id="15" w:name="_Toc216530872"/>
       <w:r>
         <w:rPr>
           <w:rFonts w:ascii="標楷體" w:eastAsia="標楷體" w:hAnsi="標楷體"/>
@@ -6289,6 +7227,7 @@
         </w:rPr>
         <w:t xml:space="preserve"> Reference 影像的縮放前處理</w:t>
       </w:r>
+      <w:bookmarkEnd w:id="15"/>
     </w:p>
     <w:p>
       <w:pPr>
@@ -6403,6 +7342,7 @@
           <w:color w:val="000000" w:themeColor="text1"/>
         </w:rPr>
       </w:pPr>
+      <w:bookmarkStart w:id="16" w:name="_Toc216530873"/>
       <w:r>
         <w:rPr>
           <w:rFonts w:ascii="標楷體" w:eastAsia="標楷體" w:hAnsi="標楷體"/>
@@ -6424,6 +7364,7 @@
         </w:rPr>
         <w:t xml:space="preserve"> 投票空間再擴充</w:t>
       </w:r>
+      <w:bookmarkEnd w:id="16"/>
     </w:p>
     <w:p>
       <w:pPr>
@@ -6527,6 +7468,56 @@
     </w:p>
     <w:p>
       <w:pPr>
+        <w:spacing w:line="240" w:lineRule="auto"/>
+        <w:jc w:val="both"/>
+        <w:rPr>
+          <w:rFonts w:ascii="標楷體" w:eastAsia="標楷體" w:hAnsi="標楷體"/>
+          <w:color w:val="000000" w:themeColor="text1"/>
+        </w:rPr>
+      </w:pPr>
+    </w:p>
+    <w:p>
+      <w:pPr>
+        <w:spacing w:line="240" w:lineRule="auto"/>
+        <w:jc w:val="both"/>
+        <w:rPr>
+          <w:rFonts w:ascii="標楷體" w:eastAsia="標楷體" w:hAnsi="標楷體"/>
+          <w:color w:val="000000" w:themeColor="text1"/>
+        </w:rPr>
+      </w:pPr>
+    </w:p>
+    <w:p>
+      <w:pPr>
+        <w:spacing w:line="240" w:lineRule="auto"/>
+        <w:jc w:val="both"/>
+        <w:rPr>
+          <w:rFonts w:ascii="標楷體" w:eastAsia="標楷體" w:hAnsi="標楷體"/>
+          <w:color w:val="000000" w:themeColor="text1"/>
+        </w:rPr>
+      </w:pPr>
+    </w:p>
+    <w:p>
+      <w:pPr>
+        <w:spacing w:line="240" w:lineRule="auto"/>
+        <w:jc w:val="both"/>
+        <w:rPr>
+          <w:rFonts w:ascii="標楷體" w:eastAsia="標楷體" w:hAnsi="標楷體"/>
+          <w:color w:val="000000" w:themeColor="text1"/>
+        </w:rPr>
+      </w:pPr>
+    </w:p>
+    <w:p>
+      <w:pPr>
+        <w:spacing w:line="240" w:lineRule="auto"/>
+        <w:jc w:val="both"/>
+        <w:rPr>
+          <w:rFonts w:ascii="標楷體" w:eastAsia="標楷體" w:hAnsi="標楷體" w:hint="eastAsia"/>
+          <w:color w:val="000000" w:themeColor="text1"/>
+        </w:rPr>
+      </w:pPr>
+    </w:p>
+    <w:p>
+      <w:pPr>
         <w:pStyle w:val="2"/>
         <w:spacing w:line="240" w:lineRule="auto"/>
         <w:jc w:val="both"/>
@@ -6535,11 +7526,13 @@
           <w:color w:val="000000" w:themeColor="text1"/>
         </w:rPr>
       </w:pPr>
-      <w:r>
-        <w:rPr>
-          <w:rFonts w:ascii="標楷體" w:eastAsia="標楷體" w:hAnsi="標楷體"/>
-          <w:color w:val="000000" w:themeColor="text1"/>
-        </w:rPr>
+      <w:bookmarkStart w:id="17" w:name="_Toc216530874"/>
+      <w:r>
+        <w:rPr>
+          <w:rFonts w:ascii="標楷體" w:eastAsia="標楷體" w:hAnsi="標楷體"/>
+          <w:color w:val="000000" w:themeColor="text1"/>
+        </w:rPr>
+        <w:lastRenderedPageBreak/>
         <w:t>4</w:t>
       </w:r>
       <w:r>
@@ -6556,6 +7549,7 @@
         </w:rPr>
         <w:t xml:space="preserve"> 旋轉與縮放的聯合投票</w:t>
       </w:r>
+      <w:bookmarkEnd w:id="17"/>
     </w:p>
     <w:p>
       <w:pPr>
@@ -6767,7 +7761,6 @@
           <w:rFonts w:ascii="標楷體" w:eastAsia="標楷體" w:hAnsi="標楷體"/>
           <w:color w:val="000000" w:themeColor="text1"/>
         </w:rPr>
-        <w:lastRenderedPageBreak/>
         <w:t>同時考慮旋轉與縮放回推中心位置：</w:t>
       </w:r>
     </w:p>
@@ -7165,6 +8158,7 @@
           <w:color w:val="000000" w:themeColor="text1"/>
         </w:rPr>
       </w:pPr>
+      <w:bookmarkStart w:id="18" w:name="_Toc216530875"/>
       <w:r>
         <w:rPr>
           <w:rFonts w:ascii="標楷體" w:eastAsia="標楷體" w:hAnsi="標楷體"/>
@@ -7186,10 +8180,12 @@
         </w:rPr>
         <w:t xml:space="preserve"> 偵測結果呈現</w:t>
       </w:r>
-    </w:p>
-    <w:p>
-      <w:pPr>
-        <w:spacing w:line="240" w:lineRule="auto"/>
+      <w:bookmarkEnd w:id="18"/>
+    </w:p>
+    <w:p>
+      <w:pPr>
+        <w:spacing w:line="240" w:lineRule="auto"/>
+        <w:jc w:val="both"/>
         <w:rPr>
           <w:rFonts w:ascii="標楷體" w:eastAsia="標楷體" w:hAnsi="標楷體"/>
           <w:color w:val="000000" w:themeColor="text1"/>
@@ -7225,20 +8221,551 @@
         <w:spacing w:line="240" w:lineRule="auto"/>
         <w:jc w:val="both"/>
         <w:rPr>
-          <w:rFonts w:ascii="標楷體" w:eastAsia="標楷體" w:hAnsi="標楷體"/>
-          <w:color w:val="000000" w:themeColor="text1"/>
-        </w:rPr>
-      </w:pPr>
-    </w:p>
-    <w:p>
-      <w:pPr>
-        <w:spacing w:line="240" w:lineRule="auto"/>
-        <w:jc w:val="both"/>
-        <w:rPr>
           <w:rFonts w:ascii="標楷體" w:eastAsia="標楷體" w:hAnsi="標楷體" w:hint="eastAsia"/>
           <w:color w:val="000000" w:themeColor="text1"/>
         </w:rPr>
       </w:pPr>
+      <w:r>
+        <w:rPr>
+          <w:rFonts w:ascii="標楷體" w:eastAsia="標楷體" w:hAnsi="標楷體" w:hint="eastAsia"/>
+          <w:color w:val="000000" w:themeColor="text1"/>
+        </w:rPr>
+        <w:t>縮放倍率</w:t>
+      </w:r>
+      <w:r>
+        <w:rPr>
+          <w:rFonts w:ascii="標楷體" w:eastAsia="標楷體" w:hAnsi="標楷體" w:hint="eastAsia"/>
+          <w:color w:val="000000" w:themeColor="text1"/>
+        </w:rPr>
+        <w:t>可</w:t>
+      </w:r>
+      <w:r>
+        <w:rPr>
+          <w:rFonts w:ascii="標楷體" w:eastAsia="標楷體" w:hAnsi="標楷體" w:hint="eastAsia"/>
+          <w:color w:val="000000" w:themeColor="text1"/>
+        </w:rPr>
+        <w:t>自行修改</w:t>
+      </w:r>
+      <w:r>
+        <w:rPr>
+          <w:rFonts w:ascii="標楷體" w:eastAsia="標楷體" w:hAnsi="標楷體" w:hint="eastAsia"/>
+          <w:color w:val="000000" w:themeColor="text1"/>
+        </w:rPr>
+        <w:t>第 31 行</w:t>
+      </w:r>
+      <w:r>
+        <w:rPr>
+          <w:rFonts w:ascii="標楷體" w:eastAsia="標楷體" w:hAnsi="標楷體" w:hint="eastAsia"/>
+          <w:color w:val="000000" w:themeColor="text1"/>
+        </w:rPr>
+        <w:t>與第 127</w:t>
+      </w:r>
+      <w:r>
+        <w:rPr>
+          <w:rFonts w:ascii="標楷體" w:eastAsia="標楷體" w:hAnsi="標楷體" w:hint="eastAsia"/>
+          <w:color w:val="000000" w:themeColor="text1"/>
+        </w:rPr>
+        <w:t xml:space="preserve"> </w:t>
+      </w:r>
+      <w:r>
+        <w:rPr>
+          <w:rFonts w:ascii="標楷體" w:eastAsia="標楷體" w:hAnsi="標楷體" w:hint="eastAsia"/>
+          <w:color w:val="000000" w:themeColor="text1"/>
+        </w:rPr>
+        <w:t xml:space="preserve">行的 </w:t>
+      </w:r>
+      <w:proofErr w:type="spellStart"/>
+      <w:r>
+        <w:rPr>
+          <w:rFonts w:ascii="標楷體" w:eastAsia="標楷體" w:hAnsi="標楷體"/>
+          <w:color w:val="000000" w:themeColor="text1"/>
+        </w:rPr>
+        <w:t>scale_factors</w:t>
+      </w:r>
+      <w:proofErr w:type="spellEnd"/>
+      <w:r>
+        <w:rPr>
+          <w:rFonts w:ascii="標楷體" w:eastAsia="標楷體" w:hAnsi="標楷體" w:hint="eastAsia"/>
+          <w:color w:val="000000" w:themeColor="text1"/>
+        </w:rPr>
+        <w:t xml:space="preserve"> 參數，目前</w:t>
+      </w:r>
+      <w:r>
+        <w:rPr>
+          <w:rFonts w:ascii="標楷體" w:eastAsia="標楷體" w:hAnsi="標楷體" w:hint="eastAsia"/>
+          <w:color w:val="000000" w:themeColor="text1"/>
+        </w:rPr>
+        <w:t>預設</w:t>
+      </w:r>
+      <w:r>
+        <w:rPr>
+          <w:rFonts w:ascii="標楷體" w:eastAsia="標楷體" w:hAnsi="標楷體" w:hint="eastAsia"/>
+          <w:color w:val="000000" w:themeColor="text1"/>
+        </w:rPr>
+        <w:t>只</w:t>
+      </w:r>
+      <w:r>
+        <w:rPr>
+          <w:rFonts w:ascii="標楷體" w:eastAsia="標楷體" w:hAnsi="標楷體" w:hint="eastAsia"/>
+          <w:color w:val="000000" w:themeColor="text1"/>
+        </w:rPr>
+        <w:t xml:space="preserve">偵測 </w:t>
+      </w:r>
+      <w:r>
+        <w:rPr>
+          <w:rFonts w:ascii="標楷體" w:eastAsia="標楷體" w:hAnsi="標楷體"/>
+          <w:color w:val="000000" w:themeColor="text1"/>
+        </w:rPr>
+        <w:t>[1.0, 0.8, 1.2]</w:t>
+      </w:r>
+      <w:r>
+        <w:rPr>
+          <w:rFonts w:ascii="標楷體" w:eastAsia="標楷體" w:hAnsi="標楷體" w:hint="eastAsia"/>
+          <w:color w:val="000000" w:themeColor="text1"/>
+        </w:rPr>
+        <w:t xml:space="preserve"> 倍率</w:t>
+      </w:r>
+      <w:r>
+        <w:rPr>
+          <w:rFonts w:ascii="標楷體" w:eastAsia="標楷體" w:hAnsi="標楷體" w:hint="eastAsia"/>
+          <w:color w:val="000000" w:themeColor="text1"/>
+        </w:rPr>
+        <w:t>。</w:t>
+      </w:r>
+      <w:r>
+        <w:rPr>
+          <w:rFonts w:ascii="標楷體" w:eastAsia="標楷體" w:hAnsi="標楷體" w:hint="eastAsia"/>
+          <w:color w:val="000000" w:themeColor="text1"/>
+        </w:rPr>
+        <w:t>預設精度最小單位為 3 度（弧度）</w:t>
+      </w:r>
+      <w:r>
+        <w:rPr>
+          <w:rFonts w:ascii="標楷體" w:eastAsia="標楷體" w:hAnsi="標楷體" w:hint="eastAsia"/>
+          <w:color w:val="000000" w:themeColor="text1"/>
+        </w:rPr>
+        <w:t>。</w:t>
+      </w:r>
+    </w:p>
+    <w:p>
+      <w:pPr>
+        <w:spacing w:line="240" w:lineRule="auto"/>
+        <w:jc w:val="both"/>
+        <w:rPr>
+          <w:rFonts w:ascii="標楷體" w:eastAsia="標楷體" w:hAnsi="標楷體"/>
+          <w:color w:val="000000" w:themeColor="text1"/>
+        </w:rPr>
+      </w:pPr>
+    </w:p>
+    <w:p>
+      <w:pPr>
+        <w:spacing w:line="240" w:lineRule="auto"/>
+        <w:jc w:val="both"/>
+        <w:rPr>
+          <w:rFonts w:ascii="標楷體" w:eastAsia="標楷體" w:hAnsi="標楷體"/>
+          <w:color w:val="000000" w:themeColor="text1"/>
+        </w:rPr>
+      </w:pPr>
+    </w:p>
+    <w:p>
+      <w:pPr>
+        <w:spacing w:line="240" w:lineRule="auto"/>
+        <w:jc w:val="both"/>
+        <w:rPr>
+          <w:rFonts w:ascii="標楷體" w:eastAsia="標楷體" w:hAnsi="標楷體"/>
+          <w:color w:val="000000" w:themeColor="text1"/>
+        </w:rPr>
+      </w:pPr>
+    </w:p>
+    <w:p>
+      <w:pPr>
+        <w:spacing w:line="240" w:lineRule="auto"/>
+        <w:jc w:val="both"/>
+        <w:rPr>
+          <w:rFonts w:ascii="標楷體" w:eastAsia="標楷體" w:hAnsi="標楷體"/>
+          <w:color w:val="000000" w:themeColor="text1"/>
+        </w:rPr>
+      </w:pPr>
+    </w:p>
+    <w:p>
+      <w:pPr>
+        <w:spacing w:line="240" w:lineRule="auto"/>
+        <w:jc w:val="both"/>
+        <w:rPr>
+          <w:rFonts w:ascii="標楷體" w:eastAsia="標楷體" w:hAnsi="標楷體"/>
+          <w:color w:val="000000" w:themeColor="text1"/>
+        </w:rPr>
+      </w:pPr>
+    </w:p>
+    <w:p>
+      <w:pPr>
+        <w:spacing w:line="240" w:lineRule="auto"/>
+        <w:jc w:val="both"/>
+        <w:rPr>
+          <w:rFonts w:ascii="標楷體" w:eastAsia="標楷體" w:hAnsi="標楷體"/>
+          <w:color w:val="000000" w:themeColor="text1"/>
+        </w:rPr>
+      </w:pPr>
+    </w:p>
+    <w:p>
+      <w:pPr>
+        <w:spacing w:line="240" w:lineRule="auto"/>
+        <w:jc w:val="both"/>
+        <w:rPr>
+          <w:rFonts w:ascii="標楷體" w:eastAsia="標楷體" w:hAnsi="標楷體"/>
+          <w:color w:val="000000" w:themeColor="text1"/>
+        </w:rPr>
+      </w:pPr>
+    </w:p>
+    <w:p>
+      <w:pPr>
+        <w:spacing w:line="240" w:lineRule="auto"/>
+        <w:jc w:val="both"/>
+        <w:rPr>
+          <w:rFonts w:ascii="標楷體" w:eastAsia="標楷體" w:hAnsi="標楷體"/>
+          <w:color w:val="000000" w:themeColor="text1"/>
+        </w:rPr>
+      </w:pPr>
+    </w:p>
+    <w:p>
+      <w:pPr>
+        <w:spacing w:line="240" w:lineRule="auto"/>
+        <w:jc w:val="both"/>
+        <w:rPr>
+          <w:rFonts w:ascii="標楷體" w:eastAsia="標楷體" w:hAnsi="標楷體" w:hint="eastAsia"/>
+          <w:color w:val="000000" w:themeColor="text1"/>
+        </w:rPr>
+      </w:pPr>
+    </w:p>
+    <w:p>
+      <w:pPr>
+        <w:spacing w:line="240" w:lineRule="auto"/>
+        <w:jc w:val="both"/>
+        <w:rPr>
+          <w:rFonts w:ascii="標楷體" w:eastAsia="標楷體" w:hAnsi="標楷體"/>
+          <w:color w:val="000000" w:themeColor="text1"/>
+        </w:rPr>
+      </w:pPr>
+      <w:r>
+        <w:rPr>
+          <w:rFonts w:ascii="標楷體" w:eastAsia="標楷體" w:hAnsi="標楷體" w:hint="eastAsia"/>
+          <w:color w:val="000000" w:themeColor="text1"/>
+        </w:rPr>
+        <w:lastRenderedPageBreak/>
+        <w:t xml:space="preserve">1.2 </w:t>
+      </w:r>
+      <w:proofErr w:type="gramStart"/>
+      <w:r>
+        <w:rPr>
+          <w:rFonts w:ascii="標楷體" w:eastAsia="標楷體" w:hAnsi="標楷體" w:hint="eastAsia"/>
+          <w:color w:val="000000" w:themeColor="text1"/>
+        </w:rPr>
+        <w:t>倍</w:t>
+      </w:r>
+      <w:proofErr w:type="gramEnd"/>
+      <w:r>
+        <w:rPr>
+          <w:rFonts w:ascii="標楷體" w:eastAsia="標楷體" w:hAnsi="標楷體" w:hint="eastAsia"/>
+          <w:color w:val="000000" w:themeColor="text1"/>
+        </w:rPr>
+        <w:t>，45 度</w:t>
+      </w:r>
+    </w:p>
+    <w:p>
+      <w:pPr>
+        <w:spacing w:line="240" w:lineRule="auto"/>
+        <w:jc w:val="both"/>
+        <w:rPr>
+          <w:rFonts w:ascii="標楷體" w:eastAsia="標楷體" w:hAnsi="標楷體" w:hint="eastAsia"/>
+          <w:color w:val="000000" w:themeColor="text1"/>
+        </w:rPr>
+      </w:pPr>
+      <w:r>
+        <w:rPr>
+          <w:rFonts w:ascii="標楷體" w:eastAsia="標楷體" w:hAnsi="標楷體"/>
+          <w:color w:val="000000" w:themeColor="text1"/>
+        </w:rPr>
+        <w:drawing>
+          <wp:inline distT="0" distB="0" distL="0" distR="0" wp14:anchorId="2CE14B87" wp14:editId="2E828AD9">
+            <wp:extent cx="5274310" cy="1628140"/>
+            <wp:effectExtent l="0" t="0" r="2540" b="0"/>
+            <wp:docPr id="1133864158" name="圖片 1" descr="一張含有 文字, 螢幕擷取畫面, 字型 的圖片&#10;&#10;AI 產生的內容可能不正確。"/>
+            <wp:cNvGraphicFramePr>
+              <a:graphicFrameLocks xmlns:a="http://schemas.openxmlformats.org/drawingml/2006/main" noChangeAspect="1"/>
+            </wp:cNvGraphicFramePr>
+            <a:graphic xmlns:a="http://schemas.openxmlformats.org/drawingml/2006/main">
+              <a:graphicData uri="http://schemas.openxmlformats.org/drawingml/2006/picture">
+                <pic:pic xmlns:pic="http://schemas.openxmlformats.org/drawingml/2006/picture">
+                  <pic:nvPicPr>
+                    <pic:cNvPr id="1133864158" name="圖片 1" descr="一張含有 文字, 螢幕擷取畫面, 字型 的圖片&#10;&#10;AI 產生的內容可能不正確。"/>
+                    <pic:cNvPicPr/>
+                  </pic:nvPicPr>
+                  <pic:blipFill>
+                    <a:blip r:embed="rId17"/>
+                    <a:stretch>
+                      <a:fillRect/>
+                    </a:stretch>
+                  </pic:blipFill>
+                  <pic:spPr>
+                    <a:xfrm>
+                      <a:off x="0" y="0"/>
+                      <a:ext cx="5274310" cy="1628140"/>
+                    </a:xfrm>
+                    <a:prstGeom prst="rect">
+                      <a:avLst/>
+                    </a:prstGeom>
+                  </pic:spPr>
+                </pic:pic>
+              </a:graphicData>
+            </a:graphic>
+          </wp:inline>
+        </w:drawing>
+      </w:r>
+    </w:p>
+    <w:p>
+      <w:pPr>
+        <w:spacing w:line="240" w:lineRule="auto"/>
+        <w:jc w:val="both"/>
+        <w:rPr>
+          <w:rFonts w:ascii="標楷體" w:eastAsia="標楷體" w:hAnsi="標楷體"/>
+          <w:color w:val="000000" w:themeColor="text1"/>
+        </w:rPr>
+      </w:pPr>
+      <w:r>
+        <w:rPr>
+          <w:rFonts w:ascii="標楷體" w:eastAsia="標楷體" w:hAnsi="標楷體"/>
+          <w:noProof/>
+          <w:color w:val="000000" w:themeColor="text1"/>
+        </w:rPr>
+        <w:drawing>
+          <wp:inline distT="0" distB="0" distL="0" distR="0" wp14:anchorId="622BB03F" wp14:editId="72802702">
+            <wp:extent cx="5266055" cy="5452745"/>
+            <wp:effectExtent l="0" t="0" r="0" b="0"/>
+            <wp:docPr id="857566526" name="圖片 5"/>
+            <wp:cNvGraphicFramePr>
+              <a:graphicFrameLocks xmlns:a="http://schemas.openxmlformats.org/drawingml/2006/main" noChangeAspect="1"/>
+            </wp:cNvGraphicFramePr>
+            <a:graphic xmlns:a="http://schemas.openxmlformats.org/drawingml/2006/main">
+              <a:graphicData uri="http://schemas.openxmlformats.org/drawingml/2006/picture">
+                <pic:pic xmlns:pic="http://schemas.openxmlformats.org/drawingml/2006/picture">
+                  <pic:nvPicPr>
+                    <pic:cNvPr id="0" name="Picture 77"/>
+                    <pic:cNvPicPr>
+                      <a:picLocks noChangeAspect="1" noChangeArrowheads="1"/>
+                    </pic:cNvPicPr>
+                  </pic:nvPicPr>
+                  <pic:blipFill>
+                    <a:blip r:embed="rId18">
+                      <a:extLst>
+                        <a:ext uri="{28A0092B-C50C-407E-A947-70E740481C1C}">
+                          <a14:useLocalDpi xmlns:a14="http://schemas.microsoft.com/office/drawing/2010/main" val="0"/>
+                        </a:ext>
+                      </a:extLst>
+                    </a:blip>
+                    <a:srcRect/>
+                    <a:stretch>
+                      <a:fillRect/>
+                    </a:stretch>
+                  </pic:blipFill>
+                  <pic:spPr bwMode="auto">
+                    <a:xfrm>
+                      <a:off x="0" y="0"/>
+                      <a:ext cx="5266055" cy="5452745"/>
+                    </a:xfrm>
+                    <a:prstGeom prst="rect">
+                      <a:avLst/>
+                    </a:prstGeom>
+                    <a:noFill/>
+                    <a:ln>
+                      <a:noFill/>
+                    </a:ln>
+                  </pic:spPr>
+                </pic:pic>
+              </a:graphicData>
+            </a:graphic>
+          </wp:inline>
+        </w:drawing>
+      </w:r>
+    </w:p>
+    <w:p>
+      <w:pPr>
+        <w:spacing w:line="240" w:lineRule="auto"/>
+        <w:jc w:val="both"/>
+        <w:rPr>
+          <w:rFonts w:ascii="標楷體" w:eastAsia="標楷體" w:hAnsi="標楷體"/>
+          <w:color w:val="000000" w:themeColor="text1"/>
+        </w:rPr>
+      </w:pPr>
+    </w:p>
+    <w:p>
+      <w:pPr>
+        <w:spacing w:line="240" w:lineRule="auto"/>
+        <w:jc w:val="both"/>
+        <w:rPr>
+          <w:rFonts w:ascii="標楷體" w:eastAsia="標楷體" w:hAnsi="標楷體"/>
+          <w:color w:val="000000" w:themeColor="text1"/>
+        </w:rPr>
+      </w:pPr>
+    </w:p>
+    <w:p>
+      <w:pPr>
+        <w:spacing w:line="240" w:lineRule="auto"/>
+        <w:jc w:val="both"/>
+        <w:rPr>
+          <w:rFonts w:ascii="標楷體" w:eastAsia="標楷體" w:hAnsi="標楷體"/>
+          <w:color w:val="000000" w:themeColor="text1"/>
+        </w:rPr>
+      </w:pPr>
+    </w:p>
+    <w:p>
+      <w:pPr>
+        <w:spacing w:line="240" w:lineRule="auto"/>
+        <w:jc w:val="both"/>
+        <w:rPr>
+          <w:rFonts w:ascii="標楷體" w:eastAsia="標楷體" w:hAnsi="標楷體"/>
+          <w:color w:val="000000" w:themeColor="text1"/>
+        </w:rPr>
+      </w:pPr>
+      <w:r>
+        <w:rPr>
+          <w:rFonts w:ascii="標楷體" w:eastAsia="標楷體" w:hAnsi="標楷體" w:hint="eastAsia"/>
+          <w:color w:val="000000" w:themeColor="text1"/>
+        </w:rPr>
+        <w:lastRenderedPageBreak/>
+        <w:t xml:space="preserve">0.8 </w:t>
+      </w:r>
+      <w:proofErr w:type="gramStart"/>
+      <w:r>
+        <w:rPr>
+          <w:rFonts w:ascii="標楷體" w:eastAsia="標楷體" w:hAnsi="標楷體" w:hint="eastAsia"/>
+          <w:color w:val="000000" w:themeColor="text1"/>
+        </w:rPr>
+        <w:t>倍</w:t>
+      </w:r>
+      <w:proofErr w:type="gramEnd"/>
+      <w:r>
+        <w:rPr>
+          <w:rFonts w:ascii="標楷體" w:eastAsia="標楷體" w:hAnsi="標楷體" w:hint="eastAsia"/>
+          <w:color w:val="000000" w:themeColor="text1"/>
+        </w:rPr>
+        <w:t>，60 度</w:t>
+      </w:r>
+    </w:p>
+    <w:p>
+      <w:pPr>
+        <w:spacing w:line="240" w:lineRule="auto"/>
+        <w:jc w:val="both"/>
+        <w:rPr>
+          <w:rFonts w:ascii="標楷體" w:eastAsia="標楷體" w:hAnsi="標楷體" w:hint="eastAsia"/>
+          <w:color w:val="000000" w:themeColor="text1"/>
+        </w:rPr>
+      </w:pPr>
+      <w:r>
+        <w:rPr>
+          <w:rFonts w:ascii="標楷體" w:eastAsia="標楷體" w:hAnsi="標楷體"/>
+          <w:color w:val="000000" w:themeColor="text1"/>
+        </w:rPr>
+        <w:drawing>
+          <wp:inline distT="0" distB="0" distL="0" distR="0" wp14:anchorId="667856FF" wp14:editId="194B2765">
+            <wp:extent cx="5274310" cy="1613535"/>
+            <wp:effectExtent l="0" t="0" r="2540" b="5715"/>
+            <wp:docPr id="1704019346" name="圖片 1" descr="一張含有 文字, 螢幕擷取畫面, 字型 的圖片&#10;&#10;AI 產生的內容可能不正確。"/>
+            <wp:cNvGraphicFramePr>
+              <a:graphicFrameLocks xmlns:a="http://schemas.openxmlformats.org/drawingml/2006/main" noChangeAspect="1"/>
+            </wp:cNvGraphicFramePr>
+            <a:graphic xmlns:a="http://schemas.openxmlformats.org/drawingml/2006/main">
+              <a:graphicData uri="http://schemas.openxmlformats.org/drawingml/2006/picture">
+                <pic:pic xmlns:pic="http://schemas.openxmlformats.org/drawingml/2006/picture">
+                  <pic:nvPicPr>
+                    <pic:cNvPr id="1704019346" name="圖片 1" descr="一張含有 文字, 螢幕擷取畫面, 字型 的圖片&#10;&#10;AI 產生的內容可能不正確。"/>
+                    <pic:cNvPicPr/>
+                  </pic:nvPicPr>
+                  <pic:blipFill>
+                    <a:blip r:embed="rId19"/>
+                    <a:stretch>
+                      <a:fillRect/>
+                    </a:stretch>
+                  </pic:blipFill>
+                  <pic:spPr>
+                    <a:xfrm>
+                      <a:off x="0" y="0"/>
+                      <a:ext cx="5274310" cy="1613535"/>
+                    </a:xfrm>
+                    <a:prstGeom prst="rect">
+                      <a:avLst/>
+                    </a:prstGeom>
+                  </pic:spPr>
+                </pic:pic>
+              </a:graphicData>
+            </a:graphic>
+          </wp:inline>
+        </w:drawing>
+      </w:r>
+    </w:p>
+    <w:p>
+      <w:pPr>
+        <w:spacing w:line="240" w:lineRule="auto"/>
+        <w:jc w:val="both"/>
+        <w:rPr>
+          <w:rFonts w:ascii="標楷體" w:eastAsia="標楷體" w:hAnsi="標楷體" w:hint="eastAsia"/>
+          <w:color w:val="000000" w:themeColor="text1"/>
+        </w:rPr>
+      </w:pPr>
+      <w:r>
+        <w:rPr>
+          <w:rFonts w:ascii="標楷體" w:eastAsia="標楷體" w:hAnsi="標楷體"/>
+          <w:noProof/>
+          <w:color w:val="000000" w:themeColor="text1"/>
+        </w:rPr>
+        <w:drawing>
+          <wp:inline distT="0" distB="0" distL="0" distR="0" wp14:anchorId="371C31CA" wp14:editId="203A1904">
+            <wp:extent cx="5266055" cy="5452745"/>
+            <wp:effectExtent l="0" t="0" r="0" b="0"/>
+            <wp:docPr id="1234710773" name="圖片 6"/>
+            <wp:cNvGraphicFramePr>
+              <a:graphicFrameLocks xmlns:a="http://schemas.openxmlformats.org/drawingml/2006/main" noChangeAspect="1"/>
+            </wp:cNvGraphicFramePr>
+            <a:graphic xmlns:a="http://schemas.openxmlformats.org/drawingml/2006/main">
+              <a:graphicData uri="http://schemas.openxmlformats.org/drawingml/2006/picture">
+                <pic:pic xmlns:pic="http://schemas.openxmlformats.org/drawingml/2006/picture">
+                  <pic:nvPicPr>
+                    <pic:cNvPr id="0" name="Picture 78"/>
+                    <pic:cNvPicPr>
+                      <a:picLocks noChangeAspect="1" noChangeArrowheads="1"/>
+                    </pic:cNvPicPr>
+                  </pic:nvPicPr>
+                  <pic:blipFill>
+                    <a:blip r:embed="rId20">
+                      <a:extLst>
+                        <a:ext uri="{28A0092B-C50C-407E-A947-70E740481C1C}">
+                          <a14:useLocalDpi xmlns:a14="http://schemas.microsoft.com/office/drawing/2010/main" val="0"/>
+                        </a:ext>
+                      </a:extLst>
+                    </a:blip>
+                    <a:srcRect/>
+                    <a:stretch>
+                      <a:fillRect/>
+                    </a:stretch>
+                  </pic:blipFill>
+                  <pic:spPr bwMode="auto">
+                    <a:xfrm>
+                      <a:off x="0" y="0"/>
+                      <a:ext cx="5266055" cy="5452745"/>
+                    </a:xfrm>
+                    <a:prstGeom prst="rect">
+                      <a:avLst/>
+                    </a:prstGeom>
+                    <a:noFill/>
+                    <a:ln>
+                      <a:noFill/>
+                    </a:ln>
+                  </pic:spPr>
+                </pic:pic>
+              </a:graphicData>
+            </a:graphic>
+          </wp:inline>
+        </w:drawing>
+      </w:r>
     </w:p>
     <w:p>
       <w:pPr>
@@ -7250,11 +8777,13 @@
           <w:color w:val="000000" w:themeColor="text1"/>
         </w:rPr>
       </w:pPr>
-      <w:r>
-        <w:rPr>
-          <w:rFonts w:ascii="標楷體" w:eastAsia="標楷體" w:hAnsi="標楷體"/>
-          <w:color w:val="000000" w:themeColor="text1"/>
-        </w:rPr>
+      <w:bookmarkStart w:id="19" w:name="_Toc216530876"/>
+      <w:r>
+        <w:rPr>
+          <w:rFonts w:ascii="標楷體" w:eastAsia="標楷體" w:hAnsi="標楷體"/>
+          <w:color w:val="000000" w:themeColor="text1"/>
+        </w:rPr>
+        <w:lastRenderedPageBreak/>
         <w:t>四</w:t>
       </w:r>
       <w:r>
@@ -7271,6 +8800,7 @@
         </w:rPr>
         <w:t>GHT Speed Up</w:t>
       </w:r>
+      <w:bookmarkEnd w:id="19"/>
     </w:p>
     <w:p>
       <w:pPr>
@@ -7282,6 +8812,7 @@
           <w:color w:val="000000" w:themeColor="text1"/>
         </w:rPr>
       </w:pPr>
+      <w:bookmarkStart w:id="20" w:name="_Toc216530877"/>
       <w:r>
         <w:rPr>
           <w:rFonts w:ascii="標楷體" w:eastAsia="標楷體" w:hAnsi="標楷體"/>
@@ -7303,6 +8834,7 @@
         </w:rPr>
         <w:t xml:space="preserve"> 原始 GHT 的效能瓶頸分析</w:t>
       </w:r>
+      <w:bookmarkEnd w:id="20"/>
     </w:p>
     <w:p>
       <w:pPr>
@@ -7703,12 +9235,12 @@
           <w:color w:val="000000" w:themeColor="text1"/>
         </w:rPr>
       </w:pPr>
-      <w:r>
-        <w:rPr>
-          <w:rFonts w:ascii="標楷體" w:eastAsia="標楷體" w:hAnsi="標楷體"/>
-          <w:color w:val="000000" w:themeColor="text1"/>
-        </w:rPr>
-        <w:lastRenderedPageBreak/>
+      <w:bookmarkStart w:id="21" w:name="_Toc216530878"/>
+      <w:r>
+        <w:rPr>
+          <w:rFonts w:ascii="標楷體" w:eastAsia="標楷體" w:hAnsi="標楷體"/>
+          <w:color w:val="000000" w:themeColor="text1"/>
+        </w:rPr>
         <w:t>2</w:t>
       </w:r>
       <w:r>
@@ -7725,6 +9257,7 @@
         </w:rPr>
         <w:t xml:space="preserve"> R-table 的向量化預處理</w:t>
       </w:r>
+      <w:bookmarkEnd w:id="21"/>
     </w:p>
     <w:p>
       <w:pPr>
@@ -7736,6 +9269,7 @@
           <w:color w:val="000000" w:themeColor="text1"/>
         </w:rPr>
       </w:pPr>
+      <w:bookmarkStart w:id="22" w:name="_Toc216530879"/>
       <w:r>
         <w:rPr>
           <w:rFonts w:ascii="標楷體" w:eastAsia="標楷體" w:hAnsi="標楷體"/>
@@ -7743,6 +9277,7 @@
         </w:rPr>
         <w:t>2.1 問題描述</w:t>
       </w:r>
+      <w:bookmarkEnd w:id="22"/>
     </w:p>
     <w:p>
       <w:pPr>
@@ -7905,6 +9440,7 @@
           <w:color w:val="000000" w:themeColor="text1"/>
         </w:rPr>
       </w:pPr>
+      <w:bookmarkStart w:id="23" w:name="_Toc216530880"/>
       <w:r>
         <w:rPr>
           <w:rFonts w:ascii="標楷體" w:eastAsia="標楷體" w:hAnsi="標楷體"/>
@@ -7912,6 +9448,7 @@
         </w:rPr>
         <w:t>2.2 加速策略</w:t>
       </w:r>
+      <w:bookmarkEnd w:id="23"/>
     </w:p>
     <w:p>
       <w:pPr>
@@ -8021,6 +9558,7 @@
           <w:rFonts w:ascii="標楷體" w:eastAsia="標楷體" w:hAnsi="標楷體"/>
           <w:color w:val="000000" w:themeColor="text1"/>
         </w:rPr>
+        <w:lastRenderedPageBreak/>
         <w:t>R_bins_</w:t>
       </w:r>
       <w:proofErr w:type="gramStart"/>
@@ -8212,6 +9750,7 @@
           <w:color w:val="000000" w:themeColor="text1"/>
         </w:rPr>
       </w:pPr>
+      <w:bookmarkStart w:id="24" w:name="_Toc216530881"/>
       <w:r>
         <w:rPr>
           <w:rFonts w:ascii="標楷體" w:eastAsia="標楷體" w:hAnsi="標楷體"/>
@@ -8233,6 +9772,7 @@
         </w:rPr>
         <w:t xml:space="preserve"> 旋轉與縮放參數的預先離散與快取</w:t>
       </w:r>
+      <w:bookmarkEnd w:id="24"/>
     </w:p>
     <w:p>
       <w:pPr>
@@ -8244,6 +9784,7 @@
           <w:color w:val="000000" w:themeColor="text1"/>
         </w:rPr>
       </w:pPr>
+      <w:bookmarkStart w:id="25" w:name="_Toc216530882"/>
       <w:r>
         <w:rPr>
           <w:rFonts w:ascii="標楷體" w:eastAsia="標楷體" w:hAnsi="標楷體"/>
@@ -8251,6 +9792,7 @@
         </w:rPr>
         <w:t>3.1 旋轉角度的預先計算</w:t>
       </w:r>
+      <w:bookmarkEnd w:id="25"/>
     </w:p>
     <w:p>
       <w:pPr>
@@ -8431,15 +9973,7 @@
           <w:rFonts w:ascii="標楷體" w:eastAsia="標楷體" w:hAnsi="標楷體"/>
           <w:color w:val="000000" w:themeColor="text1"/>
         </w:rPr>
-        <w:t>雖然在實際投票時主要使用的是 cos(alpha + psi) 與 sin(alpha + psi)，但</w:t>
-      </w:r>
-      <w:r>
-        <w:rPr>
-          <w:rFonts w:ascii="標楷體" w:eastAsia="標楷體" w:hAnsi="標楷體"/>
-          <w:color w:val="000000" w:themeColor="text1"/>
-        </w:rPr>
-        <w:lastRenderedPageBreak/>
-        <w:t>此離散化策略本身已有效避免動態產生角度範圍，並使整體搜尋空間可控。</w:t>
+        <w:t>雖然在實際投票時主要使用的是 cos(alpha + psi) 與 sin(alpha + psi)，但此離散化策略本身已有效避免動態產生角度範圍，並使整體搜尋空間可控。</w:t>
       </w:r>
     </w:p>
     <w:p>
@@ -8452,6 +9986,7 @@
           <w:color w:val="000000" w:themeColor="text1"/>
         </w:rPr>
       </w:pPr>
+      <w:bookmarkStart w:id="26" w:name="_Toc216530883"/>
       <w:r>
         <w:rPr>
           <w:rFonts w:ascii="標楷體" w:eastAsia="標楷體" w:hAnsi="標楷體"/>
@@ -8459,6 +9994,7 @@
         </w:rPr>
         <w:t>3.2 縮放倍率的有限集合</w:t>
       </w:r>
+      <w:bookmarkEnd w:id="26"/>
     </w:p>
     <w:p>
       <w:pPr>
@@ -8573,6 +10109,7 @@
           <w:color w:val="000000" w:themeColor="text1"/>
         </w:rPr>
       </w:pPr>
+      <w:bookmarkStart w:id="27" w:name="_Toc216530884"/>
       <w:r>
         <w:rPr>
           <w:rFonts w:ascii="標楷體" w:eastAsia="標楷體" w:hAnsi="標楷體"/>
@@ -8594,6 +10131,7 @@
         </w:rPr>
         <w:t xml:space="preserve"> 投票階段的核心加速設計</w:t>
       </w:r>
+      <w:bookmarkEnd w:id="27"/>
     </w:p>
     <w:p>
       <w:pPr>
@@ -8702,7 +10240,15 @@
           <w:rFonts w:ascii="標楷體" w:eastAsia="標楷體" w:hAnsi="標楷體"/>
           <w:color w:val="000000" w:themeColor="text1"/>
         </w:rPr>
-        <w:t>其結果為一個 (S, K) 的矩陣，代表所有縮放倍率與 R-table entries 的組合。接著，同樣以向量化方式計算所有候選中心位置：</w:t>
+        <w:t>其結果為一個 (S, K) 的矩陣，代表所有縮放倍率與 R-table entries 的組合。</w:t>
+      </w:r>
+      <w:r>
+        <w:rPr>
+          <w:rFonts w:ascii="標楷體" w:eastAsia="標楷體" w:hAnsi="標楷體"/>
+          <w:color w:val="000000" w:themeColor="text1"/>
+        </w:rPr>
+        <w:lastRenderedPageBreak/>
+        <w:t>接著，同樣以向量化方式計算所有候選中心位置：</w:t>
       </w:r>
     </w:p>
     <w:p>
@@ -8992,6 +10538,7 @@
           <w:color w:val="000000" w:themeColor="text1"/>
         </w:rPr>
       </w:pPr>
+      <w:bookmarkStart w:id="28" w:name="_Toc216530885"/>
       <w:r>
         <w:rPr>
           <w:rFonts w:ascii="標楷體" w:eastAsia="標楷體" w:hAnsi="標楷體"/>
@@ -8999,6 +10546,7 @@
         </w:rPr>
         <w:t>5 邊界檢查的遮罩（Mask）過濾</w:t>
       </w:r>
+      <w:bookmarkEnd w:id="28"/>
     </w:p>
     <w:p>
       <w:pPr>
@@ -9010,6 +10558,7 @@
           <w:color w:val="000000" w:themeColor="text1"/>
         </w:rPr>
       </w:pPr>
+      <w:bookmarkStart w:id="29" w:name="_Toc216530886"/>
       <w:r>
         <w:rPr>
           <w:rFonts w:ascii="標楷體" w:eastAsia="標楷體" w:hAnsi="標楷體"/>
@@ -9017,6 +10566,7 @@
         </w:rPr>
         <w:t>5.1 傳統作法的問題</w:t>
       </w:r>
+      <w:bookmarkEnd w:id="29"/>
     </w:p>
     <w:p>
       <w:pPr>
@@ -9132,6 +10682,7 @@
           <w:color w:val="000000" w:themeColor="text1"/>
         </w:rPr>
       </w:pPr>
+      <w:bookmarkStart w:id="30" w:name="_Toc216530887"/>
       <w:r>
         <w:rPr>
           <w:rFonts w:ascii="標楷體" w:eastAsia="標楷體" w:hAnsi="標楷體"/>
@@ -9155,6 +10706,7 @@
         </w:rPr>
         <w:t>的加速方式</w:t>
       </w:r>
+      <w:bookmarkEnd w:id="30"/>
     </w:p>
     <w:p>
       <w:pPr>
@@ -9273,7 +10825,6 @@
           <w:rFonts w:ascii="標楷體" w:eastAsia="標楷體" w:hAnsi="標楷體"/>
           <w:color w:val="000000" w:themeColor="text1"/>
         </w:rPr>
-        <w:lastRenderedPageBreak/>
         <w:t>避免大量 Python if 判斷</w:t>
       </w:r>
     </w:p>
@@ -9339,6 +10890,7 @@
           <w:color w:val="000000" w:themeColor="text1"/>
         </w:rPr>
       </w:pPr>
+      <w:bookmarkStart w:id="31" w:name="_Toc216530888"/>
       <w:r>
         <w:rPr>
           <w:rFonts w:ascii="標楷體" w:eastAsia="標楷體" w:hAnsi="標楷體"/>
@@ -9360,6 +10912,7 @@
         </w:rPr>
         <w:t xml:space="preserve"> 累加器設計與折衷</w:t>
       </w:r>
+      <w:bookmarkEnd w:id="31"/>
     </w:p>
     <w:p>
       <w:pPr>
@@ -9371,6 +10924,7 @@
           <w:color w:val="000000" w:themeColor="text1"/>
         </w:rPr>
       </w:pPr>
+      <w:bookmarkStart w:id="32" w:name="_Toc216530889"/>
       <w:r>
         <w:rPr>
           <w:rFonts w:ascii="標楷體" w:eastAsia="標楷體" w:hAnsi="標楷體"/>
@@ -9378,6 +10932,7 @@
         </w:rPr>
         <w:t>6.1 四維累加器的必要性</w:t>
       </w:r>
+      <w:bookmarkEnd w:id="32"/>
     </w:p>
     <w:p>
       <w:pPr>
@@ -9548,6 +11103,7 @@
           <w:rFonts w:ascii="標楷體" w:eastAsia="標楷體" w:hAnsi="標楷體"/>
           <w:color w:val="000000" w:themeColor="text1"/>
         </w:rPr>
+        <w:lastRenderedPageBreak/>
         <w:t>適合用於學術與教學目的</w:t>
       </w:r>
     </w:p>
@@ -9561,6 +11117,7 @@
           <w:color w:val="000000" w:themeColor="text1"/>
         </w:rPr>
       </w:pPr>
+      <w:bookmarkStart w:id="33" w:name="_Toc216530890"/>
       <w:r>
         <w:rPr>
           <w:rFonts w:ascii="標楷體" w:eastAsia="標楷體" w:hAnsi="標楷體"/>
@@ -9584,6 +11141,7 @@
         </w:rPr>
         <w:t>圈</w:t>
       </w:r>
+      <w:bookmarkEnd w:id="33"/>
     </w:p>
     <w:p>
       <w:pPr>
@@ -9718,6 +11276,7 @@
           <w:color w:val="000000" w:themeColor="text1"/>
         </w:rPr>
       </w:pPr>
+      <w:bookmarkStart w:id="34" w:name="_Toc216530891"/>
       <w:r>
         <w:rPr>
           <w:rFonts w:ascii="標楷體" w:eastAsia="標楷體" w:hAnsi="標楷體"/>
@@ -9739,6 +11298,7 @@
         </w:rPr>
         <w:t xml:space="preserve"> 整體加速效果總結</w:t>
       </w:r>
+      <w:bookmarkEnd w:id="34"/>
     </w:p>
     <w:p>
       <w:pPr>
@@ -9875,87 +11435,639 @@
           <w:rFonts w:ascii="標楷體" w:eastAsia="標楷體" w:hAnsi="標楷體"/>
           <w:color w:val="000000" w:themeColor="text1"/>
         </w:rPr>
+        <w:t>適合擴充至 GPU 或平行運算架構</w:t>
+      </w:r>
+    </w:p>
+    <w:p>
+      <w:pPr>
+        <w:spacing w:line="240" w:lineRule="auto"/>
+        <w:jc w:val="both"/>
+        <w:rPr>
+          <w:rFonts w:ascii="標楷體" w:eastAsia="標楷體" w:hAnsi="標楷體"/>
+          <w:color w:val="000000" w:themeColor="text1"/>
+        </w:rPr>
+      </w:pPr>
+      <w:r>
+        <w:rPr>
+          <w:rFonts w:ascii="標楷體" w:eastAsia="標楷體" w:hAnsi="標楷體"/>
+          <w:color w:val="000000" w:themeColor="text1"/>
+        </w:rPr>
+        <w:t>相較於未加速的旋轉＋縮放 GHT，</w:t>
+      </w:r>
+      <w:proofErr w:type="gramStart"/>
+      <w:r>
+        <w:rPr>
+          <w:rFonts w:ascii="標楷體" w:eastAsia="標楷體" w:hAnsi="標楷體"/>
+          <w:color w:val="000000" w:themeColor="text1"/>
+        </w:rPr>
+        <w:t>本實作</w:t>
+      </w:r>
+      <w:proofErr w:type="gramEnd"/>
+      <w:r>
+        <w:rPr>
+          <w:rFonts w:ascii="標楷體" w:eastAsia="標楷體" w:hAnsi="標楷體"/>
+          <w:color w:val="000000" w:themeColor="text1"/>
+        </w:rPr>
+        <w:t>在實際執行時間上有顯著改善，同時仍能維持完整的偵測精度，達成效能與正確性的平衡。</w:t>
+      </w:r>
+    </w:p>
+    <w:p>
+      <w:pPr>
+        <w:spacing w:line="240" w:lineRule="auto"/>
+        <w:jc w:val="both"/>
+        <w:rPr>
+          <w:rFonts w:ascii="標楷體" w:eastAsia="標楷體" w:hAnsi="標楷體"/>
+          <w:color w:val="000000" w:themeColor="text1"/>
+        </w:rPr>
+      </w:pPr>
+    </w:p>
+    <w:p>
+      <w:pPr>
+        <w:pStyle w:val="2"/>
+        <w:spacing w:line="240" w:lineRule="auto"/>
+        <w:jc w:val="both"/>
+        <w:rPr>
+          <w:rFonts w:ascii="標楷體" w:eastAsia="標楷體" w:hAnsi="標楷體"/>
+          <w:color w:val="000000" w:themeColor="text1"/>
+        </w:rPr>
+      </w:pPr>
+      <w:bookmarkStart w:id="35" w:name="_Toc216530892"/>
+      <w:r>
+        <w:rPr>
+          <w:rFonts w:ascii="標楷體" w:eastAsia="標楷體" w:hAnsi="標楷體" w:hint="eastAsia"/>
+          <w:color w:val="000000" w:themeColor="text1"/>
+        </w:rPr>
+        <w:t xml:space="preserve">8. </w:t>
+      </w:r>
+      <w:r>
+        <w:rPr>
+          <w:rFonts w:ascii="標楷體" w:eastAsia="標楷體" w:hAnsi="標楷體"/>
+          <w:color w:val="000000" w:themeColor="text1"/>
+        </w:rPr>
+        <w:t>偵測結果呈現</w:t>
+      </w:r>
+      <w:bookmarkEnd w:id="35"/>
+    </w:p>
+    <w:p>
+      <w:pPr>
+        <w:spacing w:line="240" w:lineRule="auto"/>
+        <w:jc w:val="both"/>
+        <w:rPr>
+          <w:rFonts w:ascii="標楷體" w:eastAsia="標楷體" w:hAnsi="標楷體"/>
+          <w:color w:val="000000" w:themeColor="text1"/>
+        </w:rPr>
+      </w:pPr>
+      <w:r>
+        <w:rPr>
+          <w:rFonts w:ascii="標楷體" w:eastAsia="標楷體" w:hAnsi="標楷體"/>
+          <w:color w:val="000000" w:themeColor="text1"/>
+        </w:rPr>
+        <w:t>GHT_with_rotation_and_scaling</w:t>
+      </w:r>
+      <w:r>
+        <w:rPr>
+          <w:rFonts w:ascii="標楷體" w:eastAsia="標楷體" w:hAnsi="標楷體" w:hint="eastAsia"/>
+          <w:color w:val="000000" w:themeColor="text1"/>
+        </w:rPr>
+        <w:t>_fast</w:t>
+      </w:r>
+      <w:r>
+        <w:rPr>
+          <w:rFonts w:ascii="標楷體" w:eastAsia="標楷體" w:hAnsi="標楷體"/>
+          <w:color w:val="000000" w:themeColor="text1"/>
+        </w:rPr>
+        <w:t>.py</w:t>
+      </w:r>
+    </w:p>
+    <w:p>
+      <w:pPr>
+        <w:spacing w:line="240" w:lineRule="auto"/>
+        <w:jc w:val="both"/>
+        <w:rPr>
+          <w:rFonts w:ascii="標楷體" w:eastAsia="標楷體" w:hAnsi="標楷體" w:hint="eastAsia"/>
+          <w:color w:val="000000" w:themeColor="text1"/>
+        </w:rPr>
+      </w:pPr>
+      <w:r>
+        <w:rPr>
+          <w:rFonts w:ascii="標楷體" w:eastAsia="標楷體" w:hAnsi="標楷體" w:hint="eastAsia"/>
+          <w:color w:val="000000" w:themeColor="text1"/>
+        </w:rPr>
+        <w:t>縮放倍率可自行修改第 3</w:t>
+      </w:r>
+      <w:r>
+        <w:rPr>
+          <w:rFonts w:ascii="標楷體" w:eastAsia="標楷體" w:hAnsi="標楷體" w:hint="eastAsia"/>
+          <w:color w:val="000000" w:themeColor="text1"/>
+        </w:rPr>
+        <w:t>0</w:t>
+      </w:r>
+      <w:r>
+        <w:rPr>
+          <w:rFonts w:ascii="標楷體" w:eastAsia="標楷體" w:hAnsi="標楷體" w:hint="eastAsia"/>
+          <w:color w:val="000000" w:themeColor="text1"/>
+        </w:rPr>
+        <w:t xml:space="preserve"> 行的</w:t>
+      </w:r>
+      <w:r>
+        <w:rPr>
+          <w:rFonts w:ascii="標楷體" w:eastAsia="標楷體" w:hAnsi="標楷體" w:hint="eastAsia"/>
+          <w:color w:val="000000" w:themeColor="text1"/>
+        </w:rPr>
+        <w:t xml:space="preserve"> </w:t>
+      </w:r>
+      <w:proofErr w:type="spellStart"/>
+      <w:r>
+        <w:rPr>
+          <w:rFonts w:ascii="標楷體" w:eastAsia="標楷體" w:hAnsi="標楷體"/>
+          <w:color w:val="000000" w:themeColor="text1"/>
+        </w:rPr>
+        <w:t>scale_factor</w:t>
+      </w:r>
+      <w:proofErr w:type="spellEnd"/>
+      <w:r>
+        <w:rPr>
+          <w:rFonts w:ascii="標楷體" w:eastAsia="標楷體" w:hAnsi="標楷體" w:hint="eastAsia"/>
+          <w:color w:val="000000" w:themeColor="text1"/>
+        </w:rPr>
+        <w:t xml:space="preserve"> </w:t>
+      </w:r>
+      <w:r>
+        <w:rPr>
+          <w:rFonts w:ascii="標楷體" w:eastAsia="標楷體" w:hAnsi="標楷體" w:hint="eastAsia"/>
+          <w:color w:val="000000" w:themeColor="text1"/>
+        </w:rPr>
+        <w:t>參數，目前預設</w:t>
+      </w:r>
+      <w:r>
+        <w:rPr>
+          <w:rFonts w:ascii="標楷體" w:eastAsia="標楷體" w:hAnsi="標楷體" w:hint="eastAsia"/>
+          <w:color w:val="000000" w:themeColor="text1"/>
+        </w:rPr>
+        <w:t>為</w:t>
+      </w:r>
+      <w:r>
+        <w:rPr>
+          <w:rFonts w:ascii="標楷體" w:eastAsia="標楷體" w:hAnsi="標楷體" w:hint="eastAsia"/>
+          <w:color w:val="000000" w:themeColor="text1"/>
+        </w:rPr>
+        <w:t xml:space="preserve">只偵測 </w:t>
+      </w:r>
+      <w:r>
+        <w:rPr>
+          <w:rFonts w:ascii="標楷體" w:eastAsia="標楷體" w:hAnsi="標楷體"/>
+          <w:color w:val="000000" w:themeColor="text1"/>
+        </w:rPr>
+        <w:t>0</w:t>
+      </w:r>
+      <w:r>
+        <w:rPr>
+          <w:rFonts w:ascii="標楷體" w:eastAsia="標楷體" w:hAnsi="標楷體" w:hint="eastAsia"/>
+          <w:color w:val="000000" w:themeColor="text1"/>
+        </w:rPr>
+        <w:t xml:space="preserve">.5 到 </w:t>
+      </w:r>
+      <w:r>
+        <w:rPr>
+          <w:rFonts w:ascii="標楷體" w:eastAsia="標楷體" w:hAnsi="標楷體"/>
+          <w:color w:val="000000" w:themeColor="text1"/>
+        </w:rPr>
+        <w:t>1.</w:t>
+      </w:r>
+      <w:r>
+        <w:rPr>
+          <w:rFonts w:ascii="標楷體" w:eastAsia="標楷體" w:hAnsi="標楷體" w:hint="eastAsia"/>
+          <w:color w:val="000000" w:themeColor="text1"/>
+        </w:rPr>
+        <w:t>5</w:t>
+      </w:r>
+      <w:r>
+        <w:rPr>
+          <w:rFonts w:ascii="標楷體" w:eastAsia="標楷體" w:hAnsi="標楷體" w:hint="eastAsia"/>
+          <w:color w:val="000000" w:themeColor="text1"/>
+        </w:rPr>
+        <w:t xml:space="preserve"> 倍率</w:t>
+      </w:r>
+      <w:r>
+        <w:rPr>
+          <w:rFonts w:ascii="標楷體" w:eastAsia="標楷體" w:hAnsi="標楷體" w:hint="eastAsia"/>
+          <w:color w:val="000000" w:themeColor="text1"/>
+        </w:rPr>
+        <w:t>，間距為 0.1</w:t>
+      </w:r>
+      <w:r>
+        <w:rPr>
+          <w:rFonts w:ascii="標楷體" w:eastAsia="標楷體" w:hAnsi="標楷體" w:hint="eastAsia"/>
+          <w:color w:val="000000" w:themeColor="text1"/>
+        </w:rPr>
+        <w:t>，共</w:t>
+      </w:r>
+      <w:r>
+        <w:rPr>
+          <w:rFonts w:ascii="標楷體" w:eastAsia="標楷體" w:hAnsi="標楷體" w:hint="eastAsia"/>
+          <w:color w:val="000000" w:themeColor="text1"/>
+        </w:rPr>
+        <w:t>「</w:t>
+      </w:r>
+      <w:r>
+        <w:rPr>
+          <w:rFonts w:ascii="標楷體" w:eastAsia="標楷體" w:hAnsi="標楷體" w:hint="eastAsia"/>
+          <w:color w:val="000000" w:themeColor="text1"/>
+        </w:rPr>
+        <w:t xml:space="preserve">11 </w:t>
+      </w:r>
+      <w:proofErr w:type="gramStart"/>
+      <w:r>
+        <w:rPr>
+          <w:rFonts w:ascii="標楷體" w:eastAsia="標楷體" w:hAnsi="標楷體" w:hint="eastAsia"/>
+          <w:color w:val="000000" w:themeColor="text1"/>
+        </w:rPr>
+        <w:t>個</w:t>
+      </w:r>
+      <w:proofErr w:type="gramEnd"/>
+      <w:r>
+        <w:rPr>
+          <w:rFonts w:ascii="標楷體" w:eastAsia="標楷體" w:hAnsi="標楷體" w:hint="eastAsia"/>
+          <w:color w:val="000000" w:themeColor="text1"/>
+        </w:rPr>
+        <w:t>倍率</w:t>
+      </w:r>
+      <w:r>
+        <w:rPr>
+          <w:rFonts w:ascii="標楷體" w:eastAsia="標楷體" w:hAnsi="標楷體" w:hint="eastAsia"/>
+          <w:color w:val="000000" w:themeColor="text1"/>
+        </w:rPr>
+        <w:t>」</w:t>
+      </w:r>
+      <w:r>
+        <w:rPr>
+          <w:rFonts w:ascii="標楷體" w:eastAsia="標楷體" w:hAnsi="標楷體" w:hint="eastAsia"/>
+          <w:color w:val="000000" w:themeColor="text1"/>
+        </w:rPr>
+        <w:t>。預設精度最小單位為 3 度（弧度）。</w:t>
+      </w:r>
+    </w:p>
+    <w:p>
+      <w:pPr>
+        <w:spacing w:line="240" w:lineRule="auto"/>
+        <w:jc w:val="both"/>
+        <w:rPr>
+          <w:rFonts w:ascii="標楷體" w:eastAsia="標楷體" w:hAnsi="標楷體"/>
+          <w:color w:val="000000" w:themeColor="text1"/>
+        </w:rPr>
+      </w:pPr>
+    </w:p>
+    <w:p>
+      <w:pPr>
+        <w:spacing w:line="240" w:lineRule="auto"/>
+        <w:jc w:val="both"/>
+        <w:rPr>
+          <w:rFonts w:ascii="標楷體" w:eastAsia="標楷體" w:hAnsi="標楷體"/>
+          <w:color w:val="000000" w:themeColor="text1"/>
+        </w:rPr>
+      </w:pPr>
+    </w:p>
+    <w:p>
+      <w:pPr>
+        <w:spacing w:line="240" w:lineRule="auto"/>
+        <w:jc w:val="both"/>
+        <w:rPr>
+          <w:rFonts w:ascii="標楷體" w:eastAsia="標楷體" w:hAnsi="標楷體" w:hint="eastAsia"/>
+          <w:color w:val="000000" w:themeColor="text1"/>
+        </w:rPr>
+      </w:pPr>
+    </w:p>
+    <w:p>
+      <w:pPr>
+        <w:spacing w:line="240" w:lineRule="auto"/>
+        <w:jc w:val="both"/>
+        <w:rPr>
+          <w:rFonts w:ascii="標楷體" w:eastAsia="標楷體" w:hAnsi="標楷體" w:hint="eastAsia"/>
+          <w:color w:val="000000" w:themeColor="text1"/>
+        </w:rPr>
+      </w:pPr>
+      <w:r>
+        <w:rPr>
+          <w:rFonts w:ascii="標楷體" w:eastAsia="標楷體" w:hAnsi="標楷體"/>
+          <w:color w:val="000000" w:themeColor="text1"/>
+        </w:rPr>
         <w:lastRenderedPageBreak/>
-        <w:t>適合擴充至 GPU 或平行運算架構</w:t>
-      </w:r>
-    </w:p>
-    <w:p>
-      <w:pPr>
-        <w:spacing w:line="240" w:lineRule="auto"/>
-        <w:jc w:val="both"/>
-        <w:rPr>
-          <w:rFonts w:ascii="標楷體" w:eastAsia="標楷體" w:hAnsi="標楷體"/>
-          <w:color w:val="000000" w:themeColor="text1"/>
-        </w:rPr>
-      </w:pPr>
-      <w:r>
-        <w:rPr>
-          <w:rFonts w:ascii="標楷體" w:eastAsia="標楷體" w:hAnsi="標楷體"/>
-          <w:color w:val="000000" w:themeColor="text1"/>
-        </w:rPr>
-        <w:t>相較於未加速的旋轉＋縮放 GHT，</w:t>
+        <w:t>GHT_with_rotation_and_scaling</w:t>
+      </w:r>
+      <w:r>
+        <w:rPr>
+          <w:rFonts w:ascii="標楷體" w:eastAsia="標楷體" w:hAnsi="標楷體" w:hint="eastAsia"/>
+          <w:color w:val="000000" w:themeColor="text1"/>
+        </w:rPr>
+        <w:t>_fast</w:t>
+      </w:r>
+      <w:r>
+        <w:rPr>
+          <w:rFonts w:ascii="標楷體" w:eastAsia="標楷體" w:hAnsi="標楷體"/>
+          <w:color w:val="000000" w:themeColor="text1"/>
+        </w:rPr>
+        <w:t>.py</w:t>
+      </w:r>
+      <w:r>
+        <w:rPr>
+          <w:rFonts w:ascii="標楷體" w:eastAsia="標楷體" w:hAnsi="標楷體" w:hint="eastAsia"/>
+          <w:color w:val="000000" w:themeColor="text1"/>
+        </w:rPr>
+        <w:t>，</w:t>
+      </w:r>
+      <w:r>
+        <w:rPr>
+          <w:rFonts w:ascii="標楷體" w:eastAsia="標楷體" w:hAnsi="標楷體" w:hint="eastAsia"/>
+          <w:color w:val="000000" w:themeColor="text1"/>
+        </w:rPr>
+        <w:t xml:space="preserve">1.2 </w:t>
       </w:r>
       <w:proofErr w:type="gramStart"/>
       <w:r>
         <w:rPr>
-          <w:rFonts w:ascii="標楷體" w:eastAsia="標楷體" w:hAnsi="標楷體"/>
-          <w:color w:val="000000" w:themeColor="text1"/>
-        </w:rPr>
-        <w:t>本實作</w:t>
+          <w:rFonts w:ascii="標楷體" w:eastAsia="標楷體" w:hAnsi="標楷體" w:hint="eastAsia"/>
+          <w:color w:val="000000" w:themeColor="text1"/>
+        </w:rPr>
+        <w:t>倍</w:t>
       </w:r>
       <w:proofErr w:type="gramEnd"/>
       <w:r>
         <w:rPr>
-          <w:rFonts w:ascii="標楷體" w:eastAsia="標楷體" w:hAnsi="標楷體"/>
-          <w:color w:val="000000" w:themeColor="text1"/>
-        </w:rPr>
-        <w:t>在實際執行時間上有顯著改善，同時仍能維持完整的偵測精度，達成效能與正確性的平衡。</w:t>
-      </w:r>
-    </w:p>
-    <w:p>
-      <w:pPr>
-        <w:spacing w:line="240" w:lineRule="auto"/>
-        <w:jc w:val="both"/>
-        <w:rPr>
-          <w:rFonts w:ascii="標楷體" w:eastAsia="標楷體" w:hAnsi="標楷體"/>
-          <w:color w:val="000000" w:themeColor="text1"/>
-        </w:rPr>
-      </w:pPr>
-    </w:p>
-    <w:p>
-      <w:pPr>
-        <w:pStyle w:val="2"/>
-        <w:spacing w:line="240" w:lineRule="auto"/>
-        <w:jc w:val="both"/>
-        <w:rPr>
-          <w:rFonts w:ascii="標楷體" w:eastAsia="標楷體" w:hAnsi="標楷體"/>
-          <w:color w:val="000000" w:themeColor="text1"/>
-        </w:rPr>
-      </w:pPr>
-      <w:r>
-        <w:rPr>
           <w:rFonts w:ascii="標楷體" w:eastAsia="標楷體" w:hAnsi="標楷體" w:hint="eastAsia"/>
           <w:color w:val="000000" w:themeColor="text1"/>
         </w:rPr>
-        <w:t xml:space="preserve">8. </w:t>
-      </w:r>
-      <w:r>
-        <w:rPr>
-          <w:rFonts w:ascii="標楷體" w:eastAsia="標楷體" w:hAnsi="標楷體"/>
-          <w:color w:val="000000" w:themeColor="text1"/>
-        </w:rPr>
-        <w:t>偵測結果呈現</w:t>
-      </w:r>
-    </w:p>
-    <w:p>
-      <w:pPr>
-        <w:spacing w:line="240" w:lineRule="auto"/>
-        <w:jc w:val="both"/>
+        <w:t>，45 度</w:t>
+      </w:r>
+      <w:r>
         <w:rPr>
           <w:rFonts w:ascii="標楷體" w:eastAsia="標楷體" w:hAnsi="標楷體" w:hint="eastAsia"/>
           <w:color w:val="000000" w:themeColor="text1"/>
         </w:rPr>
-      </w:pPr>
+        <w:t>，</w:t>
+      </w:r>
+      <w:r>
+        <w:rPr>
+          <w:rFonts w:ascii="標楷體" w:eastAsia="標楷體" w:hAnsi="標楷體" w:hint="eastAsia"/>
+          <w:color w:val="000000" w:themeColor="text1"/>
+        </w:rPr>
+        <w:t xml:space="preserve">偵測 </w:t>
+      </w:r>
+      <w:r>
+        <w:rPr>
+          <w:rFonts w:ascii="標楷體" w:eastAsia="標楷體" w:hAnsi="標楷體" w:hint="eastAsia"/>
+          <w:color w:val="000000" w:themeColor="text1"/>
+        </w:rPr>
+        <w:t>11</w:t>
+      </w:r>
+      <w:r>
+        <w:rPr>
+          <w:rFonts w:ascii="標楷體" w:eastAsia="標楷體" w:hAnsi="標楷體" w:hint="eastAsia"/>
+          <w:color w:val="000000" w:themeColor="text1"/>
+        </w:rPr>
+        <w:t xml:space="preserve"> 種倍率</w:t>
+      </w:r>
+      <w:r>
+        <w:rPr>
+          <w:rFonts w:ascii="標楷體" w:eastAsia="標楷體" w:hAnsi="標楷體" w:hint="eastAsia"/>
+          <w:color w:val="000000" w:themeColor="text1"/>
+        </w:rPr>
+        <w:t>(0.5 ~ 1.5，間距為 0.1)：</w:t>
+      </w:r>
+    </w:p>
+    <w:p>
+      <w:pPr>
+        <w:spacing w:line="240" w:lineRule="auto"/>
+        <w:jc w:val="both"/>
+        <w:rPr>
+          <w:rFonts w:ascii="標楷體" w:eastAsia="標楷體" w:hAnsi="標楷體" w:hint="eastAsia"/>
+          <w:color w:val="000000" w:themeColor="text1"/>
+        </w:rPr>
+      </w:pPr>
+      <w:r>
+        <w:rPr>
+          <w:rFonts w:ascii="標楷體" w:eastAsia="標楷體" w:hAnsi="標楷體"/>
+          <w:color w:val="000000" w:themeColor="text1"/>
+        </w:rPr>
+        <w:drawing>
+          <wp:inline distT="0" distB="0" distL="0" distR="0" wp14:anchorId="34C10544" wp14:editId="346905F3">
+            <wp:extent cx="5274310" cy="1594485"/>
+            <wp:effectExtent l="0" t="0" r="2540" b="5715"/>
+            <wp:docPr id="204913122" name="圖片 1" descr="一張含有 文字, 螢幕擷取畫面, 字型 的圖片&#10;&#10;AI 產生的內容可能不正確。"/>
+            <wp:cNvGraphicFramePr>
+              <a:graphicFrameLocks xmlns:a="http://schemas.openxmlformats.org/drawingml/2006/main" noChangeAspect="1"/>
+            </wp:cNvGraphicFramePr>
+            <a:graphic xmlns:a="http://schemas.openxmlformats.org/drawingml/2006/main">
+              <a:graphicData uri="http://schemas.openxmlformats.org/drawingml/2006/picture">
+                <pic:pic xmlns:pic="http://schemas.openxmlformats.org/drawingml/2006/picture">
+                  <pic:nvPicPr>
+                    <pic:cNvPr id="204913122" name="圖片 1" descr="一張含有 文字, 螢幕擷取畫面, 字型 的圖片&#10;&#10;AI 產生的內容可能不正確。"/>
+                    <pic:cNvPicPr/>
+                  </pic:nvPicPr>
+                  <pic:blipFill>
+                    <a:blip r:embed="rId21"/>
+                    <a:stretch>
+                      <a:fillRect/>
+                    </a:stretch>
+                  </pic:blipFill>
+                  <pic:spPr>
+                    <a:xfrm>
+                      <a:off x="0" y="0"/>
+                      <a:ext cx="5274310" cy="1594485"/>
+                    </a:xfrm>
+                    <a:prstGeom prst="rect">
+                      <a:avLst/>
+                    </a:prstGeom>
+                  </pic:spPr>
+                </pic:pic>
+              </a:graphicData>
+            </a:graphic>
+          </wp:inline>
+        </w:drawing>
+      </w:r>
+    </w:p>
+    <w:p>
+      <w:pPr>
+        <w:spacing w:line="240" w:lineRule="auto"/>
+        <w:jc w:val="both"/>
+        <w:rPr>
+          <w:rFonts w:ascii="標楷體" w:eastAsia="標楷體" w:hAnsi="標楷體"/>
+          <w:color w:val="000000" w:themeColor="text1"/>
+        </w:rPr>
+      </w:pPr>
+    </w:p>
+    <w:p>
+      <w:pPr>
+        <w:spacing w:line="240" w:lineRule="auto"/>
+        <w:jc w:val="both"/>
+        <w:rPr>
+          <w:rFonts w:ascii="標楷體" w:eastAsia="標楷體" w:hAnsi="標楷體" w:hint="eastAsia"/>
+          <w:color w:val="000000" w:themeColor="text1"/>
+        </w:rPr>
+      </w:pPr>
+      <w:r>
+        <w:rPr>
+          <w:rFonts w:ascii="標楷體" w:eastAsia="標楷體" w:hAnsi="標楷體"/>
+          <w:color w:val="000000" w:themeColor="text1"/>
+        </w:rPr>
+        <w:t>GHT_with_rotation_and_scaling.py</w:t>
+      </w:r>
+      <w:r>
+        <w:rPr>
+          <w:rFonts w:ascii="標楷體" w:eastAsia="標楷體" w:hAnsi="標楷體" w:hint="eastAsia"/>
+          <w:color w:val="000000" w:themeColor="text1"/>
+        </w:rPr>
+        <w:t xml:space="preserve">，1.2 </w:t>
+      </w:r>
+      <w:proofErr w:type="gramStart"/>
+      <w:r>
+        <w:rPr>
+          <w:rFonts w:ascii="標楷體" w:eastAsia="標楷體" w:hAnsi="標楷體" w:hint="eastAsia"/>
+          <w:color w:val="000000" w:themeColor="text1"/>
+        </w:rPr>
+        <w:t>倍</w:t>
+      </w:r>
+      <w:proofErr w:type="gramEnd"/>
+      <w:r>
+        <w:rPr>
+          <w:rFonts w:ascii="標楷體" w:eastAsia="標楷體" w:hAnsi="標楷體" w:hint="eastAsia"/>
+          <w:color w:val="000000" w:themeColor="text1"/>
+        </w:rPr>
+        <w:t>，45 度</w:t>
+      </w:r>
+      <w:r>
+        <w:rPr>
+          <w:rFonts w:ascii="標楷體" w:eastAsia="標楷體" w:hAnsi="標楷體" w:hint="eastAsia"/>
+          <w:color w:val="000000" w:themeColor="text1"/>
+        </w:rPr>
+        <w:t>，偵測 3 種倍率(0.8、1.0、1.2)：</w:t>
+      </w:r>
+    </w:p>
+    <w:p>
+      <w:pPr>
+        <w:spacing w:line="240" w:lineRule="auto"/>
+        <w:jc w:val="both"/>
+        <w:rPr>
+          <w:rFonts w:ascii="標楷體" w:eastAsia="標楷體" w:hAnsi="標楷體"/>
+          <w:color w:val="000000" w:themeColor="text1"/>
+        </w:rPr>
+      </w:pPr>
+      <w:r>
+        <w:rPr>
+          <w:rFonts w:ascii="標楷體" w:eastAsia="標楷體" w:hAnsi="標楷體"/>
+          <w:color w:val="000000" w:themeColor="text1"/>
+        </w:rPr>
+        <w:drawing>
+          <wp:inline distT="0" distB="0" distL="0" distR="0" wp14:anchorId="0114503F" wp14:editId="566E7C52">
+            <wp:extent cx="5274310" cy="1628140"/>
+            <wp:effectExtent l="0" t="0" r="2540" b="0"/>
+            <wp:docPr id="1529054685" name="圖片 1" descr="一張含有 文字, 螢幕擷取畫面, 字型 的圖片&#10;&#10;AI 產生的內容可能不正確。"/>
+            <wp:cNvGraphicFramePr>
+              <a:graphicFrameLocks xmlns:a="http://schemas.openxmlformats.org/drawingml/2006/main" noChangeAspect="1"/>
+            </wp:cNvGraphicFramePr>
+            <a:graphic xmlns:a="http://schemas.openxmlformats.org/drawingml/2006/main">
+              <a:graphicData uri="http://schemas.openxmlformats.org/drawingml/2006/picture">
+                <pic:pic xmlns:pic="http://schemas.openxmlformats.org/drawingml/2006/picture">
+                  <pic:nvPicPr>
+                    <pic:cNvPr id="1133864158" name="圖片 1" descr="一張含有 文字, 螢幕擷取畫面, 字型 的圖片&#10;&#10;AI 產生的內容可能不正確。"/>
+                    <pic:cNvPicPr/>
+                  </pic:nvPicPr>
+                  <pic:blipFill>
+                    <a:blip r:embed="rId17"/>
+                    <a:stretch>
+                      <a:fillRect/>
+                    </a:stretch>
+                  </pic:blipFill>
+                  <pic:spPr>
+                    <a:xfrm>
+                      <a:off x="0" y="0"/>
+                      <a:ext cx="5274310" cy="1628140"/>
+                    </a:xfrm>
+                    <a:prstGeom prst="rect">
+                      <a:avLst/>
+                    </a:prstGeom>
+                  </pic:spPr>
+                </pic:pic>
+              </a:graphicData>
+            </a:graphic>
+          </wp:inline>
+        </w:drawing>
+      </w:r>
+    </w:p>
+    <w:p>
+      <w:pPr>
+        <w:spacing w:line="240" w:lineRule="auto"/>
+        <w:jc w:val="both"/>
+        <w:rPr>
+          <w:rFonts w:ascii="標楷體" w:eastAsia="標楷體" w:hAnsi="標楷體"/>
+          <w:color w:val="000000" w:themeColor="text1"/>
+        </w:rPr>
+      </w:pPr>
+    </w:p>
+    <w:p>
+      <w:pPr>
+        <w:spacing w:line="240" w:lineRule="auto"/>
+        <w:jc w:val="both"/>
+        <w:rPr>
+          <w:rFonts w:ascii="標楷體" w:eastAsia="標楷體" w:hAnsi="標楷體" w:hint="eastAsia"/>
+          <w:color w:val="000000" w:themeColor="text1"/>
+        </w:rPr>
+      </w:pPr>
+      <w:r>
+        <w:rPr>
+          <w:rFonts w:ascii="標楷體" w:eastAsia="標楷體" w:hAnsi="標楷體" w:hint="eastAsia"/>
+          <w:color w:val="000000" w:themeColor="text1"/>
+        </w:rPr>
+        <w:t>可以看到</w:t>
+      </w:r>
+      <w:r>
+        <w:rPr>
+          <w:rFonts w:ascii="標楷體" w:eastAsia="標楷體" w:hAnsi="標楷體" w:hint="eastAsia"/>
+          <w:color w:val="000000" w:themeColor="text1"/>
+        </w:rPr>
+        <w:t>快速版</w:t>
+      </w:r>
+      <w:r>
+        <w:rPr>
+          <w:rFonts w:ascii="標楷體" w:eastAsia="標楷體" w:hAnsi="標楷體" w:hint="eastAsia"/>
+          <w:color w:val="000000" w:themeColor="text1"/>
+        </w:rPr>
+        <w:t>在比</w:t>
+      </w:r>
+      <w:r>
+        <w:rPr>
+          <w:rFonts w:ascii="標楷體" w:eastAsia="標楷體" w:hAnsi="標楷體" w:hint="eastAsia"/>
+          <w:color w:val="000000" w:themeColor="text1"/>
+        </w:rPr>
+        <w:t>原版</w:t>
+      </w:r>
+      <w:r>
+        <w:rPr>
+          <w:rFonts w:ascii="標楷體" w:eastAsia="標楷體" w:hAnsi="標楷體" w:hint="eastAsia"/>
+          <w:color w:val="000000" w:themeColor="text1"/>
+        </w:rPr>
+        <w:t>多偵測了 8 種倍率</w:t>
+      </w:r>
+      <w:r>
+        <w:rPr>
+          <w:rFonts w:ascii="標楷體" w:eastAsia="標楷體" w:hAnsi="標楷體" w:hint="eastAsia"/>
+          <w:color w:val="000000" w:themeColor="text1"/>
+        </w:rPr>
+        <w:t>的狀況下，</w:t>
+      </w:r>
+      <w:r>
+        <w:rPr>
+          <w:rFonts w:ascii="標楷體" w:eastAsia="標楷體" w:hAnsi="標楷體" w:hint="eastAsia"/>
+          <w:color w:val="000000" w:themeColor="text1"/>
+        </w:rPr>
+        <w:t>從 03:22 加速到 00:50</w:t>
+      </w:r>
+      <w:r>
+        <w:rPr>
+          <w:rFonts w:ascii="標楷體" w:eastAsia="標楷體" w:hAnsi="標楷體" w:hint="eastAsia"/>
+          <w:color w:val="000000" w:themeColor="text1"/>
+        </w:rPr>
+        <w:t>。</w:t>
+      </w:r>
     </w:p>
     <w:sectPr>
       <w:pgSz w:w="11906" w:h="16838"/>
